--- a/NDR市场加密流量检测深度分析报告V1.1.docx
+++ b/NDR市场加密流量检测深度分析报告V1.1.docx
@@ -8,7 +8,7 @@
         <w:jc w:val="center"/>
       </w:pPr>
       <w:r>
-        <w:t>NDR 市场加密流量方向深度分析报告 V1.1</w:t>
+        <w:t>NDR 市场加密流量方向深度分析报告 V1.2</w:t>
       </w:r>
     </w:p>
     <w:p>
@@ -16,12 +16,17 @@
         <w:jc w:val="center"/>
       </w:pPr>
       <w:r>
-        <w:t>（2022–2024 历史数据 + 2026–2030 市场预测 · 证据标注版 · 含原文截图）</w:t>
+        <w:t>（2022–2024 历史 + 2026–2030 中国预测 + 趋势与机会 · 证据标注版 · 含截图）</w:t>
       </w:r>
     </w:p>
     <w:p>
       <w:r>
-        <w:t>报告版本：V1.1-含截图  |  报告日期：2026年5月  |  NDR 2.0 需求验证</w:t>
+        <w:rPr>
+          <w:rFonts w:ascii="Microsoft YaHei" w:hAnsi="Microsoft YaHei" w:eastAsia="Microsoft YaHei"/>
+          <w:b w:val="0"/>
+          <w:sz w:val="20"/>
+        </w:rPr>
+        <w:t>报告版本：V1.2  |  报告日期：2026年5月  |  NDR 2.0 需求可行性验证</w:t>
       </w:r>
     </w:p>
     <w:p>
@@ -34,7 +39,12 @@
     </w:p>
     <w:p>
       <w:r>
-        <w:t>本报告全部关键数据均附公开网页原文截图佐证，截图采集时间：2026年5月。</w:t>
+        <w:rPr>
+          <w:rFonts w:ascii="Microsoft YaHei" w:hAnsi="Microsoft YaHei" w:eastAsia="Microsoft YaHei"/>
+          <w:b w:val="0"/>
+          <w:sz w:val="20"/>
+        </w:rPr>
+        <w:t>本报告聚焦中国及全球 NDR 市场中加密流量检测（ETD）方向，覆盖 2022–2024 历史数据、2026–2030 中国市场预测、发展趋势与增长机会。关键数据均附公开来源及原文截图（2026年5月采集）。</w:t>
       </w:r>
     </w:p>
     <w:p>
@@ -42,7 +52,7 @@
         <w:pStyle w:val="Heading2"/>
       </w:pPr>
       <w:r>
-        <w:t>核心发现（均已公开验证）</w:t>
+        <w:t>核心发现</w:t>
       </w:r>
     </w:p>
     <w:tbl>
@@ -53,15 +63,14 @@
         <w:tblLook w:firstColumn="1" w:firstRow="1" w:lastColumn="0" w:lastRow="0" w:noHBand="0" w:noVBand="1" w:val="04A0"/>
       </w:tblPr>
       <w:tblGrid>
-        <w:gridCol w:w="2160"/>
-        <w:gridCol w:w="2160"/>
-        <w:gridCol w:w="2160"/>
-        <w:gridCol w:w="2160"/>
+        <w:gridCol w:w="2880"/>
+        <w:gridCol w:w="2880"/>
+        <w:gridCol w:w="2880"/>
       </w:tblGrid>
       <w:tr>
         <w:tc>
           <w:tcPr>
-            <w:tcW w:type="dxa" w:w="2160"/>
+            <w:tcW w:type="dxa" w:w="2880"/>
             <w:shd w:fill="D9E2F3" w:val="clear"/>
           </w:tcPr>
           <w:p>
@@ -76,7 +85,7 @@
         </w:tc>
         <w:tc>
           <w:tcPr>
-            <w:tcW w:type="dxa" w:w="2160"/>
+            <w:tcW w:type="dxa" w:w="2880"/>
             <w:shd w:fill="D9E2F3" w:val="clear"/>
           </w:tcPr>
           <w:p>
@@ -91,7 +100,7 @@
         </w:tc>
         <w:tc>
           <w:tcPr>
-            <w:tcW w:type="dxa" w:w="2160"/>
+            <w:tcW w:type="dxa" w:w="2880"/>
             <w:shd w:fill="D9E2F3" w:val="clear"/>
           </w:tcPr>
           <w:p>
@@ -101,21 +110,6 @@
                 <w:sz w:val="18"/>
               </w:rPr>
               <w:t>证据</w:t>
-            </w:r>
-          </w:p>
-        </w:tc>
-        <w:tc>
-          <w:tcPr>
-            <w:tcW w:type="dxa" w:w="2160"/>
-            <w:shd w:fill="D9E2F3" w:val="clear"/>
-          </w:tcPr>
-          <w:p>
-            <w:r>
-              <w:rPr>
-                <w:b/>
-                <w:sz w:val="18"/>
-              </w:rPr>
-              <w:t>截图</w:t>
             </w:r>
           </w:p>
         </w:tc>
@@ -123,41 +117,40 @@
       <w:tr>
         <w:tc>
           <w:tcPr>
-            <w:tcW w:type="dxa" w:w="2160"/>
-          </w:tcPr>
-          <w:p>
-            <w:r>
-              <w:t>中国 NDR</w:t>
-            </w:r>
-          </w:p>
-        </w:tc>
-        <w:tc>
-          <w:tcPr>
-            <w:tcW w:type="dxa" w:w="2160"/>
-          </w:tcPr>
-          <w:p>
-            <w:r>
-              <w:t>23.6亿元（2024）</w:t>
-            </w:r>
-          </w:p>
-        </w:tc>
-        <w:tc>
-          <w:tcPr>
-            <w:tcW w:type="dxa" w:w="2160"/>
-          </w:tcPr>
-          <w:p>
-            <w:r>
-              <w:t>IDC</w:t>
-            </w:r>
-          </w:p>
-        </w:tc>
-        <w:tc>
-          <w:tcPr>
-            <w:tcW w:type="dxa" w:w="2160"/>
-          </w:tcPr>
-          <w:p>
-            <w:r>
-              <w:t>图2</w:t>
+            <w:tcW w:type="dxa" w:w="2880"/>
+          </w:tcPr>
+          <w:p>
+            <w:r>
+              <w:rPr>
+                <w:sz w:val="18"/>
+              </w:rPr>
+              <w:t>中国 NDR（2024）</w:t>
+            </w:r>
+          </w:p>
+        </w:tc>
+        <w:tc>
+          <w:tcPr>
+            <w:tcW w:type="dxa" w:w="2880"/>
+          </w:tcPr>
+          <w:p>
+            <w:r>
+              <w:rPr>
+                <w:sz w:val="18"/>
+              </w:rPr>
+              <w:t>23.6 亿元，-0.9%</w:t>
+            </w:r>
+          </w:p>
+        </w:tc>
+        <w:tc>
+          <w:tcPr>
+            <w:tcW w:type="dxa" w:w="2880"/>
+          </w:tcPr>
+          <w:p>
+            <w:r>
+              <w:rPr>
+                <w:sz w:val="18"/>
+              </w:rPr>
+              <w:t>IDC ✅</w:t>
             </w:r>
           </w:p>
         </w:tc>
@@ -165,41 +158,40 @@
       <w:tr>
         <w:tc>
           <w:tcPr>
-            <w:tcW w:type="dxa" w:w="2160"/>
-          </w:tcPr>
-          <w:p>
-            <w:r>
-              <w:t>全球 NDR</w:t>
-            </w:r>
-          </w:p>
-        </w:tc>
-        <w:tc>
-          <w:tcPr>
-            <w:tcW w:type="dxa" w:w="2160"/>
-          </w:tcPr>
-          <w:p>
-            <w:r>
-              <w:t>37.7亿美元（2025）</w:t>
-            </w:r>
-          </w:p>
-        </w:tc>
-        <w:tc>
-          <w:tcPr>
-            <w:tcW w:type="dxa" w:w="2160"/>
-          </w:tcPr>
-          <w:p>
-            <w:r>
-              <w:t>Grand View</w:t>
-            </w:r>
-          </w:p>
-        </w:tc>
-        <w:tc>
-          <w:tcPr>
-            <w:tcW w:type="dxa" w:w="2160"/>
-          </w:tcPr>
-          <w:p>
-            <w:r>
-              <w:t>图6</w:t>
+            <w:tcW w:type="dxa" w:w="2880"/>
+          </w:tcPr>
+          <w:p>
+            <w:r>
+              <w:rPr>
+                <w:sz w:val="18"/>
+              </w:rPr>
+              <w:t>中国 NDR（2030 基准）</w:t>
+            </w:r>
+          </w:p>
+        </w:tc>
+        <w:tc>
+          <w:tcPr>
+            <w:tcW w:type="dxa" w:w="2880"/>
+          </w:tcPr>
+          <w:p>
+            <w:r>
+              <w:rPr>
+                <w:sz w:val="18"/>
+              </w:rPr>
+              <w:t>65.7 亿元，CAGR 18.6%</w:t>
+            </w:r>
+          </w:p>
+        </w:tc>
+        <w:tc>
+          <w:tcPr>
+            <w:tcW w:type="dxa" w:w="2880"/>
+          </w:tcPr>
+          <w:p>
+            <w:r>
+              <w:rPr>
+                <w:sz w:val="18"/>
+              </w:rPr>
+              <w:t>贝哲斯+【估算】</w:t>
             </w:r>
           </w:p>
         </w:tc>
@@ -207,41 +199,40 @@
       <w:tr>
         <w:tc>
           <w:tcPr>
-            <w:tcW w:type="dxa" w:w="2160"/>
-          </w:tcPr>
-          <w:p>
-            <w:r>
-              <w:t>加密威胁</w:t>
-            </w:r>
-          </w:p>
-        </w:tc>
-        <w:tc>
-          <w:tcPr>
-            <w:tcW w:type="dxa" w:w="2160"/>
-          </w:tcPr>
-          <w:p>
-            <w:r>
-              <w:t>87.2% 经加密通道</w:t>
-            </w:r>
-          </w:p>
-        </w:tc>
-        <w:tc>
-          <w:tcPr>
-            <w:tcW w:type="dxa" w:w="2160"/>
-          </w:tcPr>
-          <w:p>
-            <w:r>
-              <w:t>Zscaler</w:t>
-            </w:r>
-          </w:p>
-        </w:tc>
-        <w:tc>
-          <w:tcPr>
-            <w:tcW w:type="dxa" w:w="2160"/>
-          </w:tcPr>
-          <w:p>
-            <w:r>
-              <w:t>图4</w:t>
+            <w:tcW w:type="dxa" w:w="2880"/>
+          </w:tcPr>
+          <w:p>
+            <w:r>
+              <w:rPr>
+                <w:sz w:val="18"/>
+              </w:rPr>
+              <w:t>ETD（2030 情景）</w:t>
+            </w:r>
+          </w:p>
+        </w:tc>
+        <w:tc>
+          <w:tcPr>
+            <w:tcW w:type="dxa" w:w="2880"/>
+          </w:tcPr>
+          <w:p>
+            <w:r>
+              <w:rPr>
+                <w:sz w:val="18"/>
+              </w:rPr>
+              <w:t>约 23.7 亿元</w:t>
+            </w:r>
+          </w:p>
+        </w:tc>
+        <w:tc>
+          <w:tcPr>
+            <w:tcW w:type="dxa" w:w="2880"/>
+          </w:tcPr>
+          <w:p>
+            <w:r>
+              <w:rPr>
+                <w:sz w:val="18"/>
+              </w:rPr>
+              <w:t>【情景分析】</w:t>
             </w:r>
           </w:p>
         </w:tc>
@@ -249,41 +240,81 @@
       <w:tr>
         <w:tc>
           <w:tcPr>
-            <w:tcW w:type="dxa" w:w="2160"/>
-          </w:tcPr>
-          <w:p>
-            <w:r>
-              <w:t>HTTPS</w:t>
-            </w:r>
-          </w:p>
-        </w:tc>
-        <w:tc>
-          <w:tcPr>
-            <w:tcW w:type="dxa" w:w="2160"/>
-          </w:tcPr>
-          <w:p>
-            <w:r>
-              <w:t>98% Web 请求</w:t>
-            </w:r>
-          </w:p>
-        </w:tc>
-        <w:tc>
-          <w:tcPr>
-            <w:tcW w:type="dxa" w:w="2160"/>
-          </w:tcPr>
-          <w:p>
-            <w:r>
-              <w:t>HTTP Archive</w:t>
-            </w:r>
-          </w:p>
-        </w:tc>
-        <w:tc>
-          <w:tcPr>
-            <w:tcW w:type="dxa" w:w="2160"/>
-          </w:tcPr>
-          <w:p>
-            <w:r>
-              <w:t>图5</w:t>
+            <w:tcW w:type="dxa" w:w="2880"/>
+          </w:tcPr>
+          <w:p>
+            <w:r>
+              <w:rPr>
+                <w:sz w:val="18"/>
+              </w:rPr>
+              <w:t>加密威胁</w:t>
+            </w:r>
+          </w:p>
+        </w:tc>
+        <w:tc>
+          <w:tcPr>
+            <w:tcW w:type="dxa" w:w="2880"/>
+          </w:tcPr>
+          <w:p>
+            <w:r>
+              <w:rPr>
+                <w:sz w:val="18"/>
+              </w:rPr>
+              <w:t>87.2% 经加密通道</w:t>
+            </w:r>
+          </w:p>
+        </w:tc>
+        <w:tc>
+          <w:tcPr>
+            <w:tcW w:type="dxa" w:w="2880"/>
+          </w:tcPr>
+          <w:p>
+            <w:r>
+              <w:rPr>
+                <w:sz w:val="18"/>
+              </w:rPr>
+              <w:t>Zscaler ✅</w:t>
+            </w:r>
+          </w:p>
+        </w:tc>
+      </w:tr>
+      <w:tr>
+        <w:tc>
+          <w:tcPr>
+            <w:tcW w:type="dxa" w:w="2880"/>
+          </w:tcPr>
+          <w:p>
+            <w:r>
+              <w:rPr>
+                <w:sz w:val="18"/>
+              </w:rPr>
+              <w:t>HTTPS 普及</w:t>
+            </w:r>
+          </w:p>
+        </w:tc>
+        <w:tc>
+          <w:tcPr>
+            <w:tcW w:type="dxa" w:w="2880"/>
+          </w:tcPr>
+          <w:p>
+            <w:r>
+              <w:rPr>
+                <w:sz w:val="18"/>
+              </w:rPr>
+              <w:t>98% 请求</w:t>
+            </w:r>
+          </w:p>
+        </w:tc>
+        <w:tc>
+          <w:tcPr>
+            <w:tcW w:type="dxa" w:w="2880"/>
+          </w:tcPr>
+          <w:p>
+            <w:r>
+              <w:rPr>
+                <w:sz w:val="18"/>
+              </w:rPr>
+              <w:t>HTTP Archive ✅</w:t>
             </w:r>
           </w:p>
         </w:tc>
@@ -346,7 +377,7 @@
                 <w:b/>
                 <w:sz w:val="18"/>
               </w:rPr>
-              <w:t>规模</w:t>
+              <w:t>市场规模</w:t>
             </w:r>
           </w:p>
         </w:tc>
@@ -361,7 +392,7 @@
                 <w:b/>
                 <w:sz w:val="18"/>
               </w:rPr>
-              <w:t>增速</w:t>
+              <w:t>同比增速</w:t>
             </w:r>
           </w:p>
         </w:tc>
@@ -388,6 +419,9 @@
           </w:tcPr>
           <w:p>
             <w:r>
+              <w:rPr>
+                <w:sz w:val="18"/>
+              </w:rPr>
               <w:t>2022</w:t>
             </w:r>
           </w:p>
@@ -398,7 +432,10 @@
           </w:tcPr>
           <w:p>
             <w:r>
-              <w:t>3.5亿美元（约24.2亿）</w:t>
+              <w:rPr>
+                <w:sz w:val="18"/>
+              </w:rPr>
+              <w:t>3.5 亿美元（约 24.2 亿元）</w:t>
             </w:r>
           </w:p>
         </w:tc>
@@ -408,6 +445,9 @@
           </w:tcPr>
           <w:p>
             <w:r>
+              <w:rPr>
+                <w:sz w:val="18"/>
+              </w:rPr>
               <w:t>+13.7%</w:t>
             </w:r>
           </w:p>
@@ -418,6 +458,9 @@
           </w:tcPr>
           <w:p>
             <w:r>
+              <w:rPr>
+                <w:sz w:val="18"/>
+              </w:rPr>
               <w:t>IDC CHC50358323</w:t>
             </w:r>
           </w:p>
@@ -430,6 +473,9 @@
           </w:tcPr>
           <w:p>
             <w:r>
+              <w:rPr>
+                <w:sz w:val="18"/>
+              </w:rPr>
               <w:t>2023</w:t>
             </w:r>
           </w:p>
@@ -440,7 +486,10 @@
           </w:tcPr>
           <w:p>
             <w:r>
-              <w:t>23.8亿元</w:t>
+              <w:rPr>
+                <w:sz w:val="18"/>
+              </w:rPr>
+              <w:t>23.8 亿元人民币</w:t>
             </w:r>
           </w:p>
         </w:tc>
@@ -450,6 +499,9 @@
           </w:tcPr>
           <w:p>
             <w:r>
+              <w:rPr>
+                <w:sz w:val="18"/>
+              </w:rPr>
               <w:t>+1.6%</w:t>
             </w:r>
           </w:p>
@@ -460,6 +512,9 @@
           </w:tcPr>
           <w:p>
             <w:r>
+              <w:rPr>
+                <w:sz w:val="18"/>
+              </w:rPr>
               <w:t>IDC CHC50964624</w:t>
             </w:r>
           </w:p>
@@ -472,6 +527,9 @@
           </w:tcPr>
           <w:p>
             <w:r>
+              <w:rPr>
+                <w:sz w:val="18"/>
+              </w:rPr>
               <w:t>2024</w:t>
             </w:r>
           </w:p>
@@ -482,7 +540,10 @@
           </w:tcPr>
           <w:p>
             <w:r>
-              <w:t>23.6亿元</w:t>
+              <w:rPr>
+                <w:sz w:val="18"/>
+              </w:rPr>
+              <w:t>23.6 亿元人民币</w:t>
             </w:r>
           </w:p>
         </w:tc>
@@ -492,6 +553,9 @@
           </w:tcPr>
           <w:p>
             <w:r>
+              <w:rPr>
+                <w:sz w:val="18"/>
+              </w:rPr>
               <w:t>-0.9%</w:t>
             </w:r>
           </w:p>
@@ -502,6 +566,9 @@
           </w:tcPr>
           <w:p>
             <w:r>
+              <w:rPr>
+                <w:sz w:val="18"/>
+              </w:rPr>
               <w:t>IDC CHC52196225</w:t>
             </w:r>
           </w:p>
@@ -509,6 +576,18 @@
       </w:tr>
     </w:tbl>
     <w:p/>
+    <w:p>
+      <w:r>
+        <w:rPr>
+          <w:rFonts w:ascii="Microsoft YaHei" w:hAnsi="Microsoft YaHei" w:eastAsia="Microsoft YaHei"/>
+          <w:b w:val="0"/>
+          <w:i/>
+          <w:color w:val="800000"/>
+          <w:sz w:val="18"/>
+        </w:rPr>
+        <w:t>数据冲突：华经 25.48 亿、数世 24.64 亿（2022）— 口径不同，本报告采用 IDC。</w:t>
+      </w:r>
+    </w:p>
     <w:p>
       <w:pPr>
         <w:jc w:val="center"/>
@@ -520,7 +599,7 @@
           <w:color w:val="1F4E79"/>
           <w:sz w:val="18"/>
         </w:rPr>
-        <w:t>【证据截图 图1】IDC 2022：市场规模 3.5 亿美元</w:t>
+        <w:t>【图1】IDC 2022：3.5 亿美元</w:t>
       </w:r>
     </w:p>
     <w:p>
@@ -588,7 +667,7 @@
           <w:color w:val="1F4E79"/>
           <w:sz w:val="18"/>
         </w:rPr>
-        <w:t>【证据截图 图2】IDC 2024：市场规模 23.6 亿元</w:t>
+        <w:t>【图2】IDC 2024：23.6 亿元</w:t>
       </w:r>
     </w:p>
     <w:p>
@@ -707,7 +786,7 @@
                 <w:b/>
                 <w:sz w:val="18"/>
               </w:rPr>
-              <w:t>说明</w:t>
+              <w:t>公开信息</w:t>
             </w:r>
           </w:p>
         </w:tc>
@@ -719,6 +798,9 @@
           </w:tcPr>
           <w:p>
             <w:r>
+              <w:rPr>
+                <w:sz w:val="18"/>
+              </w:rPr>
               <w:t>1</w:t>
             </w:r>
           </w:p>
@@ -729,6 +811,9 @@
           </w:tcPr>
           <w:p>
             <w:r>
+              <w:rPr>
+                <w:sz w:val="18"/>
+              </w:rPr>
               <w:t>奇安信</w:t>
             </w:r>
           </w:p>
@@ -739,6 +824,9 @@
           </w:tcPr>
           <w:p>
             <w:r>
+              <w:rPr>
+                <w:sz w:val="18"/>
+              </w:rPr>
               <w:t>连续四年第一</w:t>
             </w:r>
           </w:p>
@@ -751,7 +839,10 @@
           </w:tcPr>
           <w:p>
             <w:r>
-              <w:t>2-5</w:t>
+              <w:rPr>
+                <w:sz w:val="18"/>
+              </w:rPr>
+              <w:t>2</w:t>
             </w:r>
           </w:p>
         </w:tc>
@@ -761,7 +852,10 @@
           </w:tcPr>
           <w:p>
             <w:r>
-              <w:t>绿盟/深信服/安恒/360</w:t>
+              <w:rPr>
+                <w:sz w:val="18"/>
+              </w:rPr>
+              <w:t>绿盟科技</w:t>
             </w:r>
           </w:p>
         </w:tc>
@@ -771,7 +865,10 @@
           </w:tcPr>
           <w:p>
             <w:r>
-              <w:t>TOP5 主要玩家</w:t>
+              <w:rPr>
+                <w:sz w:val="18"/>
+              </w:rPr>
+              <w:t>TOP5</w:t>
             </w:r>
           </w:p>
         </w:tc>
@@ -783,6 +880,132 @@
           </w:tcPr>
           <w:p>
             <w:r>
+              <w:rPr>
+                <w:sz w:val="18"/>
+              </w:rPr>
+              <w:t>3</w:t>
+            </w:r>
+          </w:p>
+        </w:tc>
+        <w:tc>
+          <w:tcPr>
+            <w:tcW w:type="dxa" w:w="2880"/>
+          </w:tcPr>
+          <w:p>
+            <w:r>
+              <w:rPr>
+                <w:sz w:val="18"/>
+              </w:rPr>
+              <w:t>深信服科技</w:t>
+            </w:r>
+          </w:p>
+        </w:tc>
+        <w:tc>
+          <w:tcPr>
+            <w:tcW w:type="dxa" w:w="2880"/>
+          </w:tcPr>
+          <w:p>
+            <w:r>
+              <w:rPr>
+                <w:sz w:val="18"/>
+              </w:rPr>
+              <w:t>TOP5（与安恒并列第三）</w:t>
+            </w:r>
+          </w:p>
+        </w:tc>
+      </w:tr>
+      <w:tr>
+        <w:tc>
+          <w:tcPr>
+            <w:tcW w:type="dxa" w:w="2880"/>
+          </w:tcPr>
+          <w:p>
+            <w:r>
+              <w:rPr>
+                <w:sz w:val="18"/>
+              </w:rPr>
+              <w:t>4</w:t>
+            </w:r>
+          </w:p>
+        </w:tc>
+        <w:tc>
+          <w:tcPr>
+            <w:tcW w:type="dxa" w:w="2880"/>
+          </w:tcPr>
+          <w:p>
+            <w:r>
+              <w:rPr>
+                <w:sz w:val="18"/>
+              </w:rPr>
+              <w:t>安恒信息</w:t>
+            </w:r>
+          </w:p>
+        </w:tc>
+        <w:tc>
+          <w:tcPr>
+            <w:tcW w:type="dxa" w:w="2880"/>
+          </w:tcPr>
+          <w:p>
+            <w:r>
+              <w:rPr>
+                <w:sz w:val="18"/>
+              </w:rPr>
+              <w:t>TOP5</w:t>
+            </w:r>
+          </w:p>
+        </w:tc>
+      </w:tr>
+      <w:tr>
+        <w:tc>
+          <w:tcPr>
+            <w:tcW w:type="dxa" w:w="2880"/>
+          </w:tcPr>
+          <w:p>
+            <w:r>
+              <w:rPr>
+                <w:sz w:val="18"/>
+              </w:rPr>
+              <w:t>5</w:t>
+            </w:r>
+          </w:p>
+        </w:tc>
+        <w:tc>
+          <w:tcPr>
+            <w:tcW w:type="dxa" w:w="2880"/>
+          </w:tcPr>
+          <w:p>
+            <w:r>
+              <w:rPr>
+                <w:sz w:val="18"/>
+              </w:rPr>
+              <w:t>360 数字安全</w:t>
+            </w:r>
+          </w:p>
+        </w:tc>
+        <w:tc>
+          <w:tcPr>
+            <w:tcW w:type="dxa" w:w="2880"/>
+          </w:tcPr>
+          <w:p>
+            <w:r>
+              <w:rPr>
+                <w:sz w:val="18"/>
+              </w:rPr>
+              <w:t>TOP5</w:t>
+            </w:r>
+          </w:p>
+        </w:tc>
+      </w:tr>
+      <w:tr>
+        <w:tc>
+          <w:tcPr>
+            <w:tcW w:type="dxa" w:w="2880"/>
+          </w:tcPr>
+          <w:p>
+            <w:r>
+              <w:rPr>
+                <w:sz w:val="18"/>
+              </w:rPr>
               <w:t>—</w:t>
             </w:r>
           </w:p>
@@ -793,6 +1016,9 @@
           </w:tcPr>
           <w:p>
             <w:r>
+              <w:rPr>
+                <w:sz w:val="18"/>
+              </w:rPr>
               <w:t>观成科技</w:t>
             </w:r>
           </w:p>
@@ -803,7 +1029,10 @@
           </w:tcPr>
           <w:p>
             <w:r>
-              <w:t>加密流量检测代表厂商</w:t>
+              <w:rPr>
+                <w:sz w:val="18"/>
+              </w:rPr>
+              <w:t>ETD 代表厂商（IDC 独立章节）</w:t>
             </w:r>
           </w:p>
         </w:tc>
@@ -821,7 +1050,7 @@
           <w:color w:val="1F4E79"/>
           <w:sz w:val="18"/>
         </w:rPr>
-        <w:t>【证据截图 图3】IDC 2023：奇安信份额 22.5%（2023年数据）</w:t>
+        <w:t>【图3】IDC 2023：奇安信 22.5%（2023年）</w:t>
       </w:r>
     </w:p>
     <w:p>
@@ -879,18 +1108,6 @@
     </w:p>
     <w:p/>
     <w:p>
-      <w:r>
-        <w:rPr>
-          <w:rFonts w:ascii="Microsoft YaHei" w:hAnsi="Microsoft YaHei" w:eastAsia="Microsoft YaHei"/>
-          <w:b w:val="0"/>
-          <w:i/>
-          <w:color w:val="800000"/>
-          <w:sz w:val="18"/>
-        </w:rPr>
-        <w:t>2024 年各厂商精确份额见 IDC 付费报告；图2 含 2024 市场格局与趋势。</w:t>
-      </w:r>
-    </w:p>
-    <w:p>
       <w:pPr>
         <w:pStyle w:val="Heading1"/>
       </w:pPr>
@@ -914,13 +1131,14 @@
         <w:tblLook w:firstColumn="1" w:firstRow="1" w:lastColumn="0" w:lastRow="0" w:noHBand="0" w:noVBand="1" w:val="04A0"/>
       </w:tblPr>
       <w:tblGrid>
-        <w:gridCol w:w="4320"/>
-        <w:gridCol w:w="4320"/>
+        <w:gridCol w:w="2880"/>
+        <w:gridCol w:w="2880"/>
+        <w:gridCol w:w="2880"/>
       </w:tblGrid>
       <w:tr>
         <w:tc>
           <w:tcPr>
-            <w:tcW w:type="dxa" w:w="4320"/>
+            <w:tcW w:type="dxa" w:w="2880"/>
             <w:shd w:fill="D9E2F3" w:val="clear"/>
           </w:tcPr>
           <w:p>
@@ -935,7 +1153,7 @@
         </w:tc>
         <w:tc>
           <w:tcPr>
-            <w:tcW w:type="dxa" w:w="4320"/>
+            <w:tcW w:type="dxa" w:w="2880"/>
             <w:shd w:fill="D9E2F3" w:val="clear"/>
           </w:tcPr>
           <w:p>
@@ -945,6 +1163,21 @@
                 <w:sz w:val="18"/>
               </w:rPr>
               <w:t>数值</w:t>
+            </w:r>
+          </w:p>
+        </w:tc>
+        <w:tc>
+          <w:tcPr>
+            <w:tcW w:type="dxa" w:w="2880"/>
+            <w:shd w:fill="D9E2F3" w:val="clear"/>
+          </w:tcPr>
+          <w:p>
+            <w:r>
+              <w:rPr>
+                <w:b/>
+                <w:sz w:val="18"/>
+              </w:rPr>
+              <w:t>来源</w:t>
             </w:r>
           </w:p>
         </w:tc>
@@ -952,21 +1185,40 @@
       <w:tr>
         <w:tc>
           <w:tcPr>
-            <w:tcW w:type="dxa" w:w="4320"/>
-          </w:tcPr>
-          <w:p>
-            <w:r>
-              <w:t>加密通道攻击</w:t>
-            </w:r>
-          </w:p>
-        </w:tc>
-        <w:tc>
-          <w:tcPr>
-            <w:tcW w:type="dxa" w:w="4320"/>
-          </w:tcPr>
-          <w:p>
-            <w:r>
+            <w:tcW w:type="dxa" w:w="2880"/>
+          </w:tcPr>
+          <w:p>
+            <w:r>
+              <w:rPr>
+                <w:sz w:val="18"/>
+              </w:rPr>
+              <w:t>加密通道攻击占比</w:t>
+            </w:r>
+          </w:p>
+        </w:tc>
+        <w:tc>
+          <w:tcPr>
+            <w:tcW w:type="dxa" w:w="2880"/>
+          </w:tcPr>
+          <w:p>
+            <w:r>
+              <w:rPr>
+                <w:sz w:val="18"/>
+              </w:rPr>
               <w:t>87.2%（+10.3% YoY）</w:t>
+            </w:r>
+          </w:p>
+        </w:tc>
+        <w:tc>
+          <w:tcPr>
+            <w:tcW w:type="dxa" w:w="2880"/>
+          </w:tcPr>
+          <w:p>
+            <w:r>
+              <w:rPr>
+                <w:sz w:val="18"/>
+              </w:rPr>
+              <w:t>Zscaler 2024</w:t>
             </w:r>
           </w:p>
         </w:tc>
@@ -974,21 +1226,40 @@
       <w:tr>
         <w:tc>
           <w:tcPr>
-            <w:tcW w:type="dxa" w:w="4320"/>
-          </w:tcPr>
-          <w:p>
-            <w:r>
-              <w:t>恶意软件</w:t>
-            </w:r>
-          </w:p>
-        </w:tc>
-        <w:tc>
-          <w:tcPr>
-            <w:tcW w:type="dxa" w:w="4320"/>
-          </w:tcPr>
-          <w:p>
-            <w:r>
+            <w:tcW w:type="dxa" w:w="2880"/>
+          </w:tcPr>
+          <w:p>
+            <w:r>
+              <w:rPr>
+                <w:sz w:val="18"/>
+              </w:rPr>
+              <w:t>恶意软件占比</w:t>
+            </w:r>
+          </w:p>
+        </w:tc>
+        <w:tc>
+          <w:tcPr>
+            <w:tcW w:type="dxa" w:w="2880"/>
+          </w:tcPr>
+          <w:p>
+            <w:r>
+              <w:rPr>
+                <w:sz w:val="18"/>
+              </w:rPr>
               <w:t>86.5%</w:t>
+            </w:r>
+          </w:p>
+        </w:tc>
+        <w:tc>
+          <w:tcPr>
+            <w:tcW w:type="dxa" w:w="2880"/>
+          </w:tcPr>
+          <w:p>
+            <w:r>
+              <w:rPr>
+                <w:sz w:val="18"/>
+              </w:rPr>
+              <w:t>Zscaler 2024</w:t>
             </w:r>
           </w:p>
         </w:tc>
@@ -996,21 +1267,81 @@
       <w:tr>
         <w:tc>
           <w:tcPr>
-            <w:tcW w:type="dxa" w:w="4320"/>
-          </w:tcPr>
-          <w:p>
-            <w:r>
-              <w:t>制造业占比</w:t>
-            </w:r>
-          </w:p>
-        </w:tc>
-        <w:tc>
-          <w:tcPr>
-            <w:tcW w:type="dxa" w:w="4320"/>
-          </w:tcPr>
-          <w:p>
-            <w:r>
+            <w:tcW w:type="dxa" w:w="2880"/>
+          </w:tcPr>
+          <w:p>
+            <w:r>
+              <w:rPr>
+                <w:sz w:val="18"/>
+              </w:rPr>
+              <w:t>制造业攻击占比</w:t>
+            </w:r>
+          </w:p>
+        </w:tc>
+        <w:tc>
+          <w:tcPr>
+            <w:tcW w:type="dxa" w:w="2880"/>
+          </w:tcPr>
+          <w:p>
+            <w:r>
+              <w:rPr>
+                <w:sz w:val="18"/>
+              </w:rPr>
               <w:t>42%</w:t>
+            </w:r>
+          </w:p>
+        </w:tc>
+        <w:tc>
+          <w:tcPr>
+            <w:tcW w:type="dxa" w:w="2880"/>
+          </w:tcPr>
+          <w:p>
+            <w:r>
+              <w:rPr>
+                <w:sz w:val="18"/>
+              </w:rPr>
+              <w:t>Zscaler/GlobeNewswire</w:t>
+            </w:r>
+          </w:p>
+        </w:tc>
+      </w:tr>
+      <w:tr>
+        <w:tc>
+          <w:tcPr>
+            <w:tcW w:type="dxa" w:w="2880"/>
+          </w:tcPr>
+          <w:p>
+            <w:r>
+              <w:rPr>
+                <w:sz w:val="18"/>
+              </w:rPr>
+              <w:t>样本量</w:t>
+            </w:r>
+          </w:p>
+        </w:tc>
+        <w:tc>
+          <w:tcPr>
+            <w:tcW w:type="dxa" w:w="2880"/>
+          </w:tcPr>
+          <w:p>
+            <w:r>
+              <w:rPr>
+                <w:sz w:val="18"/>
+              </w:rPr>
+              <w:t>321 亿次拦截</w:t>
+            </w:r>
+          </w:p>
+        </w:tc>
+        <w:tc>
+          <w:tcPr>
+            <w:tcW w:type="dxa" w:w="2880"/>
+          </w:tcPr>
+          <w:p>
+            <w:r>
+              <w:rPr>
+                <w:sz w:val="18"/>
+              </w:rPr>
+              <w:t>Zscaler 2024</w:t>
             </w:r>
           </w:p>
         </w:tc>
@@ -1028,7 +1359,7 @@
           <w:color w:val="1F4E79"/>
           <w:sz w:val="18"/>
         </w:rPr>
-        <w:t>【证据截图 图4】Zscaler ThreatLabz 2024：87.2% 威胁经加密通道</w:t>
+        <w:t>【图4】Zscaler：87.2% 加密威胁</w:t>
       </w:r>
     </w:p>
     <w:p>
@@ -1159,6 +1490,9 @@
           </w:tcPr>
           <w:p>
             <w:r>
+              <w:rPr>
+                <w:sz w:val="18"/>
+              </w:rPr>
               <w:t>HTTPS 请求</w:t>
             </w:r>
           </w:p>
@@ -1169,6 +1503,9 @@
           </w:tcPr>
           <w:p>
             <w:r>
+              <w:rPr>
+                <w:sz w:val="18"/>
+              </w:rPr>
               <w:t>98%</w:t>
             </w:r>
           </w:p>
@@ -1179,6 +1516,9 @@
           </w:tcPr>
           <w:p>
             <w:r>
+              <w:rPr>
+                <w:sz w:val="18"/>
+              </w:rPr>
               <w:t>HTTP Archive 2024</w:t>
             </w:r>
           </w:p>
@@ -1191,6 +1531,50 @@
           </w:tcPr>
           <w:p>
             <w:r>
+              <w:rPr>
+                <w:sz w:val="18"/>
+              </w:rPr>
+              <w:t>HTTPS 站点</w:t>
+            </w:r>
+          </w:p>
+        </w:tc>
+        <w:tc>
+          <w:tcPr>
+            <w:tcW w:type="dxa" w:w="2880"/>
+          </w:tcPr>
+          <w:p>
+            <w:r>
+              <w:rPr>
+                <w:sz w:val="18"/>
+              </w:rPr>
+              <w:t>96%</w:t>
+            </w:r>
+          </w:p>
+        </w:tc>
+        <w:tc>
+          <w:tcPr>
+            <w:tcW w:type="dxa" w:w="2880"/>
+          </w:tcPr>
+          <w:p>
+            <w:r>
+              <w:rPr>
+                <w:sz w:val="18"/>
+              </w:rPr>
+              <w:t>HTTP Archive 2024</w:t>
+            </w:r>
+          </w:p>
+        </w:tc>
+      </w:tr>
+      <w:tr>
+        <w:tc>
+          <w:tcPr>
+            <w:tcW w:type="dxa" w:w="2880"/>
+          </w:tcPr>
+          <w:p>
+            <w:r>
+              <w:rPr>
+                <w:sz w:val="18"/>
+              </w:rPr>
               <w:t>TLS 1.3 站点</w:t>
             </w:r>
           </w:p>
@@ -1201,6 +1585,9 @@
           </w:tcPr>
           <w:p>
             <w:r>
+              <w:rPr>
+                <w:sz w:val="18"/>
+              </w:rPr>
               <w:t>73%</w:t>
             </w:r>
           </w:p>
@@ -1211,6 +1598,9 @@
           </w:tcPr>
           <w:p>
             <w:r>
+              <w:rPr>
+                <w:sz w:val="18"/>
+              </w:rPr>
               <w:t>HTTP Archive 2024</w:t>
             </w:r>
           </w:p>
@@ -1229,7 +1619,7 @@
           <w:color w:val="1F4E79"/>
           <w:sz w:val="18"/>
         </w:rPr>
-        <w:t>【证据截图 图5】HTTP Archive 2024：HTTPS 采用率</w:t>
+        <w:t>【图5】HTTP Archive：HTTPS 98%</w:t>
       </w:r>
     </w:p>
     <w:p>
@@ -1291,12 +1681,17 @@
         <w:pStyle w:val="Heading2"/>
       </w:pPr>
       <w:r>
-        <w:t>2.3 IDC 加密流量检测趋势</w:t>
+        <w:t>2.3 IDC 趋势判断</w:t>
       </w:r>
     </w:p>
     <w:p>
       <w:r>
-        <w:t>IDC 2024：加密流量检测成为更多行业明确需求，AI 不解密检测成为核心竞争力。</w:t>
+        <w:rPr>
+          <w:rFonts w:ascii="Microsoft YaHei" w:hAnsi="Microsoft YaHei" w:eastAsia="Microsoft YaHei"/>
+          <w:b w:val="0"/>
+          <w:sz w:val="20"/>
+        </w:rPr>
+        <w:t>IDC 2024：加密流量检测成为更多行业明确需求；AI 不解密检测成为核心竞争力。</w:t>
       </w:r>
     </w:p>
     <w:p>
@@ -1310,7 +1705,7 @@
           <w:color w:val="1F4E79"/>
           <w:sz w:val="18"/>
         </w:rPr>
-        <w:t>【证据截图 图7】IDC 2024：加密流量检测趋势原文</w:t>
+        <w:t>【图6】IDC 2024 趋势原文</w:t>
       </w:r>
     </w:p>
     <w:p>
@@ -1383,13 +1778,14 @@
         <w:tblLook w:firstColumn="1" w:firstRow="1" w:lastColumn="0" w:lastRow="0" w:noHBand="0" w:noVBand="1" w:val="04A0"/>
       </w:tblPr>
       <w:tblGrid>
-        <w:gridCol w:w="4320"/>
-        <w:gridCol w:w="4320"/>
+        <w:gridCol w:w="2880"/>
+        <w:gridCol w:w="2880"/>
+        <w:gridCol w:w="2880"/>
       </w:tblGrid>
       <w:tr>
         <w:tc>
           <w:tcPr>
-            <w:tcW w:type="dxa" w:w="4320"/>
+            <w:tcW w:type="dxa" w:w="2880"/>
             <w:shd w:fill="D9E2F3" w:val="clear"/>
           </w:tcPr>
           <w:p>
@@ -1404,7 +1800,22 @@
         </w:tc>
         <w:tc>
           <w:tcPr>
-            <w:tcW w:type="dxa" w:w="4320"/>
+            <w:tcW w:type="dxa" w:w="2880"/>
+            <w:shd w:fill="D9E2F3" w:val="clear"/>
+          </w:tcPr>
+          <w:p>
+            <w:r>
+              <w:rPr>
+                <w:b/>
+                <w:sz w:val="18"/>
+              </w:rPr>
+              <w:t>原理</w:t>
+            </w:r>
+          </w:p>
+        </w:tc>
+        <w:tc>
+          <w:tcPr>
+            <w:tcW w:type="dxa" w:w="2880"/>
             <w:shd w:fill="D9E2F3" w:val="clear"/>
           </w:tcPr>
           <w:p>
@@ -1421,20 +1832,39 @@
       <w:tr>
         <w:tc>
           <w:tcPr>
-            <w:tcW w:type="dxa" w:w="4320"/>
-          </w:tcPr>
-          <w:p>
-            <w:r>
+            <w:tcW w:type="dxa" w:w="2880"/>
+          </w:tcPr>
+          <w:p>
+            <w:r>
+              <w:rPr>
+                <w:sz w:val="18"/>
+              </w:rPr>
               <w:t>AI 不解密</w:t>
             </w:r>
           </w:p>
         </w:tc>
         <w:tc>
           <w:tcPr>
-            <w:tcW w:type="dxa" w:w="4320"/>
-          </w:tcPr>
-          <w:p>
-            <w:r>
+            <w:tcW w:type="dxa" w:w="2880"/>
+          </w:tcPr>
+          <w:p>
+            <w:r>
+              <w:rPr>
+                <w:sz w:val="18"/>
+              </w:rPr>
+              <w:t>元数据+JA3+行为+AI</w:t>
+            </w:r>
+          </w:p>
+        </w:tc>
+        <w:tc>
+          <w:tcPr>
+            <w:tcW w:type="dxa" w:w="2880"/>
+          </w:tcPr>
+          <w:p>
+            <w:r>
+              <w:rPr>
+                <w:sz w:val="18"/>
+              </w:rPr>
               <w:t>观成、360、绿盟</w:t>
             </w:r>
           </w:p>
@@ -1443,20 +1873,39 @@
       <w:tr>
         <w:tc>
           <w:tcPr>
-            <w:tcW w:type="dxa" w:w="4320"/>
-          </w:tcPr>
-          <w:p>
-            <w:r>
+            <w:tcW w:type="dxa" w:w="2880"/>
+          </w:tcPr>
+          <w:p>
+            <w:r>
+              <w:rPr>
+                <w:sz w:val="18"/>
+              </w:rPr>
               <w:t>可选解密</w:t>
             </w:r>
           </w:p>
         </w:tc>
         <w:tc>
           <w:tcPr>
-            <w:tcW w:type="dxa" w:w="4320"/>
-          </w:tcPr>
-          <w:p>
-            <w:r>
+            <w:tcW w:type="dxa" w:w="2880"/>
+          </w:tcPr>
+          <w:p>
+            <w:r>
+              <w:rPr>
+                <w:sz w:val="18"/>
+              </w:rPr>
+              <w:t>可疑流量选择性解密</w:t>
+            </w:r>
+          </w:p>
+        </w:tc>
+        <w:tc>
+          <w:tcPr>
+            <w:tcW w:type="dxa" w:w="2880"/>
+          </w:tcPr>
+          <w:p>
+            <w:r>
+              <w:rPr>
+                <w:sz w:val="18"/>
+              </w:rPr>
               <w:t>奇安信、深信服</w:t>
             </w:r>
           </w:p>
@@ -1465,20 +1914,39 @@
       <w:tr>
         <w:tc>
           <w:tcPr>
-            <w:tcW w:type="dxa" w:w="4320"/>
-          </w:tcPr>
-          <w:p>
-            <w:r>
+            <w:tcW w:type="dxa" w:w="2880"/>
+          </w:tcPr>
+          <w:p>
+            <w:r>
+              <w:rPr>
+                <w:sz w:val="18"/>
+              </w:rPr>
               <w:t>全量解密</w:t>
             </w:r>
           </w:p>
         </w:tc>
         <w:tc>
           <w:tcPr>
-            <w:tcW w:type="dxa" w:w="4320"/>
-          </w:tcPr>
-          <w:p>
-            <w:r>
+            <w:tcW w:type="dxa" w:w="2880"/>
+          </w:tcPr>
+          <w:p>
+            <w:r>
+              <w:rPr>
+                <w:sz w:val="18"/>
+              </w:rPr>
+              <w:t>中间人解密</w:t>
+            </w:r>
+          </w:p>
+        </w:tc>
+        <w:tc>
+          <w:tcPr>
+            <w:tcW w:type="dxa" w:w="2880"/>
+          </w:tcPr>
+          <w:p>
+            <w:r>
+              <w:rPr>
+                <w:sz w:val="18"/>
+              </w:rPr>
               <w:t>传统厂商</w:t>
             </w:r>
           </w:p>
@@ -1502,14 +1970,15 @@
         <w:tblLook w:firstColumn="1" w:firstRow="1" w:lastColumn="0" w:lastRow="0" w:noHBand="0" w:noVBand="1" w:val="04A0"/>
       </w:tblPr>
       <w:tblGrid>
-        <w:gridCol w:w="2880"/>
-        <w:gridCol w:w="2880"/>
-        <w:gridCol w:w="2880"/>
+        <w:gridCol w:w="2160"/>
+        <w:gridCol w:w="2160"/>
+        <w:gridCol w:w="2160"/>
+        <w:gridCol w:w="2160"/>
       </w:tblGrid>
       <w:tr>
         <w:tc>
           <w:tcPr>
-            <w:tcW w:type="dxa" w:w="2880"/>
+            <w:tcW w:type="dxa" w:w="2160"/>
             <w:shd w:fill="D9E2F3" w:val="clear"/>
           </w:tcPr>
           <w:p>
@@ -1524,7 +1993,7 @@
         </w:tc>
         <w:tc>
           <w:tcPr>
-            <w:tcW w:type="dxa" w:w="2880"/>
+            <w:tcW w:type="dxa" w:w="2160"/>
             <w:shd w:fill="D9E2F3" w:val="clear"/>
           </w:tcPr>
           <w:p>
@@ -1533,13 +2002,28 @@
                 <w:b/>
                 <w:sz w:val="18"/>
               </w:rPr>
-              <w:t>规模</w:t>
-            </w:r>
-          </w:p>
-        </w:tc>
-        <w:tc>
-          <w:tcPr>
-            <w:tcW w:type="dxa" w:w="2880"/>
+              <w:t>规模（亿美元）</w:t>
+            </w:r>
+          </w:p>
+        </w:tc>
+        <w:tc>
+          <w:tcPr>
+            <w:tcW w:type="dxa" w:w="2160"/>
+            <w:shd w:fill="D9E2F3" w:val="clear"/>
+          </w:tcPr>
+          <w:p>
+            <w:r>
+              <w:rPr>
+                <w:b/>
+                <w:sz w:val="18"/>
+              </w:rPr>
+              <w:t>CAGR</w:t>
+            </w:r>
+          </w:p>
+        </w:tc>
+        <w:tc>
+          <w:tcPr>
+            <w:tcW w:type="dxa" w:w="2160"/>
             <w:shd w:fill="D9E2F3" w:val="clear"/>
           </w:tcPr>
           <w:p>
@@ -1556,31 +2040,53 @@
       <w:tr>
         <w:tc>
           <w:tcPr>
-            <w:tcW w:type="dxa" w:w="2880"/>
-          </w:tcPr>
-          <w:p>
-            <w:r>
-              <w:t>2025</w:t>
-            </w:r>
-          </w:p>
-        </w:tc>
-        <w:tc>
-          <w:tcPr>
-            <w:tcW w:type="dxa" w:w="2880"/>
-          </w:tcPr>
-          <w:p>
-            <w:r>
-              <w:t>37.7亿美元</w:t>
-            </w:r>
-          </w:p>
-        </w:tc>
-        <w:tc>
-          <w:tcPr>
-            <w:tcW w:type="dxa" w:w="2880"/>
-          </w:tcPr>
-          <w:p>
-            <w:r>
-              <w:t>Grand View</w:t>
+            <w:tcW w:type="dxa" w:w="2160"/>
+          </w:tcPr>
+          <w:p>
+            <w:r>
+              <w:rPr>
+                <w:sz w:val="18"/>
+              </w:rPr>
+              <w:t>2024</w:t>
+            </w:r>
+          </w:p>
+        </w:tc>
+        <w:tc>
+          <w:tcPr>
+            <w:tcW w:type="dxa" w:w="2160"/>
+          </w:tcPr>
+          <w:p>
+            <w:r>
+              <w:rPr>
+                <w:sz w:val="18"/>
+              </w:rPr>
+              <w:t>33.4</w:t>
+            </w:r>
+          </w:p>
+        </w:tc>
+        <w:tc>
+          <w:tcPr>
+            <w:tcW w:type="dxa" w:w="2160"/>
+          </w:tcPr>
+          <w:p>
+            <w:r>
+              <w:rPr>
+                <w:sz w:val="18"/>
+              </w:rPr>
+              <w:t>—</w:t>
+            </w:r>
+          </w:p>
+        </w:tc>
+        <w:tc>
+          <w:tcPr>
+            <w:tcW w:type="dxa" w:w="2160"/>
+          </w:tcPr>
+          <w:p>
+            <w:r>
+              <w:rPr>
+                <w:sz w:val="18"/>
+              </w:rPr>
+              <w:t>MarketsandMarkets</w:t>
             </w:r>
           </w:p>
         </w:tc>
@@ -1588,37 +2094,179 @@
       <w:tr>
         <w:tc>
           <w:tcPr>
-            <w:tcW w:type="dxa" w:w="2880"/>
-          </w:tcPr>
-          <w:p>
-            <w:r>
+            <w:tcW w:type="dxa" w:w="2160"/>
+          </w:tcPr>
+          <w:p>
+            <w:r>
+              <w:rPr>
+                <w:sz w:val="18"/>
+              </w:rPr>
+              <w:t>2025</w:t>
+            </w:r>
+          </w:p>
+        </w:tc>
+        <w:tc>
+          <w:tcPr>
+            <w:tcW w:type="dxa" w:w="2160"/>
+          </w:tcPr>
+          <w:p>
+            <w:r>
+              <w:rPr>
+                <w:sz w:val="18"/>
+              </w:rPr>
+              <w:t>37.7</w:t>
+            </w:r>
+          </w:p>
+        </w:tc>
+        <w:tc>
+          <w:tcPr>
+            <w:tcW w:type="dxa" w:w="2160"/>
+          </w:tcPr>
+          <w:p>
+            <w:r>
+              <w:rPr>
+                <w:sz w:val="18"/>
+              </w:rPr>
+              <w:t>—</w:t>
+            </w:r>
+          </w:p>
+        </w:tc>
+        <w:tc>
+          <w:tcPr>
+            <w:tcW w:type="dxa" w:w="2160"/>
+          </w:tcPr>
+          <w:p>
+            <w:r>
+              <w:rPr>
+                <w:sz w:val="18"/>
+              </w:rPr>
+              <w:t>Grand View</w:t>
+            </w:r>
+          </w:p>
+        </w:tc>
+      </w:tr>
+      <w:tr>
+        <w:tc>
+          <w:tcPr>
+            <w:tcW w:type="dxa" w:w="2160"/>
+          </w:tcPr>
+          <w:p>
+            <w:r>
+              <w:rPr>
+                <w:sz w:val="18"/>
+              </w:rPr>
               <w:t>2030</w:t>
             </w:r>
           </w:p>
         </w:tc>
         <w:tc>
           <w:tcPr>
-            <w:tcW w:type="dxa" w:w="2880"/>
-          </w:tcPr>
-          <w:p>
-            <w:r>
-              <w:t>58.2亿美元</w:t>
-            </w:r>
-          </w:p>
-        </w:tc>
-        <w:tc>
-          <w:tcPr>
-            <w:tcW w:type="dxa" w:w="2880"/>
-          </w:tcPr>
-          <w:p>
-            <w:r>
+            <w:tcW w:type="dxa" w:w="2160"/>
+          </w:tcPr>
+          <w:p>
+            <w:r>
+              <w:rPr>
+                <w:sz w:val="18"/>
+              </w:rPr>
+              <w:t>58.2</w:t>
+            </w:r>
+          </w:p>
+        </w:tc>
+        <w:tc>
+          <w:tcPr>
+            <w:tcW w:type="dxa" w:w="2160"/>
+          </w:tcPr>
+          <w:p>
+            <w:r>
+              <w:rPr>
+                <w:sz w:val="18"/>
+              </w:rPr>
+              <w:t>9.6%（2025-2030）</w:t>
+            </w:r>
+          </w:p>
+        </w:tc>
+        <w:tc>
+          <w:tcPr>
+            <w:tcW w:type="dxa" w:w="2160"/>
+          </w:tcPr>
+          <w:p>
+            <w:r>
+              <w:rPr>
+                <w:sz w:val="18"/>
+              </w:rPr>
               <w:t>MarketsandMarkets</w:t>
+            </w:r>
+          </w:p>
+        </w:tc>
+      </w:tr>
+      <w:tr>
+        <w:tc>
+          <w:tcPr>
+            <w:tcW w:type="dxa" w:w="2160"/>
+          </w:tcPr>
+          <w:p>
+            <w:r>
+              <w:rPr>
+                <w:sz w:val="18"/>
+              </w:rPr>
+              <w:t>2033</w:t>
+            </w:r>
+          </w:p>
+        </w:tc>
+        <w:tc>
+          <w:tcPr>
+            <w:tcW w:type="dxa" w:w="2160"/>
+          </w:tcPr>
+          <w:p>
+            <w:r>
+              <w:rPr>
+                <w:sz w:val="18"/>
+              </w:rPr>
+              <w:t>80.8</w:t>
+            </w:r>
+          </w:p>
+        </w:tc>
+        <w:tc>
+          <w:tcPr>
+            <w:tcW w:type="dxa" w:w="2160"/>
+          </w:tcPr>
+          <w:p>
+            <w:r>
+              <w:rPr>
+                <w:sz w:val="18"/>
+              </w:rPr>
+              <w:t>10.1%（2026-2033）</w:t>
+            </w:r>
+          </w:p>
+        </w:tc>
+        <w:tc>
+          <w:tcPr>
+            <w:tcW w:type="dxa" w:w="2160"/>
+          </w:tcPr>
+          <w:p>
+            <w:r>
+              <w:rPr>
+                <w:sz w:val="18"/>
+              </w:rPr>
+              <w:t>Grand View</w:t>
             </w:r>
           </w:p>
         </w:tc>
       </w:tr>
     </w:tbl>
     <w:p/>
+    <w:p>
+      <w:r>
+        <w:rPr>
+          <w:rFonts w:ascii="Microsoft YaHei" w:hAnsi="Microsoft YaHei" w:eastAsia="Microsoft YaHei"/>
+          <w:b w:val="0"/>
+          <w:i/>
+          <w:color w:val="800000"/>
+          <w:sz w:val="18"/>
+        </w:rPr>
+        <w:t>Grand View（2033）与 MarketsandMarkets（2030）不可合并为单一曲线。</w:t>
+      </w:r>
+    </w:p>
     <w:p>
       <w:pPr>
         <w:jc w:val="center"/>
@@ -1630,7 +2278,7 @@
           <w:color w:val="1F4E79"/>
           <w:sz w:val="18"/>
         </w:rPr>
-        <w:t>【证据截图 图6】Grand View：全球 NDR 37.7 亿美元（2025）</w:t>
+        <w:t>【图7】Grand View：37.7 亿美元</w:t>
       </w:r>
     </w:p>
     <w:p>
@@ -1698,7 +2346,7 @@
           <w:color w:val="1F4E79"/>
           <w:sz w:val="18"/>
         </w:rPr>
-        <w:t>【证据截图 图7】MarketsandMarkets：2030 年 58.2 亿美元</w:t>
+        <w:t>【图8】MarketsandMarkets：2030 预测</w:t>
       </w:r>
     </w:p>
     <w:p>
@@ -1760,12 +2408,1990 @@
         <w:pStyle w:val="Heading1"/>
       </w:pPr>
       <w:r>
-        <w:t>四、市场预测（2026–2030）</w:t>
+        <w:t>四、中国市场预测（2026–2030）</w:t>
       </w:r>
     </w:p>
     <w:p>
       <w:r>
-        <w:t>2028–2030 为【估算】，依据贝哲斯咨询 CAGR 推算。</w:t>
+        <w:rPr>
+          <w:rFonts w:ascii="Microsoft YaHei" w:hAnsi="Microsoft YaHei" w:eastAsia="Microsoft YaHei"/>
+          <w:b w:val="0"/>
+          <w:sz w:val="20"/>
+        </w:rPr>
+        <w:t>本章在 IDC 2022–2024 历史数据基础上，构建中国 NDR 及加密流量检测（ETD）细分市场的多情景预测框架。所有预测数据均标注来源或【估算】【情景分析】依据，不与未经证实的精确 CAGR 混用。</w:t>
+      </w:r>
+    </w:p>
+    <w:p>
+      <w:pPr>
+        <w:pStyle w:val="Heading2"/>
+      </w:pPr>
+      <w:r>
+        <w:t>4.1 预测方法与数据来源</w:t>
+      </w:r>
+    </w:p>
+    <w:p>
+      <w:r>
+        <w:rPr>
+          <w:rFonts w:ascii="Microsoft YaHei" w:hAnsi="Microsoft YaHei" w:eastAsia="Microsoft YaHei"/>
+          <w:b w:val="0"/>
+          <w:sz w:val="20"/>
+        </w:rPr>
+        <w:t>本报告采用「历史事实 + 多源交叉 + 情景推演」三层方法：</w:t>
+      </w:r>
+    </w:p>
+    <w:p>
+      <w:r>
+        <w:rPr>
+          <w:rFonts w:ascii="Microsoft YaHei" w:hAnsi="Microsoft YaHei" w:eastAsia="Microsoft YaHei"/>
+          <w:b w:val="0"/>
+          <w:sz w:val="20"/>
+        </w:rPr>
+        <w:t>（1）历史层（2022–2024）：以 IDC 中国 NDR 市场份额系列报告为基准，2024 年市场规模 23.6 亿元、同比 -0.9% 为预测起点（来源：IDC Doc # CHC52196225）。</w:t>
+      </w:r>
+    </w:p>
+    <w:p>
+      <w:r>
+        <w:rPr>
+          <w:rFonts w:ascii="Microsoft YaHei" w:hAnsi="Microsoft YaHei" w:eastAsia="Microsoft YaHei"/>
+          <w:b w:val="0"/>
+          <w:sz w:val="20"/>
+        </w:rPr>
+        <w:t>（2）参考层：贝哲斯咨询对 2026–2027 年的公开预测、数世咨询对行业需求的调研、IDC 对技术趋势与增量需求的定性判断。</w:t>
+      </w:r>
+    </w:p>
+    <w:p>
+      <w:r>
+        <w:rPr>
+          <w:rFonts w:ascii="Microsoft YaHei" w:hAnsi="Microsoft YaHei" w:eastAsia="Microsoft YaHei"/>
+          <w:b w:val="0"/>
+          <w:sz w:val="20"/>
+        </w:rPr>
+        <w:t>（3）情景层：在保守、基准、乐观三种 CAGR 假设下推演 2025–2030 年规模，ETD 细分市场采用「占 NDR 比重提升」情景模型（无权威公开绝对值，标注【情景分析】）。</w:t>
+      </w:r>
+    </w:p>
+    <w:tbl>
+      <w:tblPr>
+        <w:tblStyle w:val="TableGrid"/>
+        <w:tblW w:type="auto" w:w="0"/>
+        <w:jc w:val="center"/>
+        <w:tblLook w:firstColumn="1" w:firstRow="1" w:lastColumn="0" w:lastRow="0" w:noHBand="0" w:noVBand="1" w:val="04A0"/>
+      </w:tblPr>
+      <w:tblGrid>
+        <w:gridCol w:w="2880"/>
+        <w:gridCol w:w="2880"/>
+        <w:gridCol w:w="2880"/>
+      </w:tblGrid>
+      <w:tr>
+        <w:tc>
+          <w:tcPr>
+            <w:tcW w:type="dxa" w:w="2880"/>
+            <w:shd w:fill="D9E2F3" w:val="clear"/>
+          </w:tcPr>
+          <w:p>
+            <w:r>
+              <w:rPr>
+                <w:b/>
+                <w:sz w:val="18"/>
+              </w:rPr>
+              <w:t>数据类型</w:t>
+            </w:r>
+          </w:p>
+        </w:tc>
+        <w:tc>
+          <w:tcPr>
+            <w:tcW w:type="dxa" w:w="2880"/>
+            <w:shd w:fill="D9E2F3" w:val="clear"/>
+          </w:tcPr>
+          <w:p>
+            <w:r>
+              <w:rPr>
+                <w:b/>
+                <w:sz w:val="18"/>
+              </w:rPr>
+              <w:t>来源</w:t>
+            </w:r>
+          </w:p>
+        </w:tc>
+        <w:tc>
+          <w:tcPr>
+            <w:tcW w:type="dxa" w:w="2880"/>
+            <w:shd w:fill="D9E2F3" w:val="clear"/>
+          </w:tcPr>
+          <w:p>
+            <w:r>
+              <w:rPr>
+                <w:b/>
+                <w:sz w:val="18"/>
+              </w:rPr>
+              <w:t>证据等级</w:t>
+            </w:r>
+          </w:p>
+        </w:tc>
+      </w:tr>
+      <w:tr>
+        <w:tc>
+          <w:tcPr>
+            <w:tcW w:type="dxa" w:w="2880"/>
+          </w:tcPr>
+          <w:p>
+            <w:r>
+              <w:rPr>
+                <w:sz w:val="18"/>
+              </w:rPr>
+              <w:t>2024 实际规模</w:t>
+            </w:r>
+          </w:p>
+        </w:tc>
+        <w:tc>
+          <w:tcPr>
+            <w:tcW w:type="dxa" w:w="2880"/>
+          </w:tcPr>
+          <w:p>
+            <w:r>
+              <w:rPr>
+                <w:sz w:val="18"/>
+              </w:rPr>
+              <w:t>IDC CHC52196225</w:t>
+            </w:r>
+          </w:p>
+        </w:tc>
+        <w:tc>
+          <w:tcPr>
+            <w:tcW w:type="dxa" w:w="2880"/>
+          </w:tcPr>
+          <w:p>
+            <w:r>
+              <w:rPr>
+                <w:sz w:val="18"/>
+              </w:rPr>
+              <w:t>✅ 已验证</w:t>
+            </w:r>
+          </w:p>
+        </w:tc>
+      </w:tr>
+      <w:tr>
+        <w:tc>
+          <w:tcPr>
+            <w:tcW w:type="dxa" w:w="2880"/>
+          </w:tcPr>
+          <w:p>
+            <w:r>
+              <w:rPr>
+                <w:sz w:val="18"/>
+              </w:rPr>
+              <w:t>2026–2027 预测</w:t>
+            </w:r>
+          </w:p>
+        </w:tc>
+        <w:tc>
+          <w:tcPr>
+            <w:tcW w:type="dxa" w:w="2880"/>
+          </w:tcPr>
+          <w:p>
+            <w:r>
+              <w:rPr>
+                <w:sz w:val="18"/>
+              </w:rPr>
+              <w:t>贝哲斯咨询（格隆汇转载）</w:t>
+            </w:r>
+          </w:p>
+        </w:tc>
+        <w:tc>
+          <w:tcPr>
+            <w:tcW w:type="dxa" w:w="2880"/>
+          </w:tcPr>
+          <w:p>
+            <w:r>
+              <w:rPr>
+                <w:sz w:val="18"/>
+              </w:rPr>
+              <w:t>✅ 已验证</w:t>
+            </w:r>
+          </w:p>
+        </w:tc>
+      </w:tr>
+      <w:tr>
+        <w:tc>
+          <w:tcPr>
+            <w:tcW w:type="dxa" w:w="2880"/>
+          </w:tcPr>
+          <w:p>
+            <w:r>
+              <w:rPr>
+                <w:sz w:val="18"/>
+              </w:rPr>
+              <w:t>行业需求结构</w:t>
+            </w:r>
+          </w:p>
+        </w:tc>
+        <w:tc>
+          <w:tcPr>
+            <w:tcW w:type="dxa" w:w="2880"/>
+          </w:tcPr>
+          <w:p>
+            <w:r>
+              <w:rPr>
+                <w:sz w:val="18"/>
+              </w:rPr>
+              <w:t>数世咨询《NDR能力指南》</w:t>
+            </w:r>
+          </w:p>
+        </w:tc>
+        <w:tc>
+          <w:tcPr>
+            <w:tcW w:type="dxa" w:w="2880"/>
+          </w:tcPr>
+          <w:p>
+            <w:r>
+              <w:rPr>
+                <w:sz w:val="18"/>
+              </w:rPr>
+              <w:t>✅ 已验证</w:t>
+            </w:r>
+          </w:p>
+        </w:tc>
+      </w:tr>
+      <w:tr>
+        <w:tc>
+          <w:tcPr>
+            <w:tcW w:type="dxa" w:w="2880"/>
+          </w:tcPr>
+          <w:p>
+            <w:r>
+              <w:rPr>
+                <w:sz w:val="18"/>
+              </w:rPr>
+              <w:t>2028–2030 延伸</w:t>
+            </w:r>
+          </w:p>
+        </w:tc>
+        <w:tc>
+          <w:tcPr>
+            <w:tcW w:type="dxa" w:w="2880"/>
+          </w:tcPr>
+          <w:p>
+            <w:r>
+              <w:rPr>
+                <w:sz w:val="18"/>
+              </w:rPr>
+              <w:t>本报告等比推算</w:t>
+            </w:r>
+          </w:p>
+        </w:tc>
+        <w:tc>
+          <w:tcPr>
+            <w:tcW w:type="dxa" w:w="2880"/>
+          </w:tcPr>
+          <w:p>
+            <w:r>
+              <w:rPr>
+                <w:sz w:val="18"/>
+              </w:rPr>
+              <w:t>【估算】</w:t>
+            </w:r>
+          </w:p>
+        </w:tc>
+      </w:tr>
+      <w:tr>
+        <w:tc>
+          <w:tcPr>
+            <w:tcW w:type="dxa" w:w="2880"/>
+          </w:tcPr>
+          <w:p>
+            <w:r>
+              <w:rPr>
+                <w:sz w:val="18"/>
+              </w:rPr>
+              <w:t>ETD 细分规模</w:t>
+            </w:r>
+          </w:p>
+        </w:tc>
+        <w:tc>
+          <w:tcPr>
+            <w:tcW w:type="dxa" w:w="2880"/>
+          </w:tcPr>
+          <w:p>
+            <w:r>
+              <w:rPr>
+                <w:sz w:val="18"/>
+              </w:rPr>
+              <w:t>比重情景模型</w:t>
+            </w:r>
+          </w:p>
+        </w:tc>
+        <w:tc>
+          <w:tcPr>
+            <w:tcW w:type="dxa" w:w="2880"/>
+          </w:tcPr>
+          <w:p>
+            <w:r>
+              <w:rPr>
+                <w:sz w:val="18"/>
+              </w:rPr>
+              <w:t>【情景分析】</w:t>
+            </w:r>
+          </w:p>
+        </w:tc>
+      </w:tr>
+    </w:tbl>
+    <w:p/>
+    <w:p>
+      <w:pPr>
+        <w:pStyle w:val="Heading2"/>
+      </w:pPr>
+      <w:r>
+        <w:t>4.2 中国 NDR 整体市场：历史回顾与增长逻辑</w:t>
+      </w:r>
+    </w:p>
+    <w:p>
+      <w:r>
+        <w:rPr>
+          <w:rFonts w:ascii="Microsoft YaHei" w:hAnsi="Microsoft YaHei" w:eastAsia="Microsoft YaHei"/>
+          <w:b w:val="0"/>
+          <w:sz w:val="20"/>
+        </w:rPr>
+        <w:t>2022–2024 年，中国 NDR 市场经历「高增长—增速放缓—微降」三阶段：2022 年 3.5 亿美元（+13.7%）反映攻防演练与合规驱动；2023–2024 年规模在 23.6–23.8 亿元区间盘整，2024 年同比 -0.9%，与宏观预算收紧、安全软件整体低速增长（IDC IT 安全软件 2024 约 +1.8%）一致。</w:t>
+      </w:r>
+    </w:p>
+    <w:p>
+      <w:r>
+        <w:rPr>
+          <w:rFonts w:ascii="Microsoft YaHei" w:hAnsi="Microsoft YaHei" w:eastAsia="Microsoft YaHei"/>
+          <w:b w:val="0"/>
+          <w:sz w:val="20"/>
+        </w:rPr>
+        <w:t>IDC 同时指出：加密流量、云上全流量、5GC 流量检测及 GenAI 赋能将在未来几年形成新增量——这意味着短期规模承压不改变中长期需求方向。</w:t>
+      </w:r>
+    </w:p>
+    <w:tbl>
+      <w:tblPr>
+        <w:tblStyle w:val="TableGrid"/>
+        <w:tblW w:type="auto" w:w="0"/>
+        <w:jc w:val="center"/>
+        <w:tblLook w:firstColumn="1" w:firstRow="1" w:lastColumn="0" w:lastRow="0" w:noHBand="0" w:noVBand="1" w:val="04A0"/>
+      </w:tblPr>
+      <w:tblGrid>
+        <w:gridCol w:w="2160"/>
+        <w:gridCol w:w="2160"/>
+        <w:gridCol w:w="2160"/>
+        <w:gridCol w:w="2160"/>
+      </w:tblGrid>
+      <w:tr>
+        <w:tc>
+          <w:tcPr>
+            <w:tcW w:type="dxa" w:w="2160"/>
+            <w:shd w:fill="D9E2F3" w:val="clear"/>
+          </w:tcPr>
+          <w:p>
+            <w:r>
+              <w:rPr>
+                <w:b/>
+                <w:sz w:val="18"/>
+              </w:rPr>
+              <w:t>年份</w:t>
+            </w:r>
+          </w:p>
+        </w:tc>
+        <w:tc>
+          <w:tcPr>
+            <w:tcW w:type="dxa" w:w="2160"/>
+            <w:shd w:fill="D9E2F3" w:val="clear"/>
+          </w:tcPr>
+          <w:p>
+            <w:r>
+              <w:rPr>
+                <w:b/>
+                <w:sz w:val="18"/>
+              </w:rPr>
+              <w:t>市场规模</w:t>
+            </w:r>
+          </w:p>
+        </w:tc>
+        <w:tc>
+          <w:tcPr>
+            <w:tcW w:type="dxa" w:w="2160"/>
+            <w:shd w:fill="D9E2F3" w:val="clear"/>
+          </w:tcPr>
+          <w:p>
+            <w:r>
+              <w:rPr>
+                <w:b/>
+                <w:sz w:val="18"/>
+              </w:rPr>
+              <w:t>同比增速</w:t>
+            </w:r>
+          </w:p>
+        </w:tc>
+        <w:tc>
+          <w:tcPr>
+            <w:tcW w:type="dxa" w:w="2160"/>
+            <w:shd w:fill="D9E2F3" w:val="clear"/>
+          </w:tcPr>
+          <w:p>
+            <w:r>
+              <w:rPr>
+                <w:b/>
+                <w:sz w:val="18"/>
+              </w:rPr>
+              <w:t>阶段特征</w:t>
+            </w:r>
+          </w:p>
+        </w:tc>
+      </w:tr>
+      <w:tr>
+        <w:tc>
+          <w:tcPr>
+            <w:tcW w:type="dxa" w:w="2160"/>
+          </w:tcPr>
+          <w:p>
+            <w:r>
+              <w:rPr>
+                <w:sz w:val="18"/>
+              </w:rPr>
+              <w:t>2022</w:t>
+            </w:r>
+          </w:p>
+        </w:tc>
+        <w:tc>
+          <w:tcPr>
+            <w:tcW w:type="dxa" w:w="2160"/>
+          </w:tcPr>
+          <w:p>
+            <w:r>
+              <w:rPr>
+                <w:sz w:val="18"/>
+              </w:rPr>
+              <w:t>3.5 亿美元（约 24.2 亿元）</w:t>
+            </w:r>
+          </w:p>
+        </w:tc>
+        <w:tc>
+          <w:tcPr>
+            <w:tcW w:type="dxa" w:w="2160"/>
+          </w:tcPr>
+          <w:p>
+            <w:r>
+              <w:rPr>
+                <w:sz w:val="18"/>
+              </w:rPr>
+              <w:t>+13.7%</w:t>
+            </w:r>
+          </w:p>
+        </w:tc>
+        <w:tc>
+          <w:tcPr>
+            <w:tcW w:type="dxa" w:w="2160"/>
+          </w:tcPr>
+          <w:p>
+            <w:r>
+              <w:rPr>
+                <w:sz w:val="18"/>
+              </w:rPr>
+              <w:t>合规+实战驱动</w:t>
+            </w:r>
+          </w:p>
+        </w:tc>
+      </w:tr>
+      <w:tr>
+        <w:tc>
+          <w:tcPr>
+            <w:tcW w:type="dxa" w:w="2160"/>
+          </w:tcPr>
+          <w:p>
+            <w:r>
+              <w:rPr>
+                <w:sz w:val="18"/>
+              </w:rPr>
+              <w:t>2023</w:t>
+            </w:r>
+          </w:p>
+        </w:tc>
+        <w:tc>
+          <w:tcPr>
+            <w:tcW w:type="dxa" w:w="2160"/>
+          </w:tcPr>
+          <w:p>
+            <w:r>
+              <w:rPr>
+                <w:sz w:val="18"/>
+              </w:rPr>
+              <w:t>23.8 亿元</w:t>
+            </w:r>
+          </w:p>
+        </w:tc>
+        <w:tc>
+          <w:tcPr>
+            <w:tcW w:type="dxa" w:w="2160"/>
+          </w:tcPr>
+          <w:p>
+            <w:r>
+              <w:rPr>
+                <w:sz w:val="18"/>
+              </w:rPr>
+              <w:t>+1.6%</w:t>
+            </w:r>
+          </w:p>
+        </w:tc>
+        <w:tc>
+          <w:tcPr>
+            <w:tcW w:type="dxa" w:w="2160"/>
+          </w:tcPr>
+          <w:p>
+            <w:r>
+              <w:rPr>
+                <w:sz w:val="18"/>
+              </w:rPr>
+              <w:t>增速显著放缓</w:t>
+            </w:r>
+          </w:p>
+        </w:tc>
+      </w:tr>
+      <w:tr>
+        <w:tc>
+          <w:tcPr>
+            <w:tcW w:type="dxa" w:w="2160"/>
+          </w:tcPr>
+          <w:p>
+            <w:r>
+              <w:rPr>
+                <w:sz w:val="18"/>
+              </w:rPr>
+              <w:t>2024</w:t>
+            </w:r>
+          </w:p>
+        </w:tc>
+        <w:tc>
+          <w:tcPr>
+            <w:tcW w:type="dxa" w:w="2160"/>
+          </w:tcPr>
+          <w:p>
+            <w:r>
+              <w:rPr>
+                <w:sz w:val="18"/>
+              </w:rPr>
+              <w:t>23.6 亿元</w:t>
+            </w:r>
+          </w:p>
+        </w:tc>
+        <w:tc>
+          <w:tcPr>
+            <w:tcW w:type="dxa" w:w="2160"/>
+          </w:tcPr>
+          <w:p>
+            <w:r>
+              <w:rPr>
+                <w:sz w:val="18"/>
+              </w:rPr>
+              <w:t>-0.9%</w:t>
+            </w:r>
+          </w:p>
+        </w:tc>
+        <w:tc>
+          <w:tcPr>
+            <w:tcW w:type="dxa" w:w="2160"/>
+          </w:tcPr>
+          <w:p>
+            <w:r>
+              <w:rPr>
+                <w:sz w:val="18"/>
+              </w:rPr>
+              <w:t>预算收紧、结构分化</w:t>
+            </w:r>
+          </w:p>
+        </w:tc>
+      </w:tr>
+      <w:tr>
+        <w:tc>
+          <w:tcPr>
+            <w:tcW w:type="dxa" w:w="2160"/>
+          </w:tcPr>
+          <w:p>
+            <w:r>
+              <w:rPr>
+                <w:sz w:val="18"/>
+              </w:rPr>
+              <w:t>2025E</w:t>
+            </w:r>
+          </w:p>
+        </w:tc>
+        <w:tc>
+          <w:tcPr>
+            <w:tcW w:type="dxa" w:w="2160"/>
+          </w:tcPr>
+          <w:p>
+            <w:r>
+              <w:rPr>
+                <w:sz w:val="18"/>
+              </w:rPr>
+              <w:t>见情景表</w:t>
+            </w:r>
+          </w:p>
+        </w:tc>
+        <w:tc>
+          <w:tcPr>
+            <w:tcW w:type="dxa" w:w="2160"/>
+          </w:tcPr>
+          <w:p>
+            <w:r>
+              <w:rPr>
+                <w:sz w:val="18"/>
+              </w:rPr>
+              <w:t>—</w:t>
+            </w:r>
+          </w:p>
+        </w:tc>
+        <w:tc>
+          <w:tcPr>
+            <w:tcW w:type="dxa" w:w="2160"/>
+          </w:tcPr>
+          <w:p>
+            <w:r>
+              <w:rPr>
+                <w:sz w:val="18"/>
+              </w:rPr>
+              <w:t>复苏取决于预算与 AI 产品化</w:t>
+            </w:r>
+          </w:p>
+        </w:tc>
+      </w:tr>
+    </w:tbl>
+    <w:p/>
+    <w:p>
+      <w:pPr>
+        <w:pStyle w:val="Heading2"/>
+      </w:pPr>
+      <w:r>
+        <w:t>4.3 多情景预测：2025–2030 年中国 NDR 市场规模</w:t>
+      </w:r>
+    </w:p>
+    <w:p>
+      <w:r>
+        <w:rPr>
+          <w:rFonts w:ascii="Microsoft YaHei" w:hAnsi="Microsoft YaHei" w:eastAsia="Microsoft YaHei"/>
+          <w:b w:val="0"/>
+          <w:sz w:val="20"/>
+        </w:rPr>
+        <w:t>以 2024 年 IDC 口径 23.6 亿元为基年，设定三种情景：</w:t>
+      </w:r>
+    </w:p>
+    <w:p>
+      <w:r>
+        <w:rPr>
+          <w:rFonts w:ascii="Microsoft YaHei" w:hAnsi="Microsoft YaHei" w:eastAsia="Microsoft YaHei"/>
+          <w:b w:val="0"/>
+          <w:sz w:val="20"/>
+        </w:rPr>
+        <w:t>• 保守情景（CAGR 8%）：假设客户预算持续谨慎，仅维持合规与刚需替换；</w:t>
+      </w:r>
+    </w:p>
+    <w:p>
+      <w:r>
+        <w:rPr>
+          <w:rFonts w:ascii="Microsoft YaHei" w:hAnsi="Microsoft YaHei" w:eastAsia="Microsoft YaHei"/>
+          <w:b w:val="0"/>
+          <w:sz w:val="20"/>
+        </w:rPr>
+        <w:t>• 基准情景（CAGR 约 15–19%）：参考贝哲斯咨询 2026–2027 年增速区间；</w:t>
+      </w:r>
+    </w:p>
+    <w:p>
+      <w:r>
+        <w:rPr>
+          <w:rFonts w:ascii="Microsoft YaHei" w:hAnsi="Microsoft YaHei" w:eastAsia="Microsoft YaHei"/>
+          <w:b w:val="0"/>
+          <w:sz w:val="20"/>
+        </w:rPr>
+        <w:t>• 乐观情景（CAGR 22%）：假设 GenAI 安全产品规模化落地、加密流量检测成为标配能力，预算向主动防御倾斜。</w:t>
+      </w:r>
+    </w:p>
+    <w:p>
+      <w:r>
+        <w:rPr>
+          <w:rFonts w:ascii="Microsoft YaHei" w:hAnsi="Microsoft YaHei" w:eastAsia="Microsoft YaHei"/>
+          <w:b w:val="0"/>
+          <w:sz w:val="20"/>
+        </w:rPr>
+        <w:t>2028–2030 年延伸值按各情景 CAGR 复利推算，标注【估算】。</w:t>
+      </w:r>
+    </w:p>
+    <w:tbl>
+      <w:tblPr>
+        <w:tblStyle w:val="TableGrid"/>
+        <w:tblW w:type="auto" w:w="0"/>
+        <w:jc w:val="center"/>
+        <w:tblLook w:firstColumn="1" w:firstRow="1" w:lastColumn="0" w:lastRow="0" w:noHBand="0" w:noVBand="1" w:val="04A0"/>
+      </w:tblPr>
+      <w:tblGrid>
+        <w:gridCol w:w="1728"/>
+        <w:gridCol w:w="1728"/>
+        <w:gridCol w:w="1728"/>
+        <w:gridCol w:w="1728"/>
+        <w:gridCol w:w="1728"/>
+      </w:tblGrid>
+      <w:tr>
+        <w:tc>
+          <w:tcPr>
+            <w:tcW w:type="dxa" w:w="1728"/>
+            <w:shd w:fill="D9E2F3" w:val="clear"/>
+          </w:tcPr>
+          <w:p>
+            <w:r>
+              <w:rPr>
+                <w:b/>
+                <w:sz w:val="18"/>
+              </w:rPr>
+              <w:t>年份</w:t>
+            </w:r>
+          </w:p>
+        </w:tc>
+        <w:tc>
+          <w:tcPr>
+            <w:tcW w:type="dxa" w:w="1728"/>
+            <w:shd w:fill="D9E2F3" w:val="clear"/>
+          </w:tcPr>
+          <w:p>
+            <w:r>
+              <w:rPr>
+                <w:b/>
+                <w:sz w:val="18"/>
+              </w:rPr>
+              <w:t>保守（8%）</w:t>
+            </w:r>
+          </w:p>
+        </w:tc>
+        <w:tc>
+          <w:tcPr>
+            <w:tcW w:type="dxa" w:w="1728"/>
+            <w:shd w:fill="D9E2F3" w:val="clear"/>
+          </w:tcPr>
+          <w:p>
+            <w:r>
+              <w:rPr>
+                <w:b/>
+                <w:sz w:val="18"/>
+              </w:rPr>
+              <w:t>基准（18.6%）</w:t>
+            </w:r>
+          </w:p>
+        </w:tc>
+        <w:tc>
+          <w:tcPr>
+            <w:tcW w:type="dxa" w:w="1728"/>
+            <w:shd w:fill="D9E2F3" w:val="clear"/>
+          </w:tcPr>
+          <w:p>
+            <w:r>
+              <w:rPr>
+                <w:b/>
+                <w:sz w:val="18"/>
+              </w:rPr>
+              <w:t>乐观（22%）</w:t>
+            </w:r>
+          </w:p>
+        </w:tc>
+        <w:tc>
+          <w:tcPr>
+            <w:tcW w:type="dxa" w:w="1728"/>
+            <w:shd w:fill="D9E2F3" w:val="clear"/>
+          </w:tcPr>
+          <w:p>
+            <w:r>
+              <w:rPr>
+                <w:b/>
+                <w:sz w:val="18"/>
+              </w:rPr>
+              <w:t>备注</w:t>
+            </w:r>
+          </w:p>
+        </w:tc>
+      </w:tr>
+      <w:tr>
+        <w:tc>
+          <w:tcPr>
+            <w:tcW w:type="dxa" w:w="1728"/>
+          </w:tcPr>
+          <w:p>
+            <w:r>
+              <w:rPr>
+                <w:sz w:val="18"/>
+              </w:rPr>
+              <w:t>2024（基年）</w:t>
+            </w:r>
+          </w:p>
+        </w:tc>
+        <w:tc>
+          <w:tcPr>
+            <w:tcW w:type="dxa" w:w="1728"/>
+          </w:tcPr>
+          <w:p>
+            <w:r>
+              <w:rPr>
+                <w:sz w:val="18"/>
+              </w:rPr>
+              <w:t>23.6</w:t>
+            </w:r>
+          </w:p>
+        </w:tc>
+        <w:tc>
+          <w:tcPr>
+            <w:tcW w:type="dxa" w:w="1728"/>
+          </w:tcPr>
+          <w:p>
+            <w:r>
+              <w:rPr>
+                <w:sz w:val="18"/>
+              </w:rPr>
+              <w:t>23.6</w:t>
+            </w:r>
+          </w:p>
+        </w:tc>
+        <w:tc>
+          <w:tcPr>
+            <w:tcW w:type="dxa" w:w="1728"/>
+          </w:tcPr>
+          <w:p>
+            <w:r>
+              <w:rPr>
+                <w:sz w:val="18"/>
+              </w:rPr>
+              <w:t>23.6</w:t>
+            </w:r>
+          </w:p>
+        </w:tc>
+        <w:tc>
+          <w:tcPr>
+            <w:tcW w:type="dxa" w:w="1728"/>
+          </w:tcPr>
+          <w:p>
+            <w:r>
+              <w:rPr>
+                <w:sz w:val="18"/>
+              </w:rPr>
+              <w:t>IDC 实际</w:t>
+            </w:r>
+          </w:p>
+        </w:tc>
+      </w:tr>
+      <w:tr>
+        <w:tc>
+          <w:tcPr>
+            <w:tcW w:type="dxa" w:w="1728"/>
+          </w:tcPr>
+          <w:p>
+            <w:r>
+              <w:rPr>
+                <w:sz w:val="18"/>
+              </w:rPr>
+              <w:t>2025</w:t>
+            </w:r>
+          </w:p>
+        </w:tc>
+        <w:tc>
+          <w:tcPr>
+            <w:tcW w:type="dxa" w:w="1728"/>
+          </w:tcPr>
+          <w:p>
+            <w:r>
+              <w:rPr>
+                <w:sz w:val="18"/>
+              </w:rPr>
+              <w:t>25.5</w:t>
+            </w:r>
+          </w:p>
+        </w:tc>
+        <w:tc>
+          <w:tcPr>
+            <w:tcW w:type="dxa" w:w="1728"/>
+          </w:tcPr>
+          <w:p>
+            <w:r>
+              <w:rPr>
+                <w:sz w:val="18"/>
+              </w:rPr>
+              <w:t>28.0</w:t>
+            </w:r>
+          </w:p>
+        </w:tc>
+        <w:tc>
+          <w:tcPr>
+            <w:tcW w:type="dxa" w:w="1728"/>
+          </w:tcPr>
+          <w:p>
+            <w:r>
+              <w:rPr>
+                <w:sz w:val="18"/>
+              </w:rPr>
+              <w:t>28.8</w:t>
+            </w:r>
+          </w:p>
+        </w:tc>
+        <w:tc>
+          <w:tcPr>
+            <w:tcW w:type="dxa" w:w="1728"/>
+          </w:tcPr>
+          <w:p>
+            <w:r>
+              <w:rPr>
+                <w:sz w:val="18"/>
+              </w:rPr>
+              <w:t>【估算】</w:t>
+            </w:r>
+          </w:p>
+        </w:tc>
+      </w:tr>
+      <w:tr>
+        <w:tc>
+          <w:tcPr>
+            <w:tcW w:type="dxa" w:w="1728"/>
+          </w:tcPr>
+          <w:p>
+            <w:r>
+              <w:rPr>
+                <w:sz w:val="18"/>
+              </w:rPr>
+              <w:t>2026</w:t>
+            </w:r>
+          </w:p>
+        </w:tc>
+        <w:tc>
+          <w:tcPr>
+            <w:tcW w:type="dxa" w:w="1728"/>
+          </w:tcPr>
+          <w:p>
+            <w:r>
+              <w:rPr>
+                <w:sz w:val="18"/>
+              </w:rPr>
+              <w:t>27.5</w:t>
+            </w:r>
+          </w:p>
+        </w:tc>
+        <w:tc>
+          <w:tcPr>
+            <w:tcW w:type="dxa" w:w="1728"/>
+          </w:tcPr>
+          <w:p>
+            <w:r>
+              <w:rPr>
+                <w:sz w:val="18"/>
+              </w:rPr>
+              <w:t>33.2</w:t>
+            </w:r>
+          </w:p>
+        </w:tc>
+        <w:tc>
+          <w:tcPr>
+            <w:tcW w:type="dxa" w:w="1728"/>
+          </w:tcPr>
+          <w:p>
+            <w:r>
+              <w:rPr>
+                <w:sz w:val="18"/>
+              </w:rPr>
+              <w:t>35.1</w:t>
+            </w:r>
+          </w:p>
+        </w:tc>
+        <w:tc>
+          <w:tcPr>
+            <w:tcW w:type="dxa" w:w="1728"/>
+          </w:tcPr>
+          <w:p>
+            <w:r>
+              <w:rPr>
+                <w:sz w:val="18"/>
+              </w:rPr>
+              <w:t>基准 31.5 引贝哲斯</w:t>
+            </w:r>
+          </w:p>
+        </w:tc>
+      </w:tr>
+      <w:tr>
+        <w:tc>
+          <w:tcPr>
+            <w:tcW w:type="dxa" w:w="1728"/>
+          </w:tcPr>
+          <w:p>
+            <w:r>
+              <w:rPr>
+                <w:sz w:val="18"/>
+              </w:rPr>
+              <w:t>2027</w:t>
+            </w:r>
+          </w:p>
+        </w:tc>
+        <w:tc>
+          <w:tcPr>
+            <w:tcW w:type="dxa" w:w="1728"/>
+          </w:tcPr>
+          <w:p>
+            <w:r>
+              <w:rPr>
+                <w:sz w:val="18"/>
+              </w:rPr>
+              <w:t>29.7</w:t>
+            </w:r>
+          </w:p>
+        </w:tc>
+        <w:tc>
+          <w:tcPr>
+            <w:tcW w:type="dxa" w:w="1728"/>
+          </w:tcPr>
+          <w:p>
+            <w:r>
+              <w:rPr>
+                <w:sz w:val="18"/>
+              </w:rPr>
+              <w:t>39.4</w:t>
+            </w:r>
+          </w:p>
+        </w:tc>
+        <w:tc>
+          <w:tcPr>
+            <w:tcW w:type="dxa" w:w="1728"/>
+          </w:tcPr>
+          <w:p>
+            <w:r>
+              <w:rPr>
+                <w:sz w:val="18"/>
+              </w:rPr>
+              <w:t>42.8</w:t>
+            </w:r>
+          </w:p>
+        </w:tc>
+        <w:tc>
+          <w:tcPr>
+            <w:tcW w:type="dxa" w:w="1728"/>
+          </w:tcPr>
+          <w:p>
+            <w:r>
+              <w:rPr>
+                <w:sz w:val="18"/>
+              </w:rPr>
+              <w:t>基准 37.5 引贝哲斯</w:t>
+            </w:r>
+          </w:p>
+        </w:tc>
+      </w:tr>
+      <w:tr>
+        <w:tc>
+          <w:tcPr>
+            <w:tcW w:type="dxa" w:w="1728"/>
+          </w:tcPr>
+          <w:p>
+            <w:r>
+              <w:rPr>
+                <w:sz w:val="18"/>
+              </w:rPr>
+              <w:t>2028</w:t>
+            </w:r>
+          </w:p>
+        </w:tc>
+        <w:tc>
+          <w:tcPr>
+            <w:tcW w:type="dxa" w:w="1728"/>
+          </w:tcPr>
+          <w:p>
+            <w:r>
+              <w:rPr>
+                <w:sz w:val="18"/>
+              </w:rPr>
+              <w:t>32.1</w:t>
+            </w:r>
+          </w:p>
+        </w:tc>
+        <w:tc>
+          <w:tcPr>
+            <w:tcW w:type="dxa" w:w="1728"/>
+          </w:tcPr>
+          <w:p>
+            <w:r>
+              <w:rPr>
+                <w:sz w:val="18"/>
+              </w:rPr>
+              <w:t>46.7</w:t>
+            </w:r>
+          </w:p>
+        </w:tc>
+        <w:tc>
+          <w:tcPr>
+            <w:tcW w:type="dxa" w:w="1728"/>
+          </w:tcPr>
+          <w:p>
+            <w:r>
+              <w:rPr>
+                <w:sz w:val="18"/>
+              </w:rPr>
+              <w:t>52.2</w:t>
+            </w:r>
+          </w:p>
+        </w:tc>
+        <w:tc>
+          <w:tcPr>
+            <w:tcW w:type="dxa" w:w="1728"/>
+          </w:tcPr>
+          <w:p>
+            <w:r>
+              <w:rPr>
+                <w:sz w:val="18"/>
+              </w:rPr>
+              <w:t>【估算】</w:t>
+            </w:r>
+          </w:p>
+        </w:tc>
+      </w:tr>
+      <w:tr>
+        <w:tc>
+          <w:tcPr>
+            <w:tcW w:type="dxa" w:w="1728"/>
+          </w:tcPr>
+          <w:p>
+            <w:r>
+              <w:rPr>
+                <w:sz w:val="18"/>
+              </w:rPr>
+              <w:t>2029</w:t>
+            </w:r>
+          </w:p>
+        </w:tc>
+        <w:tc>
+          <w:tcPr>
+            <w:tcW w:type="dxa" w:w="1728"/>
+          </w:tcPr>
+          <w:p>
+            <w:r>
+              <w:rPr>
+                <w:sz w:val="18"/>
+              </w:rPr>
+              <w:t>34.7</w:t>
+            </w:r>
+          </w:p>
+        </w:tc>
+        <w:tc>
+          <w:tcPr>
+            <w:tcW w:type="dxa" w:w="1728"/>
+          </w:tcPr>
+          <w:p>
+            <w:r>
+              <w:rPr>
+                <w:sz w:val="18"/>
+              </w:rPr>
+              <w:t>55.4</w:t>
+            </w:r>
+          </w:p>
+        </w:tc>
+        <w:tc>
+          <w:tcPr>
+            <w:tcW w:type="dxa" w:w="1728"/>
+          </w:tcPr>
+          <w:p>
+            <w:r>
+              <w:rPr>
+                <w:sz w:val="18"/>
+              </w:rPr>
+              <w:t>63.7</w:t>
+            </w:r>
+          </w:p>
+        </w:tc>
+        <w:tc>
+          <w:tcPr>
+            <w:tcW w:type="dxa" w:w="1728"/>
+          </w:tcPr>
+          <w:p>
+            <w:r>
+              <w:rPr>
+                <w:sz w:val="18"/>
+              </w:rPr>
+              <w:t>【估算】</w:t>
+            </w:r>
+          </w:p>
+        </w:tc>
+      </w:tr>
+      <w:tr>
+        <w:tc>
+          <w:tcPr>
+            <w:tcW w:type="dxa" w:w="1728"/>
+          </w:tcPr>
+          <w:p>
+            <w:r>
+              <w:rPr>
+                <w:sz w:val="18"/>
+              </w:rPr>
+              <w:t>2030</w:t>
+            </w:r>
+          </w:p>
+        </w:tc>
+        <w:tc>
+          <w:tcPr>
+            <w:tcW w:type="dxa" w:w="1728"/>
+          </w:tcPr>
+          <w:p>
+            <w:r>
+              <w:rPr>
+                <w:sz w:val="18"/>
+              </w:rPr>
+              <w:t>37.5</w:t>
+            </w:r>
+          </w:p>
+        </w:tc>
+        <w:tc>
+          <w:tcPr>
+            <w:tcW w:type="dxa" w:w="1728"/>
+          </w:tcPr>
+          <w:p>
+            <w:r>
+              <w:rPr>
+                <w:sz w:val="18"/>
+              </w:rPr>
+              <w:t>65.7</w:t>
+            </w:r>
+          </w:p>
+        </w:tc>
+        <w:tc>
+          <w:tcPr>
+            <w:tcW w:type="dxa" w:w="1728"/>
+          </w:tcPr>
+          <w:p>
+            <w:r>
+              <w:rPr>
+                <w:sz w:val="18"/>
+              </w:rPr>
+              <w:t>77.7</w:t>
+            </w:r>
+          </w:p>
+        </w:tc>
+        <w:tc>
+          <w:tcPr>
+            <w:tcW w:type="dxa" w:w="1728"/>
+          </w:tcPr>
+          <w:p>
+            <w:r>
+              <w:rPr>
+                <w:sz w:val="18"/>
+              </w:rPr>
+              <w:t>【估算】</w:t>
+            </w:r>
+          </w:p>
+        </w:tc>
+      </w:tr>
+    </w:tbl>
+    <w:p/>
+    <w:p>
+      <w:r>
+        <w:rPr>
+          <w:rFonts w:ascii="Microsoft YaHei" w:hAnsi="Microsoft YaHei" w:eastAsia="Microsoft YaHei"/>
+          <w:b w:val="0"/>
+          <w:i/>
+          <w:color w:val="800000"/>
+          <w:sz w:val="18"/>
+        </w:rPr>
+        <w:t>基准情景 2026–2027 与贝哲斯咨询公开预测（31.5 亿、37.5 亿）基本吻合；保守/乐观情景供战略敏感性分析。单位：亿元人民币。</w:t>
+      </w:r>
+    </w:p>
+    <w:p>
+      <w:pPr>
+        <w:pStyle w:val="Heading2"/>
+      </w:pPr>
+      <w:r>
+        <w:t>4.4 ETD（加密流量检测）细分市场展望</w:t>
+      </w:r>
+    </w:p>
+    <w:p>
+      <w:r>
+        <w:rPr>
+          <w:rFonts w:ascii="Microsoft YaHei" w:hAnsi="Microsoft YaHei" w:eastAsia="Microsoft YaHei"/>
+          <w:b w:val="0"/>
+          <w:sz w:val="20"/>
+        </w:rPr>
+        <w:t>IDC 未公开 ETD 独立市场规模，但明确其为 NDR 增长最快的技术方向之一。本报告采用【情景分析】：假设 ETD 相关收入占 NDR 市场比重由 2024 年约 22%–26%提升至 2030 年 32%–40%（驱动因素：HTTPS 98% 普及、87.2% 攻击加密化、监管对流量可见性要求提升）。</w:t>
+      </w:r>
+    </w:p>
+    <w:p>
+      <w:r>
+        <w:rPr>
+          <w:rFonts w:ascii="Microsoft YaHei" w:hAnsi="Microsoft YaHei" w:eastAsia="Microsoft YaHei"/>
+          <w:b w:val="0"/>
+          <w:sz w:val="20"/>
+        </w:rPr>
+        <w:t>在该假设下，ETD 细分市场增速将高于 NDR 整体 3–8 个百分点。</w:t>
+      </w:r>
+    </w:p>
+    <w:tbl>
+      <w:tblPr>
+        <w:tblStyle w:val="TableGrid"/>
+        <w:tblW w:type="auto" w:w="0"/>
+        <w:jc w:val="center"/>
+        <w:tblLook w:firstColumn="1" w:firstRow="1" w:lastColumn="0" w:lastRow="0" w:noHBand="0" w:noVBand="1" w:val="04A0"/>
+      </w:tblPr>
+      <w:tblGrid>
+        <w:gridCol w:w="1728"/>
+        <w:gridCol w:w="1728"/>
+        <w:gridCol w:w="1728"/>
+        <w:gridCol w:w="1728"/>
+        <w:gridCol w:w="1728"/>
+      </w:tblGrid>
+      <w:tr>
+        <w:tc>
+          <w:tcPr>
+            <w:tcW w:type="dxa" w:w="1728"/>
+            <w:shd w:fill="D9E2F3" w:val="clear"/>
+          </w:tcPr>
+          <w:p>
+            <w:r>
+              <w:rPr>
+                <w:b/>
+                <w:sz w:val="18"/>
+              </w:rPr>
+              <w:t>年份</w:t>
+            </w:r>
+          </w:p>
+        </w:tc>
+        <w:tc>
+          <w:tcPr>
+            <w:tcW w:type="dxa" w:w="1728"/>
+            <w:shd w:fill="D9E2F3" w:val="clear"/>
+          </w:tcPr>
+          <w:p>
+            <w:r>
+              <w:rPr>
+                <w:b/>
+                <w:sz w:val="18"/>
+              </w:rPr>
+              <w:t>NDR（基准）</w:t>
+            </w:r>
+          </w:p>
+        </w:tc>
+        <w:tc>
+          <w:tcPr>
+            <w:tcW w:type="dxa" w:w="1728"/>
+            <w:shd w:fill="D9E2F3" w:val="clear"/>
+          </w:tcPr>
+          <w:p>
+            <w:r>
+              <w:rPr>
+                <w:b/>
+                <w:sz w:val="18"/>
+              </w:rPr>
+              <w:t>ETD 占比（情景）</w:t>
+            </w:r>
+          </w:p>
+        </w:tc>
+        <w:tc>
+          <w:tcPr>
+            <w:tcW w:type="dxa" w:w="1728"/>
+            <w:shd w:fill="D9E2F3" w:val="clear"/>
+          </w:tcPr>
+          <w:p>
+            <w:r>
+              <w:rPr>
+                <w:b/>
+                <w:sz w:val="18"/>
+              </w:rPr>
+              <w:t>ETD 规模（情景）</w:t>
+            </w:r>
+          </w:p>
+        </w:tc>
+        <w:tc>
+          <w:tcPr>
+            <w:tcW w:type="dxa" w:w="1728"/>
+            <w:shd w:fill="D9E2F3" w:val="clear"/>
+          </w:tcPr>
+          <w:p>
+            <w:r>
+              <w:rPr>
+                <w:b/>
+                <w:sz w:val="18"/>
+              </w:rPr>
+              <w:t>说明</w:t>
+            </w:r>
+          </w:p>
+        </w:tc>
+      </w:tr>
+      <w:tr>
+        <w:tc>
+          <w:tcPr>
+            <w:tcW w:type="dxa" w:w="1728"/>
+          </w:tcPr>
+          <w:p>
+            <w:r>
+              <w:rPr>
+                <w:sz w:val="18"/>
+              </w:rPr>
+              <w:t>2024</w:t>
+            </w:r>
+          </w:p>
+        </w:tc>
+        <w:tc>
+          <w:tcPr>
+            <w:tcW w:type="dxa" w:w="1728"/>
+          </w:tcPr>
+          <w:p>
+            <w:r>
+              <w:rPr>
+                <w:sz w:val="18"/>
+              </w:rPr>
+              <w:t>23.6 亿</w:t>
+            </w:r>
+          </w:p>
+        </w:tc>
+        <w:tc>
+          <w:tcPr>
+            <w:tcW w:type="dxa" w:w="1728"/>
+          </w:tcPr>
+          <w:p>
+            <w:r>
+              <w:rPr>
+                <w:sz w:val="18"/>
+              </w:rPr>
+              <w:t>24%</w:t>
+            </w:r>
+          </w:p>
+        </w:tc>
+        <w:tc>
+          <w:tcPr>
+            <w:tcW w:type="dxa" w:w="1728"/>
+          </w:tcPr>
+          <w:p>
+            <w:r>
+              <w:rPr>
+                <w:sz w:val="18"/>
+              </w:rPr>
+              <w:t>5.7 亿</w:t>
+            </w:r>
+          </w:p>
+        </w:tc>
+        <w:tc>
+          <w:tcPr>
+            <w:tcW w:type="dxa" w:w="1728"/>
+          </w:tcPr>
+          <w:p>
+            <w:r>
+              <w:rPr>
+                <w:sz w:val="18"/>
+              </w:rPr>
+              <w:t>【情景分析】</w:t>
+            </w:r>
+          </w:p>
+        </w:tc>
+      </w:tr>
+      <w:tr>
+        <w:tc>
+          <w:tcPr>
+            <w:tcW w:type="dxa" w:w="1728"/>
+          </w:tcPr>
+          <w:p>
+            <w:r>
+              <w:rPr>
+                <w:sz w:val="18"/>
+              </w:rPr>
+              <w:t>2026</w:t>
+            </w:r>
+          </w:p>
+        </w:tc>
+        <w:tc>
+          <w:tcPr>
+            <w:tcW w:type="dxa" w:w="1728"/>
+          </w:tcPr>
+          <w:p>
+            <w:r>
+              <w:rPr>
+                <w:sz w:val="18"/>
+              </w:rPr>
+              <w:t>33.2 亿</w:t>
+            </w:r>
+          </w:p>
+        </w:tc>
+        <w:tc>
+          <w:tcPr>
+            <w:tcW w:type="dxa" w:w="1728"/>
+          </w:tcPr>
+          <w:p>
+            <w:r>
+              <w:rPr>
+                <w:sz w:val="18"/>
+              </w:rPr>
+              <w:t>27%</w:t>
+            </w:r>
+          </w:p>
+        </w:tc>
+        <w:tc>
+          <w:tcPr>
+            <w:tcW w:type="dxa" w:w="1728"/>
+          </w:tcPr>
+          <w:p>
+            <w:r>
+              <w:rPr>
+                <w:sz w:val="18"/>
+              </w:rPr>
+              <w:t>9.0 亿</w:t>
+            </w:r>
+          </w:p>
+        </w:tc>
+        <w:tc>
+          <w:tcPr>
+            <w:tcW w:type="dxa" w:w="1728"/>
+          </w:tcPr>
+          <w:p>
+            <w:r>
+              <w:rPr>
+                <w:sz w:val="18"/>
+              </w:rPr>
+              <w:t>【情景分析】</w:t>
+            </w:r>
+          </w:p>
+        </w:tc>
+      </w:tr>
+      <w:tr>
+        <w:tc>
+          <w:tcPr>
+            <w:tcW w:type="dxa" w:w="1728"/>
+          </w:tcPr>
+          <w:p>
+            <w:r>
+              <w:rPr>
+                <w:sz w:val="18"/>
+              </w:rPr>
+              <w:t>2028</w:t>
+            </w:r>
+          </w:p>
+        </w:tc>
+        <w:tc>
+          <w:tcPr>
+            <w:tcW w:type="dxa" w:w="1728"/>
+          </w:tcPr>
+          <w:p>
+            <w:r>
+              <w:rPr>
+                <w:sz w:val="18"/>
+              </w:rPr>
+              <w:t>46.7 亿</w:t>
+            </w:r>
+          </w:p>
+        </w:tc>
+        <w:tc>
+          <w:tcPr>
+            <w:tcW w:type="dxa" w:w="1728"/>
+          </w:tcPr>
+          <w:p>
+            <w:r>
+              <w:rPr>
+                <w:sz w:val="18"/>
+              </w:rPr>
+              <w:t>32%</w:t>
+            </w:r>
+          </w:p>
+        </w:tc>
+        <w:tc>
+          <w:tcPr>
+            <w:tcW w:type="dxa" w:w="1728"/>
+          </w:tcPr>
+          <w:p>
+            <w:r>
+              <w:rPr>
+                <w:sz w:val="18"/>
+              </w:rPr>
+              <w:t>14.9 亿</w:t>
+            </w:r>
+          </w:p>
+        </w:tc>
+        <w:tc>
+          <w:tcPr>
+            <w:tcW w:type="dxa" w:w="1728"/>
+          </w:tcPr>
+          <w:p>
+            <w:r>
+              <w:rPr>
+                <w:sz w:val="18"/>
+              </w:rPr>
+              <w:t>【情景分析】</w:t>
+            </w:r>
+          </w:p>
+        </w:tc>
+      </w:tr>
+      <w:tr>
+        <w:tc>
+          <w:tcPr>
+            <w:tcW w:type="dxa" w:w="1728"/>
+          </w:tcPr>
+          <w:p>
+            <w:r>
+              <w:rPr>
+                <w:sz w:val="18"/>
+              </w:rPr>
+              <w:t>2030</w:t>
+            </w:r>
+          </w:p>
+        </w:tc>
+        <w:tc>
+          <w:tcPr>
+            <w:tcW w:type="dxa" w:w="1728"/>
+          </w:tcPr>
+          <w:p>
+            <w:r>
+              <w:rPr>
+                <w:sz w:val="18"/>
+              </w:rPr>
+              <w:t>65.7 亿</w:t>
+            </w:r>
+          </w:p>
+        </w:tc>
+        <w:tc>
+          <w:tcPr>
+            <w:tcW w:type="dxa" w:w="1728"/>
+          </w:tcPr>
+          <w:p>
+            <w:r>
+              <w:rPr>
+                <w:sz w:val="18"/>
+              </w:rPr>
+              <w:t>36%</w:t>
+            </w:r>
+          </w:p>
+        </w:tc>
+        <w:tc>
+          <w:tcPr>
+            <w:tcW w:type="dxa" w:w="1728"/>
+          </w:tcPr>
+          <w:p>
+            <w:r>
+              <w:rPr>
+                <w:sz w:val="18"/>
+              </w:rPr>
+              <w:t>23.7 亿</w:t>
+            </w:r>
+          </w:p>
+        </w:tc>
+        <w:tc>
+          <w:tcPr>
+            <w:tcW w:type="dxa" w:w="1728"/>
+          </w:tcPr>
+          <w:p>
+            <w:r>
+              <w:rPr>
+                <w:sz w:val="18"/>
+              </w:rPr>
+              <w:t>【情景分析】</w:t>
+            </w:r>
+          </w:p>
+        </w:tc>
+      </w:tr>
+    </w:tbl>
+    <w:p/>
+    <w:p>
+      <w:r>
+        <w:rPr>
+          <w:rFonts w:ascii="Microsoft YaHei" w:hAnsi="Microsoft YaHei" w:eastAsia="Microsoft YaHei"/>
+          <w:b w:val="0"/>
+          <w:i/>
+          <w:color w:val="800000"/>
+          <w:sz w:val="18"/>
+        </w:rPr>
+        <w:t>ETD 占比为推演假设，非 IDC 官方数据；待 IDC 发布 ETD 专项报告后替换。</w:t>
+      </w:r>
+    </w:p>
+    <w:p>
+      <w:pPr>
+        <w:pStyle w:val="Heading2"/>
+      </w:pPr>
+      <w:r>
+        <w:t>4.5 中国 vs 全球：增速与占比</w:t>
+      </w:r>
+    </w:p>
+    <w:p>
+      <w:r>
+        <w:rPr>
+          <w:rFonts w:ascii="Microsoft YaHei" w:hAnsi="Microsoft YaHei" w:eastAsia="Microsoft YaHei"/>
+          <w:b w:val="0"/>
+          <w:sz w:val="20"/>
+        </w:rPr>
+        <w:t>全球 NDR 市场 2025 年约 37.7 亿美元（Grand View），2030 年约 58.2 亿美元（MarketsandMarkets，CAGR 9.6%）。中国 2024 年 23.6 亿元（约 3.3 亿美元）约占全球 8%–10%，与区域结构一致。</w:t>
+      </w:r>
+    </w:p>
+    <w:p>
+      <w:r>
+        <w:rPr>
+          <w:rFonts w:ascii="Microsoft YaHei" w:hAnsi="Microsoft YaHei" w:eastAsia="Microsoft YaHei"/>
+          <w:b w:val="0"/>
+          <w:sz w:val="20"/>
+        </w:rPr>
+        <w:t>在基准情景下，2026–2030 年中国 NDR CAGR（约 18.6%）显著高于全球（约 9.6%），主因：数字化纵深推进、攻防实战常态化、国产化替代、加密流量检测刚需化。</w:t>
+      </w:r>
+    </w:p>
+    <w:tbl>
+      <w:tblPr>
+        <w:tblStyle w:val="TableGrid"/>
+        <w:tblW w:type="auto" w:w="0"/>
+        <w:jc w:val="center"/>
+        <w:tblLook w:firstColumn="1" w:firstRow="1" w:lastColumn="0" w:lastRow="0" w:noHBand="0" w:noVBand="1" w:val="04A0"/>
+      </w:tblPr>
+      <w:tblGrid>
+        <w:gridCol w:w="2160"/>
+        <w:gridCol w:w="2160"/>
+        <w:gridCol w:w="2160"/>
+        <w:gridCol w:w="2160"/>
+      </w:tblGrid>
+      <w:tr>
+        <w:tc>
+          <w:tcPr>
+            <w:tcW w:type="dxa" w:w="2160"/>
+            <w:shd w:fill="D9E2F3" w:val="clear"/>
+          </w:tcPr>
+          <w:p>
+            <w:r>
+              <w:rPr>
+                <w:b/>
+                <w:sz w:val="18"/>
+              </w:rPr>
+              <w:t>对比项</w:t>
+            </w:r>
+          </w:p>
+        </w:tc>
+        <w:tc>
+          <w:tcPr>
+            <w:tcW w:type="dxa" w:w="2160"/>
+            <w:shd w:fill="D9E2F3" w:val="clear"/>
+          </w:tcPr>
+          <w:p>
+            <w:r>
+              <w:rPr>
+                <w:b/>
+                <w:sz w:val="18"/>
+              </w:rPr>
+              <w:t>中国（基准）</w:t>
+            </w:r>
+          </w:p>
+        </w:tc>
+        <w:tc>
+          <w:tcPr>
+            <w:tcW w:type="dxa" w:w="2160"/>
+            <w:shd w:fill="D9E2F3" w:val="clear"/>
+          </w:tcPr>
+          <w:p>
+            <w:r>
+              <w:rPr>
+                <w:b/>
+                <w:sz w:val="18"/>
+              </w:rPr>
+              <w:t>全球</w:t>
+            </w:r>
+          </w:p>
+        </w:tc>
+        <w:tc>
+          <w:tcPr>
+            <w:tcW w:type="dxa" w:w="2160"/>
+            <w:shd w:fill="D9E2F3" w:val="clear"/>
+          </w:tcPr>
+          <w:p>
+            <w:r>
+              <w:rPr>
+                <w:b/>
+                <w:sz w:val="18"/>
+              </w:rPr>
+              <w:t>含义</w:t>
+            </w:r>
+          </w:p>
+        </w:tc>
+      </w:tr>
+      <w:tr>
+        <w:tc>
+          <w:tcPr>
+            <w:tcW w:type="dxa" w:w="2160"/>
+          </w:tcPr>
+          <w:p>
+            <w:r>
+              <w:rPr>
+                <w:sz w:val="18"/>
+              </w:rPr>
+              <w:t>2024–2030 CAGR</w:t>
+            </w:r>
+          </w:p>
+        </w:tc>
+        <w:tc>
+          <w:tcPr>
+            <w:tcW w:type="dxa" w:w="2160"/>
+          </w:tcPr>
+          <w:p>
+            <w:r>
+              <w:rPr>
+                <w:sz w:val="18"/>
+              </w:rPr>
+              <w:t>约 18.6%</w:t>
+            </w:r>
+          </w:p>
+        </w:tc>
+        <w:tc>
+          <w:tcPr>
+            <w:tcW w:type="dxa" w:w="2160"/>
+          </w:tcPr>
+          <w:p>
+            <w:r>
+              <w:rPr>
+                <w:sz w:val="18"/>
+              </w:rPr>
+              <w:t>约 9.6%</w:t>
+            </w:r>
+          </w:p>
+        </w:tc>
+        <w:tc>
+          <w:tcPr>
+            <w:tcW w:type="dxa" w:w="2160"/>
+          </w:tcPr>
+          <w:p>
+            <w:r>
+              <w:rPr>
+                <w:sz w:val="18"/>
+              </w:rPr>
+              <w:t>中国为增长主引擎</w:t>
+            </w:r>
+          </w:p>
+        </w:tc>
+      </w:tr>
+      <w:tr>
+        <w:tc>
+          <w:tcPr>
+            <w:tcW w:type="dxa" w:w="2160"/>
+          </w:tcPr>
+          <w:p>
+            <w:r>
+              <w:rPr>
+                <w:sz w:val="18"/>
+              </w:rPr>
+              <w:t>2024 规模占比</w:t>
+            </w:r>
+          </w:p>
+        </w:tc>
+        <w:tc>
+          <w:tcPr>
+            <w:tcW w:type="dxa" w:w="2160"/>
+          </w:tcPr>
+          <w:p>
+            <w:r>
+              <w:rPr>
+                <w:sz w:val="18"/>
+              </w:rPr>
+              <w:t>约 8–10%</w:t>
+            </w:r>
+          </w:p>
+        </w:tc>
+        <w:tc>
+          <w:tcPr>
+            <w:tcW w:type="dxa" w:w="2160"/>
+          </w:tcPr>
+          <w:p>
+            <w:r>
+              <w:rPr>
+                <w:sz w:val="18"/>
+              </w:rPr>
+              <w:t>100%</w:t>
+            </w:r>
+          </w:p>
+        </w:tc>
+        <w:tc>
+          <w:tcPr>
+            <w:tcW w:type="dxa" w:w="2160"/>
+          </w:tcPr>
+          <w:p>
+            <w:r>
+              <w:rPr>
+                <w:sz w:val="18"/>
+              </w:rPr>
+              <w:t>提升空间大</w:t>
+            </w:r>
+          </w:p>
+        </w:tc>
+      </w:tr>
+      <w:tr>
+        <w:tc>
+          <w:tcPr>
+            <w:tcW w:type="dxa" w:w="2160"/>
+          </w:tcPr>
+          <w:p>
+            <w:r>
+              <w:rPr>
+                <w:sz w:val="18"/>
+              </w:rPr>
+              <w:t>ETD 需求强度</w:t>
+            </w:r>
+          </w:p>
+        </w:tc>
+        <w:tc>
+          <w:tcPr>
+            <w:tcW w:type="dxa" w:w="2160"/>
+          </w:tcPr>
+          <w:p>
+            <w:r>
+              <w:rPr>
+                <w:sz w:val="18"/>
+              </w:rPr>
+              <w:t>高（IDC 点名）</w:t>
+            </w:r>
+          </w:p>
+        </w:tc>
+        <w:tc>
+          <w:tcPr>
+            <w:tcW w:type="dxa" w:w="2160"/>
+          </w:tcPr>
+          <w:p>
+            <w:r>
+              <w:rPr>
+                <w:sz w:val="18"/>
+              </w:rPr>
+              <w:t>高（Zscaler 87.2%）</w:t>
+            </w:r>
+          </w:p>
+        </w:tc>
+        <w:tc>
+          <w:tcPr>
+            <w:tcW w:type="dxa" w:w="2160"/>
+          </w:tcPr>
+          <w:p>
+            <w:r>
+              <w:rPr>
+                <w:sz w:val="18"/>
+              </w:rPr>
+              <w:t>全球共性趋势</w:t>
+            </w:r>
+          </w:p>
+        </w:tc>
+      </w:tr>
+    </w:tbl>
+    <w:p/>
+    <w:p>
+      <w:pPr>
+        <w:pStyle w:val="Heading2"/>
+      </w:pPr>
+      <w:r>
+        <w:t>4.6 预测关键假设、敏感性与风险</w:t>
+      </w:r>
+    </w:p>
+    <w:p>
+      <w:r>
+        <w:rPr>
+          <w:rFonts w:ascii="Microsoft YaHei" w:hAnsi="Microsoft YaHei" w:eastAsia="Microsoft YaHei"/>
+          <w:b w:val="0"/>
+          <w:sz w:val="20"/>
+        </w:rPr>
+        <w:t>关键假设：① 2025 年起安全预算温和复苏；② GenAI 安全产品形成可销售增量；③ 加密流量检测从「可选」变为「必配」；④ 未出现系统性价格战导致收入萎缩。</w:t>
+      </w:r>
+    </w:p>
+    <w:p>
+      <w:r>
+        <w:rPr>
+          <w:rFonts w:ascii="Microsoft YaHei" w:hAnsi="Microsoft YaHei" w:eastAsia="Microsoft YaHei"/>
+          <w:b w:val="0"/>
+          <w:sz w:val="20"/>
+        </w:rPr>
+        <w:t>敏感性：若 2025–2026 年延续 2024 年 -1%~+2% 低速增长，则保守情景概率上升；若监管强化关键信息基础设施流量监测，则乐观情景概率上升。</w:t>
+      </w:r>
+    </w:p>
+    <w:p>
+      <w:r>
+        <w:rPr>
+          <w:rFonts w:ascii="Microsoft YaHei" w:hAnsi="Microsoft YaHei" w:eastAsia="Microsoft YaHei"/>
+          <w:b w:val="0"/>
+          <w:sz w:val="20"/>
+        </w:rPr>
+        <w:t>主要风险：宏观预算收缩、大厂免费流量能力挤压、不解密检测误报/漏报影响客户续约、人才短缺制约交付。</w:t>
       </w:r>
     </w:p>
     <w:p>
@@ -1779,7 +4405,7 @@
           <w:color w:val="1F4E79"/>
           <w:sz w:val="18"/>
         </w:rPr>
-        <w:t>【证据截图 图8】数世咨询：NDR 行业需求分布</w:t>
+        <w:t>【图9】数世咨询：NDR 行业需求分布</w:t>
       </w:r>
     </w:p>
     <w:p>
@@ -1841,39 +4467,25 @@
         <w:pStyle w:val="Heading1"/>
       </w:pPr>
       <w:r>
-        <w:t>五、NDR 2.0 需求验证结论</w:t>
+        <w:t>五、发展趋势研判（2026–2030）</w:t>
+      </w:r>
+    </w:p>
+    <w:p>
+      <w:r>
+        <w:rPr>
+          <w:rFonts w:ascii="Microsoft YaHei" w:hAnsi="Microsoft YaHei" w:eastAsia="Microsoft YaHei"/>
+          <w:b w:val="0"/>
+          <w:sz w:val="20"/>
+        </w:rPr>
+        <w:t>本章从技术与产品、竞争格局、政策合规三条主线，研判中国 NDR 及 ETD 赛道在中期内的演进方向，结论均锚定 IDC、Zscaler、HTTP Archive 等已验证来源。</w:t>
       </w:r>
     </w:p>
     <w:p>
       <w:pPr>
-        <w:pStyle w:val="ListBullet"/>
+        <w:pStyle w:val="Heading2"/>
       </w:pPr>
       <w:r>
-        <w:t>市场需求成立：87.2% 攻击走加密通道，IDC 确认 ETD 为核心趋势</w:t>
-      </w:r>
-    </w:p>
-    <w:p>
-      <w:pPr>
-        <w:pStyle w:val="ListBullet"/>
-      </w:pPr>
-      <w:r>
-        <w:t>市场体量支撑：中国 23.6 亿、全球 37.7 亿美元</w:t>
-      </w:r>
-    </w:p>
-    <w:p>
-      <w:pPr>
-        <w:pStyle w:val="ListBullet"/>
-      </w:pPr>
-      <w:r>
-        <w:t>建议推进 NDR 2.0 加密流量分析能力建设</w:t>
-      </w:r>
-    </w:p>
-    <w:p>
-      <w:pPr>
-        <w:pStyle w:val="Heading1"/>
-      </w:pPr>
-      <w:r>
-        <w:t>六、数据来源索引</w:t>
+        <w:t>5.1 技术发展趋势</w:t>
       </w:r>
     </w:p>
     <w:tbl>
@@ -1900,7 +4512,7 @@
                 <w:b/>
                 <w:sz w:val="18"/>
               </w:rPr>
-              <w:t>编号</w:t>
+              <w:t>趋势</w:t>
             </w:r>
           </w:p>
         </w:tc>
@@ -1915,7 +4527,7 @@
                 <w:b/>
                 <w:sz w:val="18"/>
               </w:rPr>
-              <w:t>截图</w:t>
+              <w:t>内涵</w:t>
             </w:r>
           </w:p>
         </w:tc>
@@ -1930,7 +4542,7 @@
                 <w:b/>
                 <w:sz w:val="18"/>
               </w:rPr>
-              <w:t>链接</w:t>
+              <w:t>证据/代表</w:t>
             </w:r>
           </w:p>
         </w:tc>
@@ -1942,7 +4554,10 @@
           </w:tcPr>
           <w:p>
             <w:r>
-              <w:t>S-01</w:t>
+              <w:rPr>
+                <w:sz w:val="18"/>
+              </w:rPr>
+              <w:t>加密流量成标配检测对象</w:t>
             </w:r>
           </w:p>
         </w:tc>
@@ -1952,7 +4567,10 @@
           </w:tcPr>
           <w:p>
             <w:r>
-              <w:t>图2/图7</w:t>
+              <w:rPr>
+                <w:sz w:val="18"/>
+              </w:rPr>
+              <w:t>TLS 1.3/QUIC 普及，检测必须覆盖元数据与行为</w:t>
             </w:r>
           </w:p>
         </w:tc>
@@ -1962,7 +4580,10 @@
           </w:tcPr>
           <w:p>
             <w:r>
-              <w:t>secrss.com/articles/79613</w:t>
+              <w:rPr>
+                <w:sz w:val="18"/>
+              </w:rPr>
+              <w:t>HTTP Archive 73% TLS1.3；IDC 2024</w:t>
             </w:r>
           </w:p>
         </w:tc>
@@ -1974,7 +4595,10 @@
           </w:tcPr>
           <w:p>
             <w:r>
-              <w:t>S-02</w:t>
+              <w:rPr>
+                <w:sz w:val="18"/>
+              </w:rPr>
+              <w:t>AI 不解密检测主流化</w:t>
             </w:r>
           </w:p>
         </w:tc>
@@ -1984,7 +4608,10 @@
           </w:tcPr>
           <w:p>
             <w:r>
-              <w:t>图3</w:t>
+              <w:rPr>
+                <w:sz w:val="18"/>
+              </w:rPr>
+              <w:t>隐私合规下，ML/行为/指纹综合研判</w:t>
             </w:r>
           </w:p>
         </w:tc>
@@ -1994,7 +4621,10 @@
           </w:tcPr>
           <w:p>
             <w:r>
-              <w:t>qianxin.com/report/detail/rid/62</w:t>
+              <w:rPr>
+                <w:sz w:val="18"/>
+              </w:rPr>
+              <w:t>IDC 点名 360/观成/绿盟</w:t>
             </w:r>
           </w:p>
         </w:tc>
@@ -2006,7 +4636,10 @@
           </w:tcPr>
           <w:p>
             <w:r>
-              <w:t>S-03</w:t>
+              <w:rPr>
+                <w:sz w:val="18"/>
+              </w:rPr>
+              <w:t>GenAI 赋能运营</w:t>
             </w:r>
           </w:p>
         </w:tc>
@@ -2016,7 +4649,10 @@
           </w:tcPr>
           <w:p>
             <w:r>
-              <w:t>图1</w:t>
+              <w:rPr>
+                <w:sz w:val="18"/>
+              </w:rPr>
+              <w:t>告警降噪、钓鱼检测、威胁研判智能体</w:t>
             </w:r>
           </w:p>
         </w:tc>
@@ -2026,7 +4662,10 @@
           </w:tcPr>
           <w:p>
             <w:r>
-              <w:t>secrss.com/articles/58067</w:t>
+              <w:rPr>
+                <w:sz w:val="18"/>
+              </w:rPr>
+              <w:t>IDC CHC52196225</w:t>
             </w:r>
           </w:p>
         </w:tc>
@@ -2038,7 +4677,10 @@
           </w:tcPr>
           <w:p>
             <w:r>
-              <w:t>S-04</w:t>
+              <w:rPr>
+                <w:sz w:val="18"/>
+              </w:rPr>
+              <w:t>云原生全流量可见</w:t>
             </w:r>
           </w:p>
         </w:tc>
@@ -2048,7 +4690,10 @@
           </w:tcPr>
           <w:p>
             <w:r>
-              <w:t>图4</w:t>
+              <w:rPr>
+                <w:sz w:val="18"/>
+              </w:rPr>
+              <w:t>东西向、容器、Service Mesh 流量纳入 NDR</w:t>
             </w:r>
           </w:p>
         </w:tc>
@@ -2058,7 +4703,10 @@
           </w:tcPr>
           <w:p>
             <w:r>
-              <w:t>zscaler.com/...</w:t>
+              <w:rPr>
+                <w:sz w:val="18"/>
+              </w:rPr>
+              <w:t>IDC 2024 PR</w:t>
             </w:r>
           </w:p>
         </w:tc>
@@ -2070,7 +4718,10 @@
           </w:tcPr>
           <w:p>
             <w:r>
-              <w:t>S-05</w:t>
+              <w:rPr>
+                <w:sz w:val="18"/>
+              </w:rPr>
+              <w:t>检测与数据安全融合</w:t>
             </w:r>
           </w:p>
         </w:tc>
@@ -2080,7 +4731,10 @@
           </w:tcPr>
           <w:p>
             <w:r>
-              <w:t>图5</w:t>
+              <w:rPr>
+                <w:sz w:val="18"/>
+              </w:rPr>
+              <w:t>API 安全、敏感数据识别嵌入 NDR</w:t>
             </w:r>
           </w:p>
         </w:tc>
@@ -2090,7 +4744,119 @@
           </w:tcPr>
           <w:p>
             <w:r>
-              <w:t>almanac.httparchive.org/...</w:t>
+              <w:rPr>
+                <w:sz w:val="18"/>
+              </w:rPr>
+              <w:t>IDC 2024 PR</w:t>
+            </w:r>
+          </w:p>
+        </w:tc>
+      </w:tr>
+    </w:tbl>
+    <w:p/>
+    <w:p>
+      <w:pPr>
+        <w:pStyle w:val="Heading2"/>
+      </w:pPr>
+      <w:r>
+        <w:t>5.2 产品形态与交付趋势</w:t>
+      </w:r>
+    </w:p>
+    <w:p>
+      <w:r>
+        <w:rPr>
+          <w:rFonts w:ascii="Microsoft YaHei" w:hAnsi="Microsoft YaHei" w:eastAsia="Microsoft YaHei"/>
+          <w:b w:val="0"/>
+          <w:sz w:val="20"/>
+        </w:rPr>
+        <w:t>（1）从「单点检测」到「检测+响应+运营」闭环：NDR 与 SOAR、EDR、防火墙联动加深；</w:t>
+      </w:r>
+    </w:p>
+    <w:p>
+      <w:r>
+        <w:rPr>
+          <w:rFonts w:ascii="Microsoft YaHei" w:hAnsi="Microsoft YaHei" w:eastAsia="Microsoft YaHei"/>
+          <w:b w:val="0"/>
+          <w:sz w:val="20"/>
+        </w:rPr>
+        <w:t>（2）从「硬件盒子」到「云地一体」：云上镜像流量、本地化探针、MSSP 订阅并行；</w:t>
+      </w:r>
+    </w:p>
+    <w:p>
+      <w:r>
+        <w:rPr>
+          <w:rFonts w:ascii="Microsoft YaHei" w:hAnsi="Microsoft YaHei" w:eastAsia="Microsoft YaHei"/>
+          <w:b w:val="0"/>
+          <w:sz w:val="20"/>
+        </w:rPr>
+        <w:t>（3）从「规则驱动」到「AI 驱动」：大模型辅助分诊、调查、剧本执行，降低 SOC 门槛；</w:t>
+      </w:r>
+    </w:p>
+    <w:p>
+      <w:r>
+        <w:rPr>
+          <w:rFonts w:ascii="Microsoft YaHei" w:hAnsi="Microsoft YaHei" w:eastAsia="Microsoft YaHei"/>
+          <w:b w:val="0"/>
+          <w:sz w:val="20"/>
+        </w:rPr>
+        <w:t>（4）从「通用检测」到「场景化方案」：金融、能源、政务等预制检测与溯源剧本。</w:t>
+      </w:r>
+    </w:p>
+    <w:tbl>
+      <w:tblPr>
+        <w:tblStyle w:val="TableGrid"/>
+        <w:tblW w:type="auto" w:w="0"/>
+        <w:jc w:val="center"/>
+        <w:tblLook w:firstColumn="1" w:firstRow="1" w:lastColumn="0" w:lastRow="0" w:noHBand="0" w:noVBand="1" w:val="04A0"/>
+      </w:tblPr>
+      <w:tblGrid>
+        <w:gridCol w:w="2880"/>
+        <w:gridCol w:w="2880"/>
+        <w:gridCol w:w="2880"/>
+      </w:tblGrid>
+      <w:tr>
+        <w:tc>
+          <w:tcPr>
+            <w:tcW w:type="dxa" w:w="2880"/>
+            <w:shd w:fill="D9E2F3" w:val="clear"/>
+          </w:tcPr>
+          <w:p>
+            <w:r>
+              <w:rPr>
+                <w:b/>
+                <w:sz w:val="18"/>
+              </w:rPr>
+              <w:t>部署模式</w:t>
+            </w:r>
+          </w:p>
+        </w:tc>
+        <w:tc>
+          <w:tcPr>
+            <w:tcW w:type="dxa" w:w="2880"/>
+            <w:shd w:fill="D9E2F3" w:val="clear"/>
+          </w:tcPr>
+          <w:p>
+            <w:r>
+              <w:rPr>
+                <w:b/>
+                <w:sz w:val="18"/>
+              </w:rPr>
+              <w:t>趋势</w:t>
+            </w:r>
+          </w:p>
+        </w:tc>
+        <w:tc>
+          <w:tcPr>
+            <w:tcW w:type="dxa" w:w="2880"/>
+            <w:shd w:fill="D9E2F3" w:val="clear"/>
+          </w:tcPr>
+          <w:p>
+            <w:r>
+              <w:rPr>
+                <w:b/>
+                <w:sz w:val="18"/>
+              </w:rPr>
+              <w:t>适用客户</w:t>
             </w:r>
           </w:p>
         </w:tc>
@@ -2102,7 +4868,10 @@
           </w:tcPr>
           <w:p>
             <w:r>
-              <w:t>S-06</w:t>
+              <w:rPr>
+                <w:sz w:val="18"/>
+              </w:rPr>
+              <w:t>硬件旁路/镜像</w:t>
             </w:r>
           </w:p>
         </w:tc>
@@ -2112,7 +4881,10 @@
           </w:tcPr>
           <w:p>
             <w:r>
-              <w:t>图6</w:t>
+              <w:rPr>
+                <w:sz w:val="18"/>
+              </w:rPr>
+              <w:t>存量主流，金融/政务/运营商</w:t>
             </w:r>
           </w:p>
         </w:tc>
@@ -2122,7 +4894,10 @@
           </w:tcPr>
           <w:p>
             <w:r>
-              <w:t>grandviewresearch.com/...</w:t>
+              <w:rPr>
+                <w:sz w:val="18"/>
+              </w:rPr>
+              <w:t>大型政企</w:t>
             </w:r>
           </w:p>
         </w:tc>
@@ -2134,7 +4909,10 @@
           </w:tcPr>
           <w:p>
             <w:r>
-              <w:t>S-07</w:t>
+              <w:rPr>
+                <w:sz w:val="18"/>
+              </w:rPr>
+              <w:t>云原生 NDR</w:t>
             </w:r>
           </w:p>
         </w:tc>
@@ -2144,7 +4922,10 @@
           </w:tcPr>
           <w:p>
             <w:r>
-              <w:t>图7</w:t>
+              <w:rPr>
+                <w:sz w:val="18"/>
+              </w:rPr>
+              <w:t>增速最快</w:t>
             </w:r>
           </w:p>
         </w:tc>
@@ -2154,7 +4935,10 @@
           </w:tcPr>
           <w:p>
             <w:r>
-              <w:t>marketsandmarkets.com/...</w:t>
+              <w:rPr>
+                <w:sz w:val="18"/>
+              </w:rPr>
+              <w:t>互联网/多云企业</w:t>
             </w:r>
           </w:p>
         </w:tc>
@@ -2166,27 +4950,2993 @@
           </w:tcPr>
           <w:p>
             <w:r>
+              <w:rPr>
+                <w:sz w:val="18"/>
+              </w:rPr>
+              <w:t>MSSP 托管</w:t>
+            </w:r>
+          </w:p>
+        </w:tc>
+        <w:tc>
+          <w:tcPr>
+            <w:tcW w:type="dxa" w:w="2880"/>
+          </w:tcPr>
+          <w:p>
+            <w:r>
+              <w:rPr>
+                <w:sz w:val="18"/>
+              </w:rPr>
+              <w:t>中小企业增量</w:t>
+            </w:r>
+          </w:p>
+        </w:tc>
+        <w:tc>
+          <w:tcPr>
+            <w:tcW w:type="dxa" w:w="2880"/>
+          </w:tcPr>
+          <w:p>
+            <w:r>
+              <w:rPr>
+                <w:sz w:val="18"/>
+              </w:rPr>
+              <w:t>中小政企</w:t>
+            </w:r>
+          </w:p>
+        </w:tc>
+      </w:tr>
+      <w:tr>
+        <w:tc>
+          <w:tcPr>
+            <w:tcW w:type="dxa" w:w="2880"/>
+          </w:tcPr>
+          <w:p>
+            <w:r>
+              <w:rPr>
+                <w:sz w:val="18"/>
+              </w:rPr>
+              <w:t>混合交付</w:t>
+            </w:r>
+          </w:p>
+        </w:tc>
+        <w:tc>
+          <w:tcPr>
+            <w:tcW w:type="dxa" w:w="2880"/>
+          </w:tcPr>
+          <w:p>
+            <w:r>
+              <w:rPr>
+                <w:sz w:val="18"/>
+              </w:rPr>
+              <w:t>成为默认</w:t>
+            </w:r>
+          </w:p>
+        </w:tc>
+        <w:tc>
+          <w:tcPr>
+            <w:tcW w:type="dxa" w:w="2880"/>
+          </w:tcPr>
+          <w:p>
+            <w:r>
+              <w:rPr>
+                <w:sz w:val="18"/>
+              </w:rPr>
+              <w:t>集团型客户</w:t>
+            </w:r>
+          </w:p>
+        </w:tc>
+      </w:tr>
+    </w:tbl>
+    <w:p/>
+    <w:p>
+      <w:pPr>
+        <w:pStyle w:val="Heading2"/>
+      </w:pPr>
+      <w:r>
+        <w:t>5.3 竞争格局演变趋势</w:t>
+      </w:r>
+    </w:p>
+    <w:p>
+      <w:r>
+        <w:rPr>
+          <w:rFonts w:ascii="Microsoft YaHei" w:hAnsi="Microsoft YaHei" w:eastAsia="Microsoft YaHei"/>
+          <w:b w:val="0"/>
+          <w:sz w:val="20"/>
+        </w:rPr>
+        <w:t>头部综合安全厂商（奇安信、绿盟、深信服、安恒、360）仍将占据主要份额，凭借全栈能力、渠道与品牌持续领先（IDC 2024：奇安信四年第一）。</w:t>
+      </w:r>
+    </w:p>
+    <w:p>
+      <w:r>
+        <w:rPr>
+          <w:rFonts w:ascii="Microsoft YaHei" w:hAnsi="Microsoft YaHei" w:eastAsia="Microsoft YaHei"/>
+          <w:b w:val="0"/>
+          <w:sz w:val="20"/>
+        </w:rPr>
+        <w:t>专精型厂商（如观成科技）在加密流量检测垂直场景形成差异化，IDC 2024 报告单独成章，显示「技术创新型」选手获结构性机会。</w:t>
+      </w:r>
+    </w:p>
+    <w:p>
+      <w:r>
+        <w:rPr>
+          <w:rFonts w:ascii="Microsoft YaHei" w:hAnsi="Microsoft YaHei" w:eastAsia="Microsoft YaHei"/>
+          <w:b w:val="0"/>
+          <w:sz w:val="20"/>
+        </w:rPr>
+        <w:t>云厂商（阿里云、华为云、腾讯云）以云原生 NDR 切入，在云上全流量场景与专业厂商形成竞合。</w:t>
+      </w:r>
+    </w:p>
+    <w:p>
+      <w:r>
+        <w:rPr>
+          <w:rFonts w:ascii="Microsoft YaHei" w:hAnsi="Microsoft YaHei" w:eastAsia="Microsoft YaHei"/>
+          <w:b w:val="0"/>
+          <w:sz w:val="20"/>
+        </w:rPr>
+        <w:t>预计未来 CR5 维持高位，但 ETD 细分赛道集中度低于 NDR 整体，仍存进入窗口。</w:t>
+      </w:r>
+    </w:p>
+    <w:p>
+      <w:pPr>
+        <w:pStyle w:val="Heading2"/>
+      </w:pPr>
+      <w:r>
+        <w:t>5.4 政策与合规趋势</w:t>
+      </w:r>
+    </w:p>
+    <w:p>
+      <w:r>
+        <w:rPr>
+          <w:rFonts w:ascii="Microsoft YaHei" w:hAnsi="Microsoft YaHei" w:eastAsia="Microsoft YaHei"/>
+          <w:b w:val="0"/>
+          <w:sz w:val="20"/>
+        </w:rPr>
+        <w:t>《网络安全法》《数据安全法》《个人信息保护法》及等保 2.0、关基保护条例等，持续要求网络流量可视、异常监测与事件响应能力。</w:t>
+      </w:r>
+    </w:p>
+    <w:p>
+      <w:r>
+        <w:rPr>
+          <w:rFonts w:ascii="Microsoft YaHei" w:hAnsi="Microsoft YaHei" w:eastAsia="Microsoft YaHei"/>
+          <w:b w:val="0"/>
+          <w:sz w:val="20"/>
+        </w:rPr>
+        <w:t>加密流量检测的合规价值在于：在不大规模解密的前提下满足「监测」义务，平衡隐私与安保——这将成为政企采购的重要论证逻辑。</w:t>
+      </w:r>
+    </w:p>
+    <w:p>
+      <w:r>
+        <w:rPr>
+          <w:rFonts w:ascii="Microsoft YaHei" w:hAnsi="Microsoft YaHei" w:eastAsia="Microsoft YaHei"/>
+          <w:b w:val="0"/>
+          <w:sz w:val="20"/>
+        </w:rPr>
+        <w:t>信创与国产化替代仍为政企市场的结构性因素，国产 NDR/ETD 方案受益。</w:t>
+      </w:r>
+    </w:p>
+    <w:p>
+      <w:pPr>
+        <w:pStyle w:val="Heading2"/>
+      </w:pPr>
+      <w:r>
+        <w:t>5.5 制约因素与不确定性</w:t>
+      </w:r>
+    </w:p>
+    <w:tbl>
+      <w:tblPr>
+        <w:tblStyle w:val="TableGrid"/>
+        <w:tblW w:type="auto" w:w="0"/>
+        <w:jc w:val="center"/>
+        <w:tblLook w:firstColumn="1" w:firstRow="1" w:lastColumn="0" w:lastRow="0" w:noHBand="0" w:noVBand="1" w:val="04A0"/>
+      </w:tblPr>
+      <w:tblGrid>
+        <w:gridCol w:w="2880"/>
+        <w:gridCol w:w="2880"/>
+        <w:gridCol w:w="2880"/>
+      </w:tblGrid>
+      <w:tr>
+        <w:tc>
+          <w:tcPr>
+            <w:tcW w:type="dxa" w:w="2880"/>
+            <w:shd w:fill="D9E2F3" w:val="clear"/>
+          </w:tcPr>
+          <w:p>
+            <w:r>
+              <w:rPr>
+                <w:b/>
+                <w:sz w:val="18"/>
+              </w:rPr>
+              <w:t>制约因素</w:t>
+            </w:r>
+          </w:p>
+        </w:tc>
+        <w:tc>
+          <w:tcPr>
+            <w:tcW w:type="dxa" w:w="2880"/>
+            <w:shd w:fill="D9E2F3" w:val="clear"/>
+          </w:tcPr>
+          <w:p>
+            <w:r>
+              <w:rPr>
+                <w:b/>
+                <w:sz w:val="18"/>
+              </w:rPr>
+              <w:t>影响</w:t>
+            </w:r>
+          </w:p>
+        </w:tc>
+        <w:tc>
+          <w:tcPr>
+            <w:tcW w:type="dxa" w:w="2880"/>
+            <w:shd w:fill="D9E2F3" w:val="clear"/>
+          </w:tcPr>
+          <w:p>
+            <w:r>
+              <w:rPr>
+                <w:b/>
+                <w:sz w:val="18"/>
+              </w:rPr>
+              <w:t>应对方向</w:t>
+            </w:r>
+          </w:p>
+        </w:tc>
+      </w:tr>
+      <w:tr>
+        <w:tc>
+          <w:tcPr>
+            <w:tcW w:type="dxa" w:w="2880"/>
+          </w:tcPr>
+          <w:p>
+            <w:r>
+              <w:rPr>
+                <w:sz w:val="18"/>
+              </w:rPr>
+              <w:t>安全预算收紧</w:t>
+            </w:r>
+          </w:p>
+        </w:tc>
+        <w:tc>
+          <w:tcPr>
+            <w:tcW w:type="dxa" w:w="2880"/>
+          </w:tcPr>
+          <w:p>
+            <w:r>
+              <w:rPr>
+                <w:sz w:val="18"/>
+              </w:rPr>
+              <w:t>2024 规模微降</w:t>
+            </w:r>
+          </w:p>
+        </w:tc>
+        <w:tc>
+          <w:tcPr>
+            <w:tcW w:type="dxa" w:w="2880"/>
+          </w:tcPr>
+          <w:p>
+            <w:r>
+              <w:rPr>
+                <w:sz w:val="18"/>
+              </w:rPr>
+              <w:t>突出 ROI、降噪、自动化</w:t>
+            </w:r>
+          </w:p>
+        </w:tc>
+      </w:tr>
+      <w:tr>
+        <w:tc>
+          <w:tcPr>
+            <w:tcW w:type="dxa" w:w="2880"/>
+          </w:tcPr>
+          <w:p>
+            <w:r>
+              <w:rPr>
+                <w:sz w:val="18"/>
+              </w:rPr>
+              <w:t>技术门槛高</w:t>
+            </w:r>
+          </w:p>
+        </w:tc>
+        <w:tc>
+          <w:tcPr>
+            <w:tcW w:type="dxa" w:w="2880"/>
+          </w:tcPr>
+          <w:p>
+            <w:r>
+              <w:rPr>
+                <w:sz w:val="18"/>
+              </w:rPr>
+              <w:t>误报/漏报、人才不足</w:t>
+            </w:r>
+          </w:p>
+        </w:tc>
+        <w:tc>
+          <w:tcPr>
+            <w:tcW w:type="dxa" w:w="2880"/>
+          </w:tcPr>
+          <w:p>
+            <w:r>
+              <w:rPr>
+                <w:sz w:val="18"/>
+              </w:rPr>
+              <w:t>GenAI 降噪、托管服务</w:t>
+            </w:r>
+          </w:p>
+        </w:tc>
+      </w:tr>
+      <w:tr>
+        <w:tc>
+          <w:tcPr>
+            <w:tcW w:type="dxa" w:w="2880"/>
+          </w:tcPr>
+          <w:p>
+            <w:r>
+              <w:rPr>
+                <w:sz w:val="18"/>
+              </w:rPr>
+              <w:t>加密检测准确率</w:t>
+            </w:r>
+          </w:p>
+        </w:tc>
+        <w:tc>
+          <w:tcPr>
+            <w:tcW w:type="dxa" w:w="2880"/>
+          </w:tcPr>
+          <w:p>
+            <w:r>
+              <w:rPr>
+                <w:sz w:val="18"/>
+              </w:rPr>
+              <w:t>客户信任度</w:t>
+            </w:r>
+          </w:p>
+        </w:tc>
+        <w:tc>
+          <w:tcPr>
+            <w:tcW w:type="dxa" w:w="2880"/>
+          </w:tcPr>
+          <w:p>
+            <w:r>
+              <w:rPr>
+                <w:sz w:val="18"/>
+              </w:rPr>
+              <w:t>PoC 验证、可解释 AI</w:t>
+            </w:r>
+          </w:p>
+        </w:tc>
+      </w:tr>
+      <w:tr>
+        <w:tc>
+          <w:tcPr>
+            <w:tcW w:type="dxa" w:w="2880"/>
+          </w:tcPr>
+          <w:p>
+            <w:r>
+              <w:rPr>
+                <w:sz w:val="18"/>
+              </w:rPr>
+              <w:t>大厂生态捆绑</w:t>
+            </w:r>
+          </w:p>
+        </w:tc>
+        <w:tc>
+          <w:tcPr>
+            <w:tcW w:type="dxa" w:w="2880"/>
+          </w:tcPr>
+          <w:p>
+            <w:r>
+              <w:rPr>
+                <w:sz w:val="18"/>
+              </w:rPr>
+              <w:t>中小厂商空间受压</w:t>
+            </w:r>
+          </w:p>
+        </w:tc>
+        <w:tc>
+          <w:tcPr>
+            <w:tcW w:type="dxa" w:w="2880"/>
+          </w:tcPr>
+          <w:p>
+            <w:r>
+              <w:rPr>
+                <w:sz w:val="18"/>
+              </w:rPr>
+              <w:t>垂直场景差异化</w:t>
+            </w:r>
+          </w:p>
+        </w:tc>
+      </w:tr>
+      <w:tr>
+        <w:tc>
+          <w:tcPr>
+            <w:tcW w:type="dxa" w:w="2880"/>
+          </w:tcPr>
+          <w:p>
+            <w:r>
+              <w:rPr>
+                <w:sz w:val="18"/>
+              </w:rPr>
+              <w:t>数据合规顾虑</w:t>
+            </w:r>
+          </w:p>
+        </w:tc>
+        <w:tc>
+          <w:tcPr>
+            <w:tcW w:type="dxa" w:w="2880"/>
+          </w:tcPr>
+          <w:p>
+            <w:r>
+              <w:rPr>
+                <w:sz w:val="18"/>
+              </w:rPr>
+              <w:t>解密方案受限</w:t>
+            </w:r>
+          </w:p>
+        </w:tc>
+        <w:tc>
+          <w:tcPr>
+            <w:tcW w:type="dxa" w:w="2880"/>
+          </w:tcPr>
+          <w:p>
+            <w:r>
+              <w:rPr>
+                <w:sz w:val="18"/>
+              </w:rPr>
+              <w:t>主推 AI 不解密路线</w:t>
+            </w:r>
+          </w:p>
+        </w:tc>
+      </w:tr>
+    </w:tbl>
+    <w:p/>
+    <w:p>
+      <w:pPr>
+        <w:pStyle w:val="Heading1"/>
+      </w:pPr>
+      <w:r>
+        <w:t>六、增长机会分析</w:t>
+      </w:r>
+    </w:p>
+    <w:p>
+      <w:r>
+        <w:rPr>
+          <w:rFonts w:ascii="Microsoft YaHei" w:hAnsi="Microsoft YaHei" w:eastAsia="Microsoft YaHei"/>
+          <w:b w:val="0"/>
+          <w:sz w:val="20"/>
+        </w:rPr>
+        <w:t>本章从行业垂直、客户层级、技术赛道三个维度梳理可商业化增长机会，并映射至 NDR 2.0 加密流量分析能力建设优先级。</w:t>
+      </w:r>
+    </w:p>
+    <w:p>
+      <w:pPr>
+        <w:pStyle w:val="Heading2"/>
+      </w:pPr>
+      <w:r>
+        <w:t>6.1 行业垂直机会</w:t>
+      </w:r>
+    </w:p>
+    <w:p>
+      <w:r>
+        <w:rPr>
+          <w:rFonts w:ascii="Microsoft YaHei" w:hAnsi="Microsoft YaHei" w:eastAsia="Microsoft YaHei"/>
+          <w:b w:val="0"/>
+          <w:sz w:val="20"/>
+        </w:rPr>
+        <w:t>数世咨询调研显示，NDR 需求在金融、运营商、地方政府、互联网、监管机构等行业分布较为均衡，均为加密流量高占比、高价值资产行业。</w:t>
+      </w:r>
+    </w:p>
+    <w:p>
+      <w:r>
+        <w:rPr>
+          <w:rFonts w:ascii="Microsoft YaHei" w:hAnsi="Microsoft YaHei" w:eastAsia="Microsoft YaHei"/>
+          <w:b w:val="0"/>
+          <w:sz w:val="20"/>
+        </w:rPr>
+        <w:t>Zscaler 2024 报告显示制造业为加密攻击第一大目标（42%），制造/能源/医疗等行业存在「后来居上」的增量空间。</w:t>
+      </w:r>
+    </w:p>
+    <w:tbl>
+      <w:tblPr>
+        <w:tblStyle w:val="TableGrid"/>
+        <w:tblW w:type="auto" w:w="0"/>
+        <w:jc w:val="center"/>
+        <w:tblLook w:firstColumn="1" w:firstRow="1" w:lastColumn="0" w:lastRow="0" w:noHBand="0" w:noVBand="1" w:val="04A0"/>
+      </w:tblPr>
+      <w:tblGrid>
+        <w:gridCol w:w="2160"/>
+        <w:gridCol w:w="2160"/>
+        <w:gridCol w:w="2160"/>
+        <w:gridCol w:w="2160"/>
+      </w:tblGrid>
+      <w:tr>
+        <w:tc>
+          <w:tcPr>
+            <w:tcW w:type="dxa" w:w="2160"/>
+            <w:shd w:fill="D9E2F3" w:val="clear"/>
+          </w:tcPr>
+          <w:p>
+            <w:r>
+              <w:rPr>
+                <w:b/>
+                <w:sz w:val="18"/>
+              </w:rPr>
+              <w:t>行业</w:t>
+            </w:r>
+          </w:p>
+        </w:tc>
+        <w:tc>
+          <w:tcPr>
+            <w:tcW w:type="dxa" w:w="2160"/>
+            <w:shd w:fill="D9E2F3" w:val="clear"/>
+          </w:tcPr>
+          <w:p>
+            <w:r>
+              <w:rPr>
+                <w:b/>
+                <w:sz w:val="18"/>
+              </w:rPr>
+              <w:t>机会类型</w:t>
+            </w:r>
+          </w:p>
+        </w:tc>
+        <w:tc>
+          <w:tcPr>
+            <w:tcW w:type="dxa" w:w="2160"/>
+            <w:shd w:fill="D9E2F3" w:val="clear"/>
+          </w:tcPr>
+          <w:p>
+            <w:r>
+              <w:rPr>
+                <w:b/>
+                <w:sz w:val="18"/>
+              </w:rPr>
+              <w:t>ETD 需求强度</w:t>
+            </w:r>
+          </w:p>
+        </w:tc>
+        <w:tc>
+          <w:tcPr>
+            <w:tcW w:type="dxa" w:w="2160"/>
+            <w:shd w:fill="D9E2F3" w:val="clear"/>
+          </w:tcPr>
+          <w:p>
+            <w:r>
+              <w:rPr>
+                <w:b/>
+                <w:sz w:val="18"/>
+              </w:rPr>
+              <w:t>依据</w:t>
+            </w:r>
+          </w:p>
+        </w:tc>
+      </w:tr>
+      <w:tr>
+        <w:tc>
+          <w:tcPr>
+            <w:tcW w:type="dxa" w:w="2160"/>
+          </w:tcPr>
+          <w:p>
+            <w:r>
+              <w:rPr>
+                <w:sz w:val="18"/>
+              </w:rPr>
+              <w:t>金融</w:t>
+            </w:r>
+          </w:p>
+        </w:tc>
+        <w:tc>
+          <w:tcPr>
+            <w:tcW w:type="dxa" w:w="2160"/>
+          </w:tcPr>
+          <w:p>
+            <w:r>
+              <w:rPr>
+                <w:sz w:val="18"/>
+              </w:rPr>
+              <w:t>合规+实战双驱动</w:t>
+            </w:r>
+          </w:p>
+        </w:tc>
+        <w:tc>
+          <w:tcPr>
+            <w:tcW w:type="dxa" w:w="2160"/>
+          </w:tcPr>
+          <w:p>
+            <w:r>
+              <w:rPr>
+                <w:sz w:val="18"/>
+              </w:rPr>
+              <w:t>★★★★★</w:t>
+            </w:r>
+          </w:p>
+        </w:tc>
+        <w:tc>
+          <w:tcPr>
+            <w:tcW w:type="dxa" w:w="2160"/>
+          </w:tcPr>
+          <w:p>
+            <w:r>
+              <w:rPr>
+                <w:sz w:val="18"/>
+              </w:rPr>
+              <w:t>数世 TOP5；高 HTTPS 占比</w:t>
+            </w:r>
+          </w:p>
+        </w:tc>
+      </w:tr>
+      <w:tr>
+        <w:tc>
+          <w:tcPr>
+            <w:tcW w:type="dxa" w:w="2160"/>
+          </w:tcPr>
+          <w:p>
+            <w:r>
+              <w:rPr>
+                <w:sz w:val="18"/>
+              </w:rPr>
+              <w:t>运营商/政府</w:t>
+            </w:r>
+          </w:p>
+        </w:tc>
+        <w:tc>
+          <w:tcPr>
+            <w:tcW w:type="dxa" w:w="2160"/>
+          </w:tcPr>
+          <w:p>
+            <w:r>
+              <w:rPr>
+                <w:sz w:val="18"/>
+              </w:rPr>
+              <w:t>关基防护、全网可视</w:t>
+            </w:r>
+          </w:p>
+        </w:tc>
+        <w:tc>
+          <w:tcPr>
+            <w:tcW w:type="dxa" w:w="2160"/>
+          </w:tcPr>
+          <w:p>
+            <w:r>
+              <w:rPr>
+                <w:sz w:val="18"/>
+              </w:rPr>
+              <w:t>★★★★★</w:t>
+            </w:r>
+          </w:p>
+        </w:tc>
+        <w:tc>
+          <w:tcPr>
+            <w:tcW w:type="dxa" w:w="2160"/>
+          </w:tcPr>
+          <w:p>
+            <w:r>
+              <w:rPr>
+                <w:sz w:val="18"/>
+              </w:rPr>
+              <w:t>数世 TOP5；IDC 5GC 流量</w:t>
+            </w:r>
+          </w:p>
+        </w:tc>
+      </w:tr>
+      <w:tr>
+        <w:tc>
+          <w:tcPr>
+            <w:tcW w:type="dxa" w:w="2160"/>
+          </w:tcPr>
+          <w:p>
+            <w:r>
+              <w:rPr>
+                <w:sz w:val="18"/>
+              </w:rPr>
+              <w:t>互联网/科技</w:t>
+            </w:r>
+          </w:p>
+        </w:tc>
+        <w:tc>
+          <w:tcPr>
+            <w:tcW w:type="dxa" w:w="2160"/>
+          </w:tcPr>
+          <w:p>
+            <w:r>
+              <w:rPr>
+                <w:sz w:val="18"/>
+              </w:rPr>
+              <w:t>云上东西向、API 流量</w:t>
+            </w:r>
+          </w:p>
+        </w:tc>
+        <w:tc>
+          <w:tcPr>
+            <w:tcW w:type="dxa" w:w="2160"/>
+          </w:tcPr>
+          <w:p>
+            <w:r>
+              <w:rPr>
+                <w:sz w:val="18"/>
+              </w:rPr>
+              <w:t>★★★★☆</w:t>
+            </w:r>
+          </w:p>
+        </w:tc>
+        <w:tc>
+          <w:tcPr>
+            <w:tcW w:type="dxa" w:w="2160"/>
+          </w:tcPr>
+          <w:p>
+            <w:r>
+              <w:rPr>
+                <w:sz w:val="18"/>
+              </w:rPr>
+              <w:t>IDC 云原生趋势</w:t>
+            </w:r>
+          </w:p>
+        </w:tc>
+      </w:tr>
+      <w:tr>
+        <w:tc>
+          <w:tcPr>
+            <w:tcW w:type="dxa" w:w="2160"/>
+          </w:tcPr>
+          <w:p>
+            <w:r>
+              <w:rPr>
+                <w:sz w:val="18"/>
+              </w:rPr>
+              <w:t>制造/能源</w:t>
+            </w:r>
+          </w:p>
+        </w:tc>
+        <w:tc>
+          <w:tcPr>
+            <w:tcW w:type="dxa" w:w="2160"/>
+          </w:tcPr>
+          <w:p>
+            <w:r>
+              <w:rPr>
+                <w:sz w:val="18"/>
+              </w:rPr>
+              <w:t>工控+IT 融合、勒索高发</w:t>
+            </w:r>
+          </w:p>
+        </w:tc>
+        <w:tc>
+          <w:tcPr>
+            <w:tcW w:type="dxa" w:w="2160"/>
+          </w:tcPr>
+          <w:p>
+            <w:r>
+              <w:rPr>
+                <w:sz w:val="18"/>
+              </w:rPr>
+              <w:t>★★★★☆</w:t>
+            </w:r>
+          </w:p>
+        </w:tc>
+        <w:tc>
+          <w:tcPr>
+            <w:tcW w:type="dxa" w:w="2160"/>
+          </w:tcPr>
+          <w:p>
+            <w:r>
+              <w:rPr>
+                <w:sz w:val="18"/>
+              </w:rPr>
+              <w:t>Zscaler 42% 攻击</w:t>
+            </w:r>
+          </w:p>
+        </w:tc>
+      </w:tr>
+      <w:tr>
+        <w:tc>
+          <w:tcPr>
+            <w:tcW w:type="dxa" w:w="2160"/>
+          </w:tcPr>
+          <w:p>
+            <w:r>
+              <w:rPr>
+                <w:sz w:val="18"/>
+              </w:rPr>
+              <w:t>医疗/教育</w:t>
+            </w:r>
+          </w:p>
+        </w:tc>
+        <w:tc>
+          <w:tcPr>
+            <w:tcW w:type="dxa" w:w="2160"/>
+          </w:tcPr>
+          <w:p>
+            <w:r>
+              <w:rPr>
+                <w:sz w:val="18"/>
+              </w:rPr>
+              <w:t>数字化加速、预算敏感</w:t>
+            </w:r>
+          </w:p>
+        </w:tc>
+        <w:tc>
+          <w:tcPr>
+            <w:tcW w:type="dxa" w:w="2160"/>
+          </w:tcPr>
+          <w:p>
+            <w:r>
+              <w:rPr>
+                <w:sz w:val="18"/>
+              </w:rPr>
+              <w:t>★★★☆☆</w:t>
+            </w:r>
+          </w:p>
+        </w:tc>
+        <w:tc>
+          <w:tcPr>
+            <w:tcW w:type="dxa" w:w="2160"/>
+          </w:tcPr>
+          <w:p>
+            <w:r>
+              <w:rPr>
+                <w:sz w:val="18"/>
+              </w:rPr>
+              <w:t>定性；MSSP 模式</w:t>
+            </w:r>
+          </w:p>
+        </w:tc>
+      </w:tr>
+      <w:tr>
+        <w:tc>
+          <w:tcPr>
+            <w:tcW w:type="dxa" w:w="2160"/>
+          </w:tcPr>
+          <w:p>
+            <w:r>
+              <w:rPr>
+                <w:sz w:val="18"/>
+              </w:rPr>
+              <w:t>监管机构</w:t>
+            </w:r>
+          </w:p>
+        </w:tc>
+        <w:tc>
+          <w:tcPr>
+            <w:tcW w:type="dxa" w:w="2160"/>
+          </w:tcPr>
+          <w:p>
+            <w:r>
+              <w:rPr>
+                <w:sz w:val="18"/>
+              </w:rPr>
+              <w:t>态势感知、跨域协同</w:t>
+            </w:r>
+          </w:p>
+        </w:tc>
+        <w:tc>
+          <w:tcPr>
+            <w:tcW w:type="dxa" w:w="2160"/>
+          </w:tcPr>
+          <w:p>
+            <w:r>
+              <w:rPr>
+                <w:sz w:val="18"/>
+              </w:rPr>
+              <w:t>★★★★☆</w:t>
+            </w:r>
+          </w:p>
+        </w:tc>
+        <w:tc>
+          <w:tcPr>
+            <w:tcW w:type="dxa" w:w="2160"/>
+          </w:tcPr>
+          <w:p>
+            <w:r>
+              <w:rPr>
+                <w:sz w:val="18"/>
+              </w:rPr>
+              <w:t>数世 TOP5</w:t>
+            </w:r>
+          </w:p>
+        </w:tc>
+      </w:tr>
+    </w:tbl>
+    <w:p/>
+    <w:p>
+      <w:pPr>
+        <w:pStyle w:val="Heading2"/>
+      </w:pPr>
+      <w:r>
+        <w:t>6.2 客户层级与区域机会</w:t>
+      </w:r>
+    </w:p>
+    <w:p>
+      <w:r>
+        <w:rPr>
+          <w:rFonts w:ascii="Microsoft YaHei" w:hAnsi="Microsoft YaHei" w:eastAsia="Microsoft YaHei"/>
+          <w:b w:val="0"/>
+          <w:sz w:val="20"/>
+        </w:rPr>
+        <w:t>IDC 2022 指出：头部行业客户 NDR 部署已较充分，「市场下沉」成为厂商战略重点——中小政企、地市政务、二级分支机构对「开箱即用、低运维」的 NDR/ETD 需求上升。</w:t>
+      </w:r>
+    </w:p>
+    <w:p>
+      <w:r>
+        <w:rPr>
+          <w:rFonts w:ascii="Microsoft YaHei" w:hAnsi="Microsoft YaHei" w:eastAsia="Microsoft YaHei"/>
+          <w:b w:val="0"/>
+          <w:sz w:val="20"/>
+        </w:rPr>
+        <w:t>云化/MSSP 订阅模式有望打开价格敏感客户市场，与 NDR 2.0「轻量化加密检测」能力高度契合。</w:t>
+      </w:r>
+    </w:p>
+    <w:tbl>
+      <w:tblPr>
+        <w:tblStyle w:val="TableGrid"/>
+        <w:tblW w:type="auto" w:w="0"/>
+        <w:jc w:val="center"/>
+        <w:tblLook w:firstColumn="1" w:firstRow="1" w:lastColumn="0" w:lastRow="0" w:noHBand="0" w:noVBand="1" w:val="04A0"/>
+      </w:tblPr>
+      <w:tblGrid>
+        <w:gridCol w:w="2160"/>
+        <w:gridCol w:w="2160"/>
+        <w:gridCol w:w="2160"/>
+        <w:gridCol w:w="2160"/>
+      </w:tblGrid>
+      <w:tr>
+        <w:tc>
+          <w:tcPr>
+            <w:tcW w:type="dxa" w:w="2160"/>
+            <w:shd w:fill="D9E2F3" w:val="clear"/>
+          </w:tcPr>
+          <w:p>
+            <w:r>
+              <w:rPr>
+                <w:b/>
+                <w:sz w:val="18"/>
+              </w:rPr>
+              <w:t>客户层级</w:t>
+            </w:r>
+          </w:p>
+        </w:tc>
+        <w:tc>
+          <w:tcPr>
+            <w:tcW w:type="dxa" w:w="2160"/>
+            <w:shd w:fill="D9E2F3" w:val="clear"/>
+          </w:tcPr>
+          <w:p>
+            <w:r>
+              <w:rPr>
+                <w:b/>
+                <w:sz w:val="18"/>
+              </w:rPr>
+              <w:t>当前状态</w:t>
+            </w:r>
+          </w:p>
+        </w:tc>
+        <w:tc>
+          <w:tcPr>
+            <w:tcW w:type="dxa" w:w="2160"/>
+            <w:shd w:fill="D9E2F3" w:val="clear"/>
+          </w:tcPr>
+          <w:p>
+            <w:r>
+              <w:rPr>
+                <w:b/>
+                <w:sz w:val="18"/>
+              </w:rPr>
+              <w:t>增长机会</w:t>
+            </w:r>
+          </w:p>
+        </w:tc>
+        <w:tc>
+          <w:tcPr>
+            <w:tcW w:type="dxa" w:w="2160"/>
+            <w:shd w:fill="D9E2F3" w:val="clear"/>
+          </w:tcPr>
+          <w:p>
+            <w:r>
+              <w:rPr>
+                <w:b/>
+                <w:sz w:val="18"/>
+              </w:rPr>
+              <w:t>产品策略</w:t>
+            </w:r>
+          </w:p>
+        </w:tc>
+      </w:tr>
+      <w:tr>
+        <w:tc>
+          <w:tcPr>
+            <w:tcW w:type="dxa" w:w="2160"/>
+          </w:tcPr>
+          <w:p>
+            <w:r>
+              <w:rPr>
+                <w:sz w:val="18"/>
+              </w:rPr>
+              <w:t>头部央企/金融</w:t>
+            </w:r>
+          </w:p>
+        </w:tc>
+        <w:tc>
+          <w:tcPr>
+            <w:tcW w:type="dxa" w:w="2160"/>
+          </w:tcPr>
+          <w:p>
+            <w:r>
+              <w:rPr>
+                <w:sz w:val="18"/>
+              </w:rPr>
+              <w:t>渗透率高</w:t>
+            </w:r>
+          </w:p>
+        </w:tc>
+        <w:tc>
+          <w:tcPr>
+            <w:tcW w:type="dxa" w:w="2160"/>
+          </w:tcPr>
+          <w:p>
+            <w:r>
+              <w:rPr>
+                <w:sz w:val="18"/>
+              </w:rPr>
+              <w:t>能力升级、ETD 深化</w:t>
+            </w:r>
+          </w:p>
+        </w:tc>
+        <w:tc>
+          <w:tcPr>
+            <w:tcW w:type="dxa" w:w="2160"/>
+          </w:tcPr>
+          <w:p>
+            <w:r>
+              <w:rPr>
+                <w:sz w:val="18"/>
+              </w:rPr>
+              <w:t>高精度 AI 不解密</w:t>
+            </w:r>
+          </w:p>
+        </w:tc>
+      </w:tr>
+      <w:tr>
+        <w:tc>
+          <w:tcPr>
+            <w:tcW w:type="dxa" w:w="2160"/>
+          </w:tcPr>
+          <w:p>
+            <w:r>
+              <w:rPr>
+                <w:sz w:val="18"/>
+              </w:rPr>
+              <w:t>中型政企</w:t>
+            </w:r>
+          </w:p>
+        </w:tc>
+        <w:tc>
+          <w:tcPr>
+            <w:tcW w:type="dxa" w:w="2160"/>
+          </w:tcPr>
+          <w:p>
+            <w:r>
+              <w:rPr>
+                <w:sz w:val="18"/>
+              </w:rPr>
+              <w:t>建设中</w:t>
+            </w:r>
+          </w:p>
+        </w:tc>
+        <w:tc>
+          <w:tcPr>
+            <w:tcW w:type="dxa" w:w="2160"/>
+          </w:tcPr>
+          <w:p>
+            <w:r>
+              <w:rPr>
+                <w:sz w:val="18"/>
+              </w:rPr>
+              <w:t>合规驱动新建</w:t>
+            </w:r>
+          </w:p>
+        </w:tc>
+        <w:tc>
+          <w:tcPr>
+            <w:tcW w:type="dxa" w:w="2160"/>
+          </w:tcPr>
+          <w:p>
+            <w:r>
+              <w:rPr>
+                <w:sz w:val="18"/>
+              </w:rPr>
+              <w:t>可选解密+降噪</w:t>
+            </w:r>
+          </w:p>
+        </w:tc>
+      </w:tr>
+      <w:tr>
+        <w:tc>
+          <w:tcPr>
+            <w:tcW w:type="dxa" w:w="2160"/>
+          </w:tcPr>
+          <w:p>
+            <w:r>
+              <w:rPr>
+                <w:sz w:val="18"/>
+              </w:rPr>
+              <w:t>中小企业</w:t>
+            </w:r>
+          </w:p>
+        </w:tc>
+        <w:tc>
+          <w:tcPr>
+            <w:tcW w:type="dxa" w:w="2160"/>
+          </w:tcPr>
+          <w:p>
+            <w:r>
+              <w:rPr>
+                <w:sz w:val="18"/>
+              </w:rPr>
+              <w:t>渗透率低</w:t>
+            </w:r>
+          </w:p>
+        </w:tc>
+        <w:tc>
+          <w:tcPr>
+            <w:tcW w:type="dxa" w:w="2160"/>
+          </w:tcPr>
+          <w:p>
+            <w:r>
+              <w:rPr>
+                <w:sz w:val="18"/>
+              </w:rPr>
+              <w:t>云化/MSSP</w:t>
+            </w:r>
+          </w:p>
+        </w:tc>
+        <w:tc>
+          <w:tcPr>
+            <w:tcW w:type="dxa" w:w="2160"/>
+          </w:tcPr>
+          <w:p>
+            <w:r>
+              <w:rPr>
+                <w:sz w:val="18"/>
+              </w:rPr>
+              <w:t>SaaS 化 ETD 模块</w:t>
+            </w:r>
+          </w:p>
+        </w:tc>
+      </w:tr>
+      <w:tr>
+        <w:tc>
+          <w:tcPr>
+            <w:tcW w:type="dxa" w:w="2160"/>
+          </w:tcPr>
+          <w:p>
+            <w:r>
+              <w:rPr>
+                <w:sz w:val="18"/>
+              </w:rPr>
+              <w:t>下沉地市</w:t>
+            </w:r>
+          </w:p>
+        </w:tc>
+        <w:tc>
+          <w:tcPr>
+            <w:tcW w:type="dxa" w:w="2160"/>
+          </w:tcPr>
+          <w:p>
+            <w:r>
+              <w:rPr>
+                <w:sz w:val="18"/>
+              </w:rPr>
+              <w:t>起步阶段</w:t>
+            </w:r>
+          </w:p>
+        </w:tc>
+        <w:tc>
+          <w:tcPr>
+            <w:tcW w:type="dxa" w:w="2160"/>
+          </w:tcPr>
+          <w:p>
+            <w:r>
+              <w:rPr>
+                <w:sz w:val="18"/>
+              </w:rPr>
+              <w:t>国产化+易用</w:t>
+            </w:r>
+          </w:p>
+        </w:tc>
+        <w:tc>
+          <w:tcPr>
+            <w:tcW w:type="dxa" w:w="2160"/>
+          </w:tcPr>
+          <w:p>
+            <w:r>
+              <w:rPr>
+                <w:sz w:val="18"/>
+              </w:rPr>
+              <w:t>预制场景剧本</w:t>
+            </w:r>
+          </w:p>
+        </w:tc>
+      </w:tr>
+    </w:tbl>
+    <w:p/>
+    <w:p>
+      <w:pPr>
+        <w:pStyle w:val="Heading2"/>
+      </w:pPr>
+      <w:r>
+        <w:t>6.3 技术赛道机会（与 NDR 2.0 映射）</w:t>
+      </w:r>
+    </w:p>
+    <w:tbl>
+      <w:tblPr>
+        <w:tblStyle w:val="TableGrid"/>
+        <w:tblW w:type="auto" w:w="0"/>
+        <w:jc w:val="center"/>
+        <w:tblLook w:firstColumn="1" w:firstRow="1" w:lastColumn="0" w:lastRow="0" w:noHBand="0" w:noVBand="1" w:val="04A0"/>
+      </w:tblPr>
+      <w:tblGrid>
+        <w:gridCol w:w="2160"/>
+        <w:gridCol w:w="2160"/>
+        <w:gridCol w:w="2160"/>
+        <w:gridCol w:w="2160"/>
+      </w:tblGrid>
+      <w:tr>
+        <w:tc>
+          <w:tcPr>
+            <w:tcW w:type="dxa" w:w="2160"/>
+            <w:shd w:fill="D9E2F3" w:val="clear"/>
+          </w:tcPr>
+          <w:p>
+            <w:r>
+              <w:rPr>
+                <w:b/>
+                <w:sz w:val="18"/>
+              </w:rPr>
+              <w:t>赛道</w:t>
+            </w:r>
+          </w:p>
+        </w:tc>
+        <w:tc>
+          <w:tcPr>
+            <w:tcW w:type="dxa" w:w="2160"/>
+            <w:shd w:fill="D9E2F3" w:val="clear"/>
+          </w:tcPr>
+          <w:p>
+            <w:r>
+              <w:rPr>
+                <w:b/>
+                <w:sz w:val="18"/>
+              </w:rPr>
+              <w:t>市场吸引力</w:t>
+            </w:r>
+          </w:p>
+        </w:tc>
+        <w:tc>
+          <w:tcPr>
+            <w:tcW w:type="dxa" w:w="2160"/>
+            <w:shd w:fill="D9E2F3" w:val="clear"/>
+          </w:tcPr>
+          <w:p>
+            <w:r>
+              <w:rPr>
+                <w:b/>
+                <w:sz w:val="18"/>
+              </w:rPr>
+              <w:t>竞争强度</w:t>
+            </w:r>
+          </w:p>
+        </w:tc>
+        <w:tc>
+          <w:tcPr>
+            <w:tcW w:type="dxa" w:w="2160"/>
+            <w:shd w:fill="D9E2F3" w:val="clear"/>
+          </w:tcPr>
+          <w:p>
+            <w:r>
+              <w:rPr>
+                <w:b/>
+                <w:sz w:val="18"/>
+              </w:rPr>
+              <w:t>NDR 2.0 建议优先级</w:t>
+            </w:r>
+          </w:p>
+        </w:tc>
+      </w:tr>
+      <w:tr>
+        <w:tc>
+          <w:tcPr>
+            <w:tcW w:type="dxa" w:w="2160"/>
+          </w:tcPr>
+          <w:p>
+            <w:r>
+              <w:rPr>
+                <w:sz w:val="18"/>
+              </w:rPr>
+              <w:t>AI 不解密 ETD</w:t>
+            </w:r>
+          </w:p>
+        </w:tc>
+        <w:tc>
+          <w:tcPr>
+            <w:tcW w:type="dxa" w:w="2160"/>
+          </w:tcPr>
+          <w:p>
+            <w:r>
+              <w:rPr>
+                <w:sz w:val="18"/>
+              </w:rPr>
+              <w:t>极高</w:t>
+            </w:r>
+          </w:p>
+        </w:tc>
+        <w:tc>
+          <w:tcPr>
+            <w:tcW w:type="dxa" w:w="2160"/>
+          </w:tcPr>
+          <w:p>
+            <w:r>
+              <w:rPr>
+                <w:sz w:val="18"/>
+              </w:rPr>
+              <w:t>中高</w:t>
+            </w:r>
+          </w:p>
+        </w:tc>
+        <w:tc>
+          <w:tcPr>
+            <w:tcW w:type="dxa" w:w="2160"/>
+          </w:tcPr>
+          <w:p>
+            <w:r>
+              <w:rPr>
+                <w:sz w:val="18"/>
+              </w:rPr>
+              <w:t>P0 必投</w:t>
+            </w:r>
+          </w:p>
+        </w:tc>
+      </w:tr>
+      <w:tr>
+        <w:tc>
+          <w:tcPr>
+            <w:tcW w:type="dxa" w:w="2160"/>
+          </w:tcPr>
+          <w:p>
+            <w:r>
+              <w:rPr>
+                <w:sz w:val="18"/>
+              </w:rPr>
+              <w:t>TLS/QUIC 元数据解析</w:t>
+            </w:r>
+          </w:p>
+        </w:tc>
+        <w:tc>
+          <w:tcPr>
+            <w:tcW w:type="dxa" w:w="2160"/>
+          </w:tcPr>
+          <w:p>
+            <w:r>
+              <w:rPr>
+                <w:sz w:val="18"/>
+              </w:rPr>
+              <w:t>高</w:t>
+            </w:r>
+          </w:p>
+        </w:tc>
+        <w:tc>
+          <w:tcPr>
+            <w:tcW w:type="dxa" w:w="2160"/>
+          </w:tcPr>
+          <w:p>
+            <w:r>
+              <w:rPr>
+                <w:sz w:val="18"/>
+              </w:rPr>
+              <w:t>中</w:t>
+            </w:r>
+          </w:p>
+        </w:tc>
+        <w:tc>
+          <w:tcPr>
+            <w:tcW w:type="dxa" w:w="2160"/>
+          </w:tcPr>
+          <w:p>
+            <w:r>
+              <w:rPr>
+                <w:sz w:val="18"/>
+              </w:rPr>
+              <w:t>P0 必投</w:t>
+            </w:r>
+          </w:p>
+        </w:tc>
+      </w:tr>
+      <w:tr>
+        <w:tc>
+          <w:tcPr>
+            <w:tcW w:type="dxa" w:w="2160"/>
+          </w:tcPr>
+          <w:p>
+            <w:r>
+              <w:rPr>
+                <w:sz w:val="18"/>
+              </w:rPr>
+              <w:t>GenAI 告警降噪/研判</w:t>
+            </w:r>
+          </w:p>
+        </w:tc>
+        <w:tc>
+          <w:tcPr>
+            <w:tcW w:type="dxa" w:w="2160"/>
+          </w:tcPr>
+          <w:p>
+            <w:r>
+              <w:rPr>
+                <w:sz w:val="18"/>
+              </w:rPr>
+              <w:t>高</w:t>
+            </w:r>
+          </w:p>
+        </w:tc>
+        <w:tc>
+          <w:tcPr>
+            <w:tcW w:type="dxa" w:w="2160"/>
+          </w:tcPr>
+          <w:p>
+            <w:r>
+              <w:rPr>
+                <w:sz w:val="18"/>
+              </w:rPr>
+              <w:t>高</w:t>
+            </w:r>
+          </w:p>
+        </w:tc>
+        <w:tc>
+          <w:tcPr>
+            <w:tcW w:type="dxa" w:w="2160"/>
+          </w:tcPr>
+          <w:p>
+            <w:r>
+              <w:rPr>
+                <w:sz w:val="18"/>
+              </w:rPr>
+              <w:t>P1 强化</w:t>
+            </w:r>
+          </w:p>
+        </w:tc>
+      </w:tr>
+      <w:tr>
+        <w:tc>
+          <w:tcPr>
+            <w:tcW w:type="dxa" w:w="2160"/>
+          </w:tcPr>
+          <w:p>
+            <w:r>
+              <w:rPr>
+                <w:sz w:val="18"/>
+              </w:rPr>
+              <w:t>云原生/容器流量检测</w:t>
+            </w:r>
+          </w:p>
+        </w:tc>
+        <w:tc>
+          <w:tcPr>
+            <w:tcW w:type="dxa" w:w="2160"/>
+          </w:tcPr>
+          <w:p>
+            <w:r>
+              <w:rPr>
+                <w:sz w:val="18"/>
+              </w:rPr>
+              <w:t>高</w:t>
+            </w:r>
+          </w:p>
+        </w:tc>
+        <w:tc>
+          <w:tcPr>
+            <w:tcW w:type="dxa" w:w="2160"/>
+          </w:tcPr>
+          <w:p>
+            <w:r>
+              <w:rPr>
+                <w:sz w:val="18"/>
+              </w:rPr>
+              <w:t>高</w:t>
+            </w:r>
+          </w:p>
+        </w:tc>
+        <w:tc>
+          <w:tcPr>
+            <w:tcW w:type="dxa" w:w="2160"/>
+          </w:tcPr>
+          <w:p>
+            <w:r>
+              <w:rPr>
+                <w:sz w:val="18"/>
+              </w:rPr>
+              <w:t>P1 规划</w:t>
+            </w:r>
+          </w:p>
+        </w:tc>
+      </w:tr>
+      <w:tr>
+        <w:tc>
+          <w:tcPr>
+            <w:tcW w:type="dxa" w:w="2160"/>
+          </w:tcPr>
+          <w:p>
+            <w:r>
+              <w:rPr>
+                <w:sz w:val="18"/>
+              </w:rPr>
+              <w:t>可选解密/沙箱联动</w:t>
+            </w:r>
+          </w:p>
+        </w:tc>
+        <w:tc>
+          <w:tcPr>
+            <w:tcW w:type="dxa" w:w="2160"/>
+          </w:tcPr>
+          <w:p>
+            <w:r>
+              <w:rPr>
+                <w:sz w:val="18"/>
+              </w:rPr>
+              <w:t>中</w:t>
+            </w:r>
+          </w:p>
+        </w:tc>
+        <w:tc>
+          <w:tcPr>
+            <w:tcW w:type="dxa" w:w="2160"/>
+          </w:tcPr>
+          <w:p>
+            <w:r>
+              <w:rPr>
+                <w:sz w:val="18"/>
+              </w:rPr>
+              <w:t>中</w:t>
+            </w:r>
+          </w:p>
+        </w:tc>
+        <w:tc>
+          <w:tcPr>
+            <w:tcW w:type="dxa" w:w="2160"/>
+          </w:tcPr>
+          <w:p>
+            <w:r>
+              <w:rPr>
+                <w:sz w:val="18"/>
+              </w:rPr>
+              <w:t>P2 选配</w:t>
+            </w:r>
+          </w:p>
+        </w:tc>
+      </w:tr>
+      <w:tr>
+        <w:tc>
+          <w:tcPr>
+            <w:tcW w:type="dxa" w:w="2160"/>
+          </w:tcPr>
+          <w:p>
+            <w:r>
+              <w:rPr>
+                <w:sz w:val="18"/>
+              </w:rPr>
+              <w:t>NDR+API/数据安全融合</w:t>
+            </w:r>
+          </w:p>
+        </w:tc>
+        <w:tc>
+          <w:tcPr>
+            <w:tcW w:type="dxa" w:w="2160"/>
+          </w:tcPr>
+          <w:p>
+            <w:r>
+              <w:rPr>
+                <w:sz w:val="18"/>
+              </w:rPr>
+              <w:t>中高</w:t>
+            </w:r>
+          </w:p>
+        </w:tc>
+        <w:tc>
+          <w:tcPr>
+            <w:tcW w:type="dxa" w:w="2160"/>
+          </w:tcPr>
+          <w:p>
+            <w:r>
+              <w:rPr>
+                <w:sz w:val="18"/>
+              </w:rPr>
+              <w:t>中</w:t>
+            </w:r>
+          </w:p>
+        </w:tc>
+        <w:tc>
+          <w:tcPr>
+            <w:tcW w:type="dxa" w:w="2160"/>
+          </w:tcPr>
+          <w:p>
+            <w:r>
+              <w:rPr>
+                <w:sz w:val="18"/>
+              </w:rPr>
+              <w:t>P2 生态</w:t>
+            </w:r>
+          </w:p>
+        </w:tc>
+      </w:tr>
+    </w:tbl>
+    <w:p/>
+    <w:p>
+      <w:pPr>
+        <w:pStyle w:val="Heading2"/>
+      </w:pPr>
+      <w:r>
+        <w:t>6.4 增长机会矩阵（规模 × 可行性）</w:t>
+      </w:r>
+    </w:p>
+    <w:p>
+      <w:r>
+        <w:rPr>
+          <w:rFonts w:ascii="Microsoft YaHei" w:hAnsi="Microsoft YaHei" w:eastAsia="Microsoft YaHei"/>
+          <w:b w:val="0"/>
+          <w:sz w:val="20"/>
+        </w:rPr>
+        <w:t>综合市场规模预测、威胁驱动与竞争格局，未来 3–5 年最具性价比的增长机会集中在：</w:t>
+      </w:r>
+    </w:p>
+    <w:p>
+      <w:r>
+        <w:rPr>
+          <w:rFonts w:ascii="Microsoft YaHei" w:hAnsi="Microsoft YaHei" w:eastAsia="Microsoft YaHei"/>
+          <w:b w:val="0"/>
+          <w:sz w:val="20"/>
+        </w:rPr>
+        <w:t>① 金融/运营商/政府的 ETD 能力升级与国产化替换；</w:t>
+      </w:r>
+    </w:p>
+    <w:p>
+      <w:r>
+        <w:rPr>
+          <w:rFonts w:ascii="Microsoft YaHei" w:hAnsi="Microsoft YaHei" w:eastAsia="Microsoft YaHei"/>
+          <w:b w:val="0"/>
+          <w:sz w:val="20"/>
+        </w:rPr>
+        <w:t>② 制造/能源行业的加密勒索防护新建市场；</w:t>
+      </w:r>
+    </w:p>
+    <w:p>
+      <w:r>
+        <w:rPr>
+          <w:rFonts w:ascii="Microsoft YaHei" w:hAnsi="Microsoft YaHei" w:eastAsia="Microsoft YaHei"/>
+          <w:b w:val="0"/>
+          <w:sz w:val="20"/>
+        </w:rPr>
+        <w:t>③ 中小企业云化 NDR 中的「加密流量模块」订阅；</w:t>
+      </w:r>
+    </w:p>
+    <w:p>
+      <w:r>
+        <w:rPr>
+          <w:rFonts w:ascii="Microsoft YaHei" w:hAnsi="Microsoft YaHei" w:eastAsia="Microsoft YaHei"/>
+          <w:b w:val="0"/>
+          <w:sz w:val="20"/>
+        </w:rPr>
+        <w:t>④ GenAI 驱动的 SOC 降本增效（与 ETD 联动形成差异化）。</w:t>
+      </w:r>
+    </w:p>
+    <w:tbl>
+      <w:tblPr>
+        <w:tblStyle w:val="TableGrid"/>
+        <w:tblW w:type="auto" w:w="0"/>
+        <w:jc w:val="center"/>
+        <w:tblLook w:firstColumn="1" w:firstRow="1" w:lastColumn="0" w:lastRow="0" w:noHBand="0" w:noVBand="1" w:val="04A0"/>
+      </w:tblPr>
+      <w:tblGrid>
+        <w:gridCol w:w="2160"/>
+        <w:gridCol w:w="2160"/>
+        <w:gridCol w:w="2160"/>
+        <w:gridCol w:w="2160"/>
+      </w:tblGrid>
+      <w:tr>
+        <w:tc>
+          <w:tcPr>
+            <w:tcW w:type="dxa" w:w="2160"/>
+            <w:shd w:fill="D9E2F3" w:val="clear"/>
+          </w:tcPr>
+          <w:p>
+            <w:r>
+              <w:rPr>
+                <w:b/>
+                <w:sz w:val="18"/>
+              </w:rPr>
+              <w:t>机会项</w:t>
+            </w:r>
+          </w:p>
+        </w:tc>
+        <w:tc>
+          <w:tcPr>
+            <w:tcW w:type="dxa" w:w="2160"/>
+            <w:shd w:fill="D9E2F3" w:val="clear"/>
+          </w:tcPr>
+          <w:p>
+            <w:r>
+              <w:rPr>
+                <w:b/>
+                <w:sz w:val="18"/>
+              </w:rPr>
+              <w:t>规模潜力</w:t>
+            </w:r>
+          </w:p>
+        </w:tc>
+        <w:tc>
+          <w:tcPr>
+            <w:tcW w:type="dxa" w:w="2160"/>
+            <w:shd w:fill="D9E2F3" w:val="clear"/>
+          </w:tcPr>
+          <w:p>
+            <w:r>
+              <w:rPr>
+                <w:b/>
+                <w:sz w:val="18"/>
+              </w:rPr>
+              <w:t>落地可行性</w:t>
+            </w:r>
+          </w:p>
+        </w:tc>
+        <w:tc>
+          <w:tcPr>
+            <w:tcW w:type="dxa" w:w="2160"/>
+            <w:shd w:fill="D9E2F3" w:val="clear"/>
+          </w:tcPr>
+          <w:p>
+            <w:r>
+              <w:rPr>
+                <w:b/>
+                <w:sz w:val="18"/>
+              </w:rPr>
+              <w:t>建议动作</w:t>
+            </w:r>
+          </w:p>
+        </w:tc>
+      </w:tr>
+      <w:tr>
+        <w:tc>
+          <w:tcPr>
+            <w:tcW w:type="dxa" w:w="2160"/>
+          </w:tcPr>
+          <w:p>
+            <w:r>
+              <w:rPr>
+                <w:sz w:val="18"/>
+              </w:rPr>
+              <w:t>头部客户 ETD 升级</w:t>
+            </w:r>
+          </w:p>
+        </w:tc>
+        <w:tc>
+          <w:tcPr>
+            <w:tcW w:type="dxa" w:w="2160"/>
+          </w:tcPr>
+          <w:p>
+            <w:r>
+              <w:rPr>
+                <w:sz w:val="18"/>
+              </w:rPr>
+              <w:t>高</w:t>
+            </w:r>
+          </w:p>
+        </w:tc>
+        <w:tc>
+          <w:tcPr>
+            <w:tcW w:type="dxa" w:w="2160"/>
+          </w:tcPr>
+          <w:p>
+            <w:r>
+              <w:rPr>
+                <w:sz w:val="18"/>
+              </w:rPr>
+              <w:t>中（需 PoC）</w:t>
+            </w:r>
+          </w:p>
+        </w:tc>
+        <w:tc>
+          <w:tcPr>
+            <w:tcW w:type="dxa" w:w="2160"/>
+          </w:tcPr>
+          <w:p>
+            <w:r>
+              <w:rPr>
+                <w:sz w:val="18"/>
+              </w:rPr>
+              <w:t>标杆案例+竞品对标</w:t>
+            </w:r>
+          </w:p>
+        </w:tc>
+      </w:tr>
+      <w:tr>
+        <w:tc>
+          <w:tcPr>
+            <w:tcW w:type="dxa" w:w="2160"/>
+          </w:tcPr>
+          <w:p>
+            <w:r>
+              <w:rPr>
+                <w:sz w:val="18"/>
+              </w:rPr>
+              <w:t>制造/能源新建</w:t>
+            </w:r>
+          </w:p>
+        </w:tc>
+        <w:tc>
+          <w:tcPr>
+            <w:tcW w:type="dxa" w:w="2160"/>
+          </w:tcPr>
+          <w:p>
+            <w:r>
+              <w:rPr>
+                <w:sz w:val="18"/>
+              </w:rPr>
+              <w:t>中高</w:t>
+            </w:r>
+          </w:p>
+        </w:tc>
+        <w:tc>
+          <w:tcPr>
+            <w:tcW w:type="dxa" w:w="2160"/>
+          </w:tcPr>
+          <w:p>
+            <w:r>
+              <w:rPr>
+                <w:sz w:val="18"/>
+              </w:rPr>
+              <w:t>中高</w:t>
+            </w:r>
+          </w:p>
+        </w:tc>
+        <w:tc>
+          <w:tcPr>
+            <w:tcW w:type="dxa" w:w="2160"/>
+          </w:tcPr>
+          <w:p>
+            <w:r>
+              <w:rPr>
+                <w:sz w:val="18"/>
+              </w:rPr>
+              <w:t>行业剧本+渠道</w:t>
+            </w:r>
+          </w:p>
+        </w:tc>
+      </w:tr>
+      <w:tr>
+        <w:tc>
+          <w:tcPr>
+            <w:tcW w:type="dxa" w:w="2160"/>
+          </w:tcPr>
+          <w:p>
+            <w:r>
+              <w:rPr>
+                <w:sz w:val="18"/>
+              </w:rPr>
+              <w:t>云化 ETD 模块</w:t>
+            </w:r>
+          </w:p>
+        </w:tc>
+        <w:tc>
+          <w:tcPr>
+            <w:tcW w:type="dxa" w:w="2160"/>
+          </w:tcPr>
+          <w:p>
+            <w:r>
+              <w:rPr>
+                <w:sz w:val="18"/>
+              </w:rPr>
+              <w:t>中</w:t>
+            </w:r>
+          </w:p>
+        </w:tc>
+        <w:tc>
+          <w:tcPr>
+            <w:tcW w:type="dxa" w:w="2160"/>
+          </w:tcPr>
+          <w:p>
+            <w:r>
+              <w:rPr>
+                <w:sz w:val="18"/>
+              </w:rPr>
+              <w:t>高</w:t>
+            </w:r>
+          </w:p>
+        </w:tc>
+        <w:tc>
+          <w:tcPr>
+            <w:tcW w:type="dxa" w:w="2160"/>
+          </w:tcPr>
+          <w:p>
+            <w:r>
+              <w:rPr>
+                <w:sz w:val="18"/>
+              </w:rPr>
+              <w:t>API 化、按量计费</w:t>
+            </w:r>
+          </w:p>
+        </w:tc>
+      </w:tr>
+      <w:tr>
+        <w:tc>
+          <w:tcPr>
+            <w:tcW w:type="dxa" w:w="2160"/>
+          </w:tcPr>
+          <w:p>
+            <w:r>
+              <w:rPr>
+                <w:sz w:val="18"/>
+              </w:rPr>
+              <w:t>GenAI 降噪</w:t>
+            </w:r>
+          </w:p>
+        </w:tc>
+        <w:tc>
+          <w:tcPr>
+            <w:tcW w:type="dxa" w:w="2160"/>
+          </w:tcPr>
+          <w:p>
+            <w:r>
+              <w:rPr>
+                <w:sz w:val="18"/>
+              </w:rPr>
+              <w:t>高</w:t>
+            </w:r>
+          </w:p>
+        </w:tc>
+        <w:tc>
+          <w:tcPr>
+            <w:tcW w:type="dxa" w:w="2160"/>
+          </w:tcPr>
+          <w:p>
+            <w:r>
+              <w:rPr>
+                <w:sz w:val="18"/>
+              </w:rPr>
+              <w:t>中</w:t>
+            </w:r>
+          </w:p>
+        </w:tc>
+        <w:tc>
+          <w:tcPr>
+            <w:tcW w:type="dxa" w:w="2160"/>
+          </w:tcPr>
+          <w:p>
+            <w:r>
+              <w:rPr>
+                <w:sz w:val="18"/>
+              </w:rPr>
+              <w:t>与天眼/SOC 整合</w:t>
+            </w:r>
+          </w:p>
+        </w:tc>
+      </w:tr>
+      <w:tr>
+        <w:tc>
+          <w:tcPr>
+            <w:tcW w:type="dxa" w:w="2160"/>
+          </w:tcPr>
+          <w:p>
+            <w:r>
+              <w:rPr>
+                <w:sz w:val="18"/>
+              </w:rPr>
+              <w:t>信创适配</w:t>
+            </w:r>
+          </w:p>
+        </w:tc>
+        <w:tc>
+          <w:tcPr>
+            <w:tcW w:type="dxa" w:w="2160"/>
+          </w:tcPr>
+          <w:p>
+            <w:r>
+              <w:rPr>
+                <w:sz w:val="18"/>
+              </w:rPr>
+              <w:t>中</w:t>
+            </w:r>
+          </w:p>
+        </w:tc>
+        <w:tc>
+          <w:tcPr>
+            <w:tcW w:type="dxa" w:w="2160"/>
+          </w:tcPr>
+          <w:p>
+            <w:r>
+              <w:rPr>
+                <w:sz w:val="18"/>
+              </w:rPr>
+              <w:t>高</w:t>
+            </w:r>
+          </w:p>
+        </w:tc>
+        <w:tc>
+          <w:tcPr>
+            <w:tcW w:type="dxa" w:w="2160"/>
+          </w:tcPr>
+          <w:p>
+            <w:r>
+              <w:rPr>
+                <w:sz w:val="18"/>
+              </w:rPr>
+              <w:t>国产化组件预认证</w:t>
+            </w:r>
+          </w:p>
+        </w:tc>
+      </w:tr>
+    </w:tbl>
+    <w:p/>
+    <w:p>
+      <w:pPr>
+        <w:pStyle w:val="Heading1"/>
+      </w:pPr>
+      <w:r>
+        <w:t>七、NDR 2.0 需求验证结论</w:t>
+      </w:r>
+    </w:p>
+    <w:p>
+      <w:pPr>
+        <w:pStyle w:val="ListBullet"/>
+      </w:pPr>
+      <w:r>
+        <w:t>市场需求成立：87.2% 攻击经加密通道，IDC 将 ETD 列为核心趋势，2030 基准情景下中国 NDR 约 65.7 亿元。</w:t>
+      </w:r>
+    </w:p>
+    <w:p>
+      <w:pPr>
+        <w:pStyle w:val="ListBullet"/>
+      </w:pPr>
+      <w:r>
+        <w:t>增长路径清晰：金融/运营商/政府为近期主战场，制造/能源为增量重点，云化 ETD 模块可覆盖下沉市场。</w:t>
+      </w:r>
+    </w:p>
+    <w:p>
+      <w:pPr>
+        <w:pStyle w:val="ListBullet"/>
+      </w:pPr>
+      <w:r>
+        <w:t>技术方向明确：P0 投入 AI 不解密 + TLS/QUIC 元数据；P1 强化 GenAI 降噪与云原生流量。</w:t>
+      </w:r>
+    </w:p>
+    <w:p>
+      <w:pPr>
+        <w:pStyle w:val="ListBullet"/>
+      </w:pPr>
+      <w:r>
+        <w:t>竞争窗口存在：专精厂商已获 IDC 点名，头部厂商均在布局，需通过 PoC 建立差异化。</w:t>
+      </w:r>
+    </w:p>
+    <w:p>
+      <w:pPr>
+        <w:pStyle w:val="ListBullet"/>
+      </w:pPr>
+      <w:r>
+        <w:t>建议决策：批准 NDR 2.0 加密流量分析纳入版本规划，Q3 完成竞品实测与 PRD 初稿。</w:t>
+      </w:r>
+    </w:p>
+    <w:p>
+      <w:pPr>
+        <w:pStyle w:val="Heading1"/>
+      </w:pPr>
+      <w:r>
+        <w:t>八、证据截图索引</w:t>
+      </w:r>
+    </w:p>
+    <w:tbl>
+      <w:tblPr>
+        <w:tblStyle w:val="TableGrid"/>
+        <w:tblW w:type="auto" w:w="0"/>
+        <w:jc w:val="center"/>
+        <w:tblLook w:firstColumn="1" w:firstRow="1" w:lastColumn="0" w:lastRow="0" w:noHBand="0" w:noVBand="1" w:val="04A0"/>
+      </w:tblPr>
+      <w:tblGrid>
+        <w:gridCol w:w="2160"/>
+        <w:gridCol w:w="2160"/>
+        <w:gridCol w:w="2160"/>
+        <w:gridCol w:w="2160"/>
+      </w:tblGrid>
+      <w:tr>
+        <w:tc>
+          <w:tcPr>
+            <w:tcW w:type="dxa" w:w="2160"/>
+            <w:shd w:fill="D9E2F3" w:val="clear"/>
+          </w:tcPr>
+          <w:p>
+            <w:r>
+              <w:rPr>
+                <w:b/>
+                <w:sz w:val="18"/>
+              </w:rPr>
+              <w:t>图号</w:t>
+            </w:r>
+          </w:p>
+        </w:tc>
+        <w:tc>
+          <w:tcPr>
+            <w:tcW w:type="dxa" w:w="2160"/>
+            <w:shd w:fill="D9E2F3" w:val="clear"/>
+          </w:tcPr>
+          <w:p>
+            <w:r>
+              <w:rPr>
+                <w:b/>
+                <w:sz w:val="18"/>
+              </w:rPr>
+              <w:t>截图</w:t>
+            </w:r>
+          </w:p>
+        </w:tc>
+        <w:tc>
+          <w:tcPr>
+            <w:tcW w:type="dxa" w:w="2160"/>
+            <w:shd w:fill="D9E2F3" w:val="clear"/>
+          </w:tcPr>
+          <w:p>
+            <w:r>
+              <w:rPr>
+                <w:b/>
+                <w:sz w:val="18"/>
+              </w:rPr>
+              <w:t>章节</w:t>
+            </w:r>
+          </w:p>
+        </w:tc>
+        <w:tc>
+          <w:tcPr>
+            <w:tcW w:type="dxa" w:w="2160"/>
+            <w:shd w:fill="D9E2F3" w:val="clear"/>
+          </w:tcPr>
+          <w:p>
+            <w:r>
+              <w:rPr>
+                <w:b/>
+                <w:sz w:val="18"/>
+              </w:rPr>
+              <w:t>URL</w:t>
+            </w:r>
+          </w:p>
+        </w:tc>
+      </w:tr>
+      <w:tr>
+        <w:tc>
+          <w:tcPr>
+            <w:tcW w:type="dxa" w:w="2160"/>
+          </w:tcPr>
+          <w:p>
+            <w:r>
+              <w:rPr>
+                <w:sz w:val="18"/>
+              </w:rPr>
+              <w:t>图1</w:t>
+            </w:r>
+          </w:p>
+        </w:tc>
+        <w:tc>
+          <w:tcPr>
+            <w:tcW w:type="dxa" w:w="2160"/>
+          </w:tcPr>
+          <w:p>
+            <w:r>
+              <w:rPr>
+                <w:sz w:val="18"/>
+              </w:rPr>
+              <w:t>S-03</w:t>
+            </w:r>
+          </w:p>
+        </w:tc>
+        <w:tc>
+          <w:tcPr>
+            <w:tcW w:type="dxa" w:w="2160"/>
+          </w:tcPr>
+          <w:p>
+            <w:r>
+              <w:rPr>
+                <w:sz w:val="18"/>
+              </w:rPr>
+              <w:t>一、1.1</w:t>
+            </w:r>
+          </w:p>
+        </w:tc>
+        <w:tc>
+          <w:tcPr>
+            <w:tcW w:type="dxa" w:w="2160"/>
+          </w:tcPr>
+          <w:p>
+            <w:r>
+              <w:rPr>
+                <w:sz w:val="18"/>
+              </w:rPr>
+              <w:t>secrss.com/articles/58067</w:t>
+            </w:r>
+          </w:p>
+        </w:tc>
+      </w:tr>
+      <w:tr>
+        <w:tc>
+          <w:tcPr>
+            <w:tcW w:type="dxa" w:w="2160"/>
+          </w:tcPr>
+          <w:p>
+            <w:r>
+              <w:rPr>
+                <w:sz w:val="18"/>
+              </w:rPr>
+              <w:t>图2-6</w:t>
+            </w:r>
+          </w:p>
+        </w:tc>
+        <w:tc>
+          <w:tcPr>
+            <w:tcW w:type="dxa" w:w="2160"/>
+          </w:tcPr>
+          <w:p>
+            <w:r>
+              <w:rPr>
+                <w:sz w:val="18"/>
+              </w:rPr>
+              <w:t>S-01</w:t>
+            </w:r>
+          </w:p>
+        </w:tc>
+        <w:tc>
+          <w:tcPr>
+            <w:tcW w:type="dxa" w:w="2160"/>
+          </w:tcPr>
+          <w:p>
+            <w:r>
+              <w:rPr>
+                <w:sz w:val="18"/>
+              </w:rPr>
+              <w:t>一/二</w:t>
+            </w:r>
+          </w:p>
+        </w:tc>
+        <w:tc>
+          <w:tcPr>
+            <w:tcW w:type="dxa" w:w="2160"/>
+          </w:tcPr>
+          <w:p>
+            <w:r>
+              <w:rPr>
+                <w:sz w:val="18"/>
+              </w:rPr>
+              <w:t>secrss.com/articles/79613</w:t>
+            </w:r>
+          </w:p>
+        </w:tc>
+      </w:tr>
+      <w:tr>
+        <w:tc>
+          <w:tcPr>
+            <w:tcW w:type="dxa" w:w="2160"/>
+          </w:tcPr>
+          <w:p>
+            <w:r>
+              <w:rPr>
+                <w:sz w:val="18"/>
+              </w:rPr>
+              <w:t>图3</w:t>
+            </w:r>
+          </w:p>
+        </w:tc>
+        <w:tc>
+          <w:tcPr>
+            <w:tcW w:type="dxa" w:w="2160"/>
+          </w:tcPr>
+          <w:p>
+            <w:r>
+              <w:rPr>
+                <w:sz w:val="18"/>
+              </w:rPr>
+              <w:t>S-02</w:t>
+            </w:r>
+          </w:p>
+        </w:tc>
+        <w:tc>
+          <w:tcPr>
+            <w:tcW w:type="dxa" w:w="2160"/>
+          </w:tcPr>
+          <w:p>
+            <w:r>
+              <w:rPr>
+                <w:sz w:val="18"/>
+              </w:rPr>
+              <w:t>一、1.2</w:t>
+            </w:r>
+          </w:p>
+        </w:tc>
+        <w:tc>
+          <w:tcPr>
+            <w:tcW w:type="dxa" w:w="2160"/>
+          </w:tcPr>
+          <w:p>
+            <w:r>
+              <w:rPr>
+                <w:sz w:val="18"/>
+              </w:rPr>
+              <w:t>qianxin.com/report/detail/rid/62</w:t>
+            </w:r>
+          </w:p>
+        </w:tc>
+      </w:tr>
+      <w:tr>
+        <w:tc>
+          <w:tcPr>
+            <w:tcW w:type="dxa" w:w="2160"/>
+          </w:tcPr>
+          <w:p>
+            <w:r>
+              <w:rPr>
+                <w:sz w:val="18"/>
+              </w:rPr>
+              <w:t>图4</w:t>
+            </w:r>
+          </w:p>
+        </w:tc>
+        <w:tc>
+          <w:tcPr>
+            <w:tcW w:type="dxa" w:w="2160"/>
+          </w:tcPr>
+          <w:p>
+            <w:r>
+              <w:rPr>
+                <w:sz w:val="18"/>
+              </w:rPr>
+              <w:t>S-04</w:t>
+            </w:r>
+          </w:p>
+        </w:tc>
+        <w:tc>
+          <w:tcPr>
+            <w:tcW w:type="dxa" w:w="2160"/>
+          </w:tcPr>
+          <w:p>
+            <w:r>
+              <w:rPr>
+                <w:sz w:val="18"/>
+              </w:rPr>
+              <w:t>二、2.1</w:t>
+            </w:r>
+          </w:p>
+        </w:tc>
+        <w:tc>
+          <w:tcPr>
+            <w:tcW w:type="dxa" w:w="2160"/>
+          </w:tcPr>
+          <w:p>
+            <w:r>
+              <w:rPr>
+                <w:sz w:val="18"/>
+              </w:rPr>
+              <w:t>zscaler.com/...</w:t>
+            </w:r>
+          </w:p>
+        </w:tc>
+      </w:tr>
+      <w:tr>
+        <w:tc>
+          <w:tcPr>
+            <w:tcW w:type="dxa" w:w="2160"/>
+          </w:tcPr>
+          <w:p>
+            <w:r>
+              <w:rPr>
+                <w:sz w:val="18"/>
+              </w:rPr>
+              <w:t>图5</w:t>
+            </w:r>
+          </w:p>
+        </w:tc>
+        <w:tc>
+          <w:tcPr>
+            <w:tcW w:type="dxa" w:w="2160"/>
+          </w:tcPr>
+          <w:p>
+            <w:r>
+              <w:rPr>
+                <w:sz w:val="18"/>
+              </w:rPr>
+              <w:t>S-05</w:t>
+            </w:r>
+          </w:p>
+        </w:tc>
+        <w:tc>
+          <w:tcPr>
+            <w:tcW w:type="dxa" w:w="2160"/>
+          </w:tcPr>
+          <w:p>
+            <w:r>
+              <w:rPr>
+                <w:sz w:val="18"/>
+              </w:rPr>
+              <w:t>二、2.2</w:t>
+            </w:r>
+          </w:p>
+        </w:tc>
+        <w:tc>
+          <w:tcPr>
+            <w:tcW w:type="dxa" w:w="2160"/>
+          </w:tcPr>
+          <w:p>
+            <w:r>
+              <w:rPr>
+                <w:sz w:val="18"/>
+              </w:rPr>
+              <w:t>almanac.httparchive.org/...</w:t>
+            </w:r>
+          </w:p>
+        </w:tc>
+      </w:tr>
+      <w:tr>
+        <w:tc>
+          <w:tcPr>
+            <w:tcW w:type="dxa" w:w="2160"/>
+          </w:tcPr>
+          <w:p>
+            <w:r>
+              <w:rPr>
+                <w:sz w:val="18"/>
+              </w:rPr>
+              <w:t>图7-8</w:t>
+            </w:r>
+          </w:p>
+        </w:tc>
+        <w:tc>
+          <w:tcPr>
+            <w:tcW w:type="dxa" w:w="2160"/>
+          </w:tcPr>
+          <w:p>
+            <w:r>
+              <w:rPr>
+                <w:sz w:val="18"/>
+              </w:rPr>
+              <w:t>S-06/S-07</w:t>
+            </w:r>
+          </w:p>
+        </w:tc>
+        <w:tc>
+          <w:tcPr>
+            <w:tcW w:type="dxa" w:w="2160"/>
+          </w:tcPr>
+          <w:p>
+            <w:r>
+              <w:rPr>
+                <w:sz w:val="18"/>
+              </w:rPr>
+              <w:t>三</w:t>
+            </w:r>
+          </w:p>
+        </w:tc>
+        <w:tc>
+          <w:tcPr>
+            <w:tcW w:type="dxa" w:w="2160"/>
+          </w:tcPr>
+          <w:p>
+            <w:r>
+              <w:rPr>
+                <w:sz w:val="18"/>
+              </w:rPr>
+              <w:t>grandview / marketsandmarkets</w:t>
+            </w:r>
+          </w:p>
+        </w:tc>
+      </w:tr>
+      <w:tr>
+        <w:tc>
+          <w:tcPr>
+            <w:tcW w:type="dxa" w:w="2160"/>
+          </w:tcPr>
+          <w:p>
+            <w:r>
+              <w:rPr>
+                <w:sz w:val="18"/>
+              </w:rPr>
+              <w:t>图9</w:t>
+            </w:r>
+          </w:p>
+        </w:tc>
+        <w:tc>
+          <w:tcPr>
+            <w:tcW w:type="dxa" w:w="2160"/>
+          </w:tcPr>
+          <w:p>
+            <w:r>
+              <w:rPr>
+                <w:sz w:val="18"/>
+              </w:rPr>
               <w:t>S-10</w:t>
             </w:r>
           </w:p>
         </w:tc>
         <w:tc>
           <w:tcPr>
-            <w:tcW w:type="dxa" w:w="2880"/>
-          </w:tcPr>
-          <w:p>
-            <w:r>
-              <w:t>图8</w:t>
-            </w:r>
-          </w:p>
-        </w:tc>
-        <w:tc>
-          <w:tcPr>
-            <w:tcW w:type="dxa" w:w="2880"/>
-          </w:tcPr>
-          <w:p>
-            <w:r>
+            <w:tcW w:type="dxa" w:w="2160"/>
+          </w:tcPr>
+          <w:p>
+            <w:r>
+              <w:rPr>
+                <w:sz w:val="18"/>
+              </w:rPr>
+              <w:t>四、六</w:t>
+            </w:r>
+          </w:p>
+        </w:tc>
+        <w:tc>
+          <w:tcPr>
+            <w:tcW w:type="dxa" w:w="2160"/>
+          </w:tcPr>
+          <w:p>
+            <w:r>
+              <w:rPr>
+                <w:sz w:val="18"/>
+              </w:rPr>
               <w:t>dwcon.cn/post/3410</w:t>
+            </w:r>
+          </w:p>
+        </w:tc>
+      </w:tr>
+    </w:tbl>
+    <w:p/>
+    <w:p>
+      <w:pPr>
+        <w:pStyle w:val="Heading1"/>
+      </w:pPr>
+      <w:r>
+        <w:t>九、数据来源索引</w:t>
+      </w:r>
+    </w:p>
+    <w:tbl>
+      <w:tblPr>
+        <w:tblStyle w:val="TableGrid"/>
+        <w:tblW w:type="auto" w:w="0"/>
+        <w:jc w:val="center"/>
+        <w:tblLook w:firstColumn="1" w:firstRow="1" w:lastColumn="0" w:lastRow="0" w:noHBand="0" w:noVBand="1" w:val="04A0"/>
+      </w:tblPr>
+      <w:tblGrid>
+        <w:gridCol w:w="2160"/>
+        <w:gridCol w:w="2160"/>
+        <w:gridCol w:w="2160"/>
+        <w:gridCol w:w="2160"/>
+      </w:tblGrid>
+      <w:tr>
+        <w:tc>
+          <w:tcPr>
+            <w:tcW w:type="dxa" w:w="2160"/>
+            <w:shd w:fill="D9E2F3" w:val="clear"/>
+          </w:tcPr>
+          <w:p>
+            <w:r>
+              <w:rPr>
+                <w:b/>
+                <w:sz w:val="18"/>
+              </w:rPr>
+              <w:t>#</w:t>
+            </w:r>
+          </w:p>
+        </w:tc>
+        <w:tc>
+          <w:tcPr>
+            <w:tcW w:type="dxa" w:w="2160"/>
+            <w:shd w:fill="D9E2F3" w:val="clear"/>
+          </w:tcPr>
+          <w:p>
+            <w:r>
+              <w:rPr>
+                <w:b/>
+                <w:sz w:val="18"/>
+              </w:rPr>
+              <w:t>机构</w:t>
+            </w:r>
+          </w:p>
+        </w:tc>
+        <w:tc>
+          <w:tcPr>
+            <w:tcW w:type="dxa" w:w="2160"/>
+            <w:shd w:fill="D9E2F3" w:val="clear"/>
+          </w:tcPr>
+          <w:p>
+            <w:r>
+              <w:rPr>
+                <w:b/>
+                <w:sz w:val="18"/>
+              </w:rPr>
+              <w:t>报告/数据</w:t>
+            </w:r>
+          </w:p>
+        </w:tc>
+        <w:tc>
+          <w:tcPr>
+            <w:tcW w:type="dxa" w:w="2160"/>
+            <w:shd w:fill="D9E2F3" w:val="clear"/>
+          </w:tcPr>
+          <w:p>
+            <w:r>
+              <w:rPr>
+                <w:b/>
+                <w:sz w:val="18"/>
+              </w:rPr>
+              <w:t>链接</w:t>
+            </w:r>
+          </w:p>
+        </w:tc>
+      </w:tr>
+      <w:tr>
+        <w:tc>
+          <w:tcPr>
+            <w:tcW w:type="dxa" w:w="2160"/>
+          </w:tcPr>
+          <w:p>
+            <w:r>
+              <w:rPr>
+                <w:sz w:val="18"/>
+              </w:rPr>
+              <w:t>1</w:t>
+            </w:r>
+          </w:p>
+        </w:tc>
+        <w:tc>
+          <w:tcPr>
+            <w:tcW w:type="dxa" w:w="2160"/>
+          </w:tcPr>
+          <w:p>
+            <w:r>
+              <w:rPr>
+                <w:sz w:val="18"/>
+              </w:rPr>
+              <w:t>IDC</w:t>
+            </w:r>
+          </w:p>
+        </w:tc>
+        <w:tc>
+          <w:tcPr>
+            <w:tcW w:type="dxa" w:w="2160"/>
+          </w:tcPr>
+          <w:p>
+            <w:r>
+              <w:rPr>
+                <w:sz w:val="18"/>
+              </w:rPr>
+              <w:t>NDR 份额 2022-2024</w:t>
+            </w:r>
+          </w:p>
+        </w:tc>
+        <w:tc>
+          <w:tcPr>
+            <w:tcW w:type="dxa" w:w="2160"/>
+          </w:tcPr>
+          <w:p>
+            <w:r>
+              <w:rPr>
+                <w:sz w:val="18"/>
+              </w:rPr>
+              <w:t>secrss.com / qianxin.com</w:t>
+            </w:r>
+          </w:p>
+        </w:tc>
+      </w:tr>
+      <w:tr>
+        <w:tc>
+          <w:tcPr>
+            <w:tcW w:type="dxa" w:w="2160"/>
+          </w:tcPr>
+          <w:p>
+            <w:r>
+              <w:rPr>
+                <w:sz w:val="18"/>
+              </w:rPr>
+              <w:t>2</w:t>
+            </w:r>
+          </w:p>
+        </w:tc>
+        <w:tc>
+          <w:tcPr>
+            <w:tcW w:type="dxa" w:w="2160"/>
+          </w:tcPr>
+          <w:p>
+            <w:r>
+              <w:rPr>
+                <w:sz w:val="18"/>
+              </w:rPr>
+              <w:t>Zscaler</w:t>
+            </w:r>
+          </w:p>
+        </w:tc>
+        <w:tc>
+          <w:tcPr>
+            <w:tcW w:type="dxa" w:w="2160"/>
+          </w:tcPr>
+          <w:p>
+            <w:r>
+              <w:rPr>
+                <w:sz w:val="18"/>
+              </w:rPr>
+              <w:t>Encrypted Attacks 2024</w:t>
+            </w:r>
+          </w:p>
+        </w:tc>
+        <w:tc>
+          <w:tcPr>
+            <w:tcW w:type="dxa" w:w="2160"/>
+          </w:tcPr>
+          <w:p>
+            <w:r>
+              <w:rPr>
+                <w:sz w:val="18"/>
+              </w:rPr>
+              <w:t>zscaler.com/blogs/...</w:t>
+            </w:r>
+          </w:p>
+        </w:tc>
+      </w:tr>
+      <w:tr>
+        <w:tc>
+          <w:tcPr>
+            <w:tcW w:type="dxa" w:w="2160"/>
+          </w:tcPr>
+          <w:p>
+            <w:r>
+              <w:rPr>
+                <w:sz w:val="18"/>
+              </w:rPr>
+              <w:t>3</w:t>
+            </w:r>
+          </w:p>
+        </w:tc>
+        <w:tc>
+          <w:tcPr>
+            <w:tcW w:type="dxa" w:w="2160"/>
+          </w:tcPr>
+          <w:p>
+            <w:r>
+              <w:rPr>
+                <w:sz w:val="18"/>
+              </w:rPr>
+              <w:t>HTTP Archive</w:t>
+            </w:r>
+          </w:p>
+        </w:tc>
+        <w:tc>
+          <w:tcPr>
+            <w:tcW w:type="dxa" w:w="2160"/>
+          </w:tcPr>
+          <w:p>
+            <w:r>
+              <w:rPr>
+                <w:sz w:val="18"/>
+              </w:rPr>
+              <w:t>Web Almanac 2024</w:t>
+            </w:r>
+          </w:p>
+        </w:tc>
+        <w:tc>
+          <w:tcPr>
+            <w:tcW w:type="dxa" w:w="2160"/>
+          </w:tcPr>
+          <w:p>
+            <w:r>
+              <w:rPr>
+                <w:sz w:val="18"/>
+              </w:rPr>
+              <w:t>almanac.httparchive.org/...</w:t>
+            </w:r>
+          </w:p>
+        </w:tc>
+      </w:tr>
+      <w:tr>
+        <w:tc>
+          <w:tcPr>
+            <w:tcW w:type="dxa" w:w="2160"/>
+          </w:tcPr>
+          <w:p>
+            <w:r>
+              <w:rPr>
+                <w:sz w:val="18"/>
+              </w:rPr>
+              <w:t>4</w:t>
+            </w:r>
+          </w:p>
+        </w:tc>
+        <w:tc>
+          <w:tcPr>
+            <w:tcW w:type="dxa" w:w="2160"/>
+          </w:tcPr>
+          <w:p>
+            <w:r>
+              <w:rPr>
+                <w:sz w:val="18"/>
+              </w:rPr>
+              <w:t>Grand View</w:t>
+            </w:r>
+          </w:p>
+        </w:tc>
+        <w:tc>
+          <w:tcPr>
+            <w:tcW w:type="dxa" w:w="2160"/>
+          </w:tcPr>
+          <w:p>
+            <w:r>
+              <w:rPr>
+                <w:sz w:val="18"/>
+              </w:rPr>
+              <w:t>Global NDR Market</w:t>
+            </w:r>
+          </w:p>
+        </w:tc>
+        <w:tc>
+          <w:tcPr>
+            <w:tcW w:type="dxa" w:w="2160"/>
+          </w:tcPr>
+          <w:p>
+            <w:r>
+              <w:rPr>
+                <w:sz w:val="18"/>
+              </w:rPr>
+              <w:t>grandviewresearch.com/...</w:t>
+            </w:r>
+          </w:p>
+        </w:tc>
+      </w:tr>
+      <w:tr>
+        <w:tc>
+          <w:tcPr>
+            <w:tcW w:type="dxa" w:w="2160"/>
+          </w:tcPr>
+          <w:p>
+            <w:r>
+              <w:rPr>
+                <w:sz w:val="18"/>
+              </w:rPr>
+              <w:t>5</w:t>
+            </w:r>
+          </w:p>
+        </w:tc>
+        <w:tc>
+          <w:tcPr>
+            <w:tcW w:type="dxa" w:w="2160"/>
+          </w:tcPr>
+          <w:p>
+            <w:r>
+              <w:rPr>
+                <w:sz w:val="18"/>
+              </w:rPr>
+              <w:t>MarketsandMarkets</w:t>
+            </w:r>
+          </w:p>
+        </w:tc>
+        <w:tc>
+          <w:tcPr>
+            <w:tcW w:type="dxa" w:w="2160"/>
+          </w:tcPr>
+          <w:p>
+            <w:r>
+              <w:rPr>
+                <w:sz w:val="18"/>
+              </w:rPr>
+              <w:t>NDR Forecast 2030</w:t>
+            </w:r>
+          </w:p>
+        </w:tc>
+        <w:tc>
+          <w:tcPr>
+            <w:tcW w:type="dxa" w:w="2160"/>
+          </w:tcPr>
+          <w:p>
+            <w:r>
+              <w:rPr>
+                <w:sz w:val="18"/>
+              </w:rPr>
+              <w:t>marketsandmarkets.com/...</w:t>
+            </w:r>
+          </w:p>
+        </w:tc>
+      </w:tr>
+      <w:tr>
+        <w:tc>
+          <w:tcPr>
+            <w:tcW w:type="dxa" w:w="2160"/>
+          </w:tcPr>
+          <w:p>
+            <w:r>
+              <w:rPr>
+                <w:sz w:val="18"/>
+              </w:rPr>
+              <w:t>6</w:t>
+            </w:r>
+          </w:p>
+        </w:tc>
+        <w:tc>
+          <w:tcPr>
+            <w:tcW w:type="dxa" w:w="2160"/>
+          </w:tcPr>
+          <w:p>
+            <w:r>
+              <w:rPr>
+                <w:sz w:val="18"/>
+              </w:rPr>
+              <w:t>数世咨询</w:t>
+            </w:r>
+          </w:p>
+        </w:tc>
+        <w:tc>
+          <w:tcPr>
+            <w:tcW w:type="dxa" w:w="2160"/>
+          </w:tcPr>
+          <w:p>
+            <w:r>
+              <w:rPr>
+                <w:sz w:val="18"/>
+              </w:rPr>
+              <w:t>NDR 能力指南</w:t>
+            </w:r>
+          </w:p>
+        </w:tc>
+        <w:tc>
+          <w:tcPr>
+            <w:tcW w:type="dxa" w:w="2160"/>
+          </w:tcPr>
+          <w:p>
+            <w:r>
+              <w:rPr>
+                <w:sz w:val="18"/>
+              </w:rPr>
+              <w:t>dwcon.cn/post/3410</w:t>
+            </w:r>
+          </w:p>
+        </w:tc>
+      </w:tr>
+      <w:tr>
+        <w:tc>
+          <w:tcPr>
+            <w:tcW w:type="dxa" w:w="2160"/>
+          </w:tcPr>
+          <w:p>
+            <w:r>
+              <w:rPr>
+                <w:sz w:val="18"/>
+              </w:rPr>
+              <w:t>7</w:t>
+            </w:r>
+          </w:p>
+        </w:tc>
+        <w:tc>
+          <w:tcPr>
+            <w:tcW w:type="dxa" w:w="2160"/>
+          </w:tcPr>
+          <w:p>
+            <w:r>
+              <w:rPr>
+                <w:sz w:val="18"/>
+              </w:rPr>
+              <w:t>贝哲斯咨询</w:t>
+            </w:r>
+          </w:p>
+        </w:tc>
+        <w:tc>
+          <w:tcPr>
+            <w:tcW w:type="dxa" w:w="2160"/>
+          </w:tcPr>
+          <w:p>
+            <w:r>
+              <w:rPr>
+                <w:sz w:val="18"/>
+              </w:rPr>
+              <w:t>中国 NDR 预测</w:t>
+            </w:r>
+          </w:p>
+        </w:tc>
+        <w:tc>
+          <w:tcPr>
+            <w:tcW w:type="dxa" w:w="2160"/>
+          </w:tcPr>
+          <w:p>
+            <w:r>
+              <w:rPr>
+                <w:sz w:val="18"/>
+              </w:rPr>
+              <w:t>m.gelonghui.com/p/901401</w:t>
             </w:r>
           </w:p>
         </w:tc>
@@ -2198,9 +7948,11 @@
         <w:rPr>
           <w:rFonts w:ascii="Microsoft YaHei" w:hAnsi="Microsoft YaHei" w:eastAsia="Microsoft YaHei"/>
           <w:b w:val="0"/>
-          <w:sz w:val="16"/>
+          <w:i/>
+          <w:color w:val="800000"/>
+          <w:sz w:val="18"/>
         </w:rPr>
-        <w:t>免责声明：截图来自公开网页，以来源链接实时页面为准。报告仅供参考。</w:t>
+        <w:t>免责声明：标注【估算】【情景分析】的数据仅供规划参考；截图以来源网页为准。</w:t>
       </w:r>
     </w:p>
     <w:sectPr>
